--- a/05-数字电路/01-组合逻辑电路/三态门总线电路/三态门总线电路.docx
+++ b/05-数字电路/01-组合逻辑电路/三态门总线电路/三态门总线电路.docx
@@ -1608,6 +1608,20 @@
     </w:p>
     <w:bookmarkEnd w:id="26"/>
     <w:bookmarkEnd w:id="27"/>
+    <w:p>
+      <w:pPr>
+        <w:spacing w:before="360"/>
+        <w:jc w:val="center"/>
+      </w:pPr>
+      <w:r>
+        <w:rPr>
+          <w:rFonts w:ascii="Times New Roman" w:hAnsi="Times New Roman"/>
+          <w:color w:val="555555"/>
+          <w:sz w:val="21"/>
+        </w:rPr>
+        <w:t>材料收集者：杜文杰</w:t>
+      </w:r>
+    </w:p>
     <w:sectPr>
       <w:headerReference r:id="rId9" w:type="default"/>
       <w:footerReference r:id="rId10" w:type="default"/>

--- a/05-数字电路/01-组合逻辑电路/三态门总线电路/三态门总线电路.docx
+++ b/05-数字电路/01-组合逻辑电路/三态门总线电路/三态门总线电路.docx
@@ -1,6 +1,6 @@
 
 <file path=word/document.xml><?xml version="1.0" encoding="utf-8"?>
-<w:document xmlns:w="http://schemas.openxmlformats.org/wordprocessingml/2006/main" xmlns:m="http://schemas.openxmlformats.org/officeDocument/2006/math" xmlns:r="http://schemas.openxmlformats.org/officeDocument/2006/relationships" xmlns:o="urn:schemas-microsoft-com:office:office" xmlns:v="urn:schemas-microsoft-com:vml" xmlns:w10="urn:schemas-microsoft-com:office:word" xmlns:a="http://schemas.openxmlformats.org/drawingml/2006/main" xmlns:pic="http://schemas.openxmlformats.org/drawingml/2006/picture" xmlns:wp="http://schemas.openxmlformats.org/drawingml/2006/wordprocessingDrawing">
+<w:document xmlns:m="http://schemas.openxmlformats.org/officeDocument/2006/math" xmlns:r="http://schemas.openxmlformats.org/officeDocument/2006/relationships" xmlns:w="http://schemas.openxmlformats.org/wordprocessingml/2006/main" xmlns:o="urn:schemas-microsoft-com:office:office" xmlns:v="urn:schemas-microsoft-com:vml" xmlns:w10="urn:schemas-microsoft-com:office:word" xmlns:a="http://schemas.openxmlformats.org/drawingml/2006/main" xmlns:pic="http://schemas.openxmlformats.org/drawingml/2006/picture" xmlns:wp="http://schemas.openxmlformats.org/drawingml/2006/wordprocessingDrawing">
   <w:body>
     <w:bookmarkStart w:id="27" w:name="三态门总线电路"/>
     <w:p>
@@ -9,7 +9,7 @@
       </w:pPr>
       <w:r>
         <w:rPr>
-          <w:rFonts w:hint="eastAsia"/>
+          <w:rFonts w:hint="eastAsia" w:eastAsia="黑体"/>
         </w:rPr>
         <w:t xml:space="preserve">三态门总线电路</w:t>
       </w:r>
@@ -21,7 +21,7 @@
       </w:pPr>
       <w:r>
         <w:rPr>
-          <w:rFonts w:hint="eastAsia"/>
+          <w:rFonts w:hint="eastAsia" w:eastAsia="黑体"/>
         </w:rPr>
         <w:t xml:space="preserve">拓扑描述</w:t>
       </w:r>
@@ -32,13 +32,13 @@
       </w:pPr>
       <w:r>
         <w:rPr>
-          <w:rFonts w:hint="eastAsia"/>
+          <w:rFonts w:hint="eastAsia" w:eastAsia="黑体"/>
         </w:rPr>
         <w:t xml:space="preserve">由</w:t>
       </w:r>
       <w:r>
         <w:rPr>
-          <w:rFonts w:hint="eastAsia"/>
+          <w:rFonts w:hint="eastAsia" w:eastAsia="黑体"/>
           <w:b/>
           <w:bCs/>
         </w:rPr>
@@ -46,41 +46,51 @@
       </w:r>
       <w:r>
         <w:rPr>
+          <w:rFonts w:eastAsia="黑体"/>
           <w:b/>
           <w:bCs/>
         </w:rPr>
         <w:t xml:space="preserve"> B1、B2</w:t>
       </w:r>
       <w:r>
+        <w:rPr>
+          <w:rFonts w:eastAsia="黑体"/>
+        </w:rPr>
         <w:t xml:space="preserve"> </w:t>
       </w:r>
       <w:r>
         <w:rPr>
-          <w:rFonts w:hint="eastAsia"/>
+          <w:rFonts w:hint="eastAsia" w:eastAsia="黑体"/>
         </w:rPr>
         <w:t xml:space="preserve">构成两路共享总线，每个三态缓冲器内部为受使能控制的推挽/CMOS</w:t>
       </w:r>
       <w:r>
+        <w:rPr>
+          <w:rFonts w:eastAsia="黑体"/>
+        </w:rPr>
         <w:t xml:space="preserve"> </w:t>
       </w:r>
       <w:r>
         <w:rPr>
-          <w:rFonts w:hint="eastAsia"/>
+          <w:rFonts w:hint="eastAsia" w:eastAsia="黑体"/>
         </w:rPr>
         <w:t xml:space="preserve">互补上拉、下拉驱动管。电路共有</w:t>
       </w:r>
       <w:r>
+        <w:rPr>
+          <w:rFonts w:eastAsia="黑体"/>
+        </w:rPr>
         <w:t xml:space="preserve"> 6 </w:t>
       </w:r>
       <w:r>
         <w:rPr>
-          <w:rFonts w:hint="eastAsia"/>
+          <w:rFonts w:hint="eastAsia" w:eastAsia="黑体"/>
         </w:rPr>
         <w:t xml:space="preserve">个关键节点：</w:t>
       </w:r>
       <w:r>
         <w:rPr>
-          <w:rFonts w:hint="eastAsia"/>
+          <w:rFonts w:hint="eastAsia" w:eastAsia="黑体"/>
           <w:b/>
           <w:bCs/>
         </w:rPr>
@@ -88,6 +98,7 @@
       </w:r>
       <w:r>
         <w:rPr>
+          <w:rFonts w:eastAsia="黑体"/>
           <w:b/>
           <w:bCs/>
         </w:rPr>
@@ -95,7 +106,7 @@
       </w:r>
       <w:r>
         <w:rPr>
-          <w:rFonts w:hint="eastAsia"/>
+          <w:rFonts w:hint="eastAsia" w:eastAsia="黑体"/>
           <w:b/>
           <w:bCs/>
         </w:rPr>
@@ -103,6 +114,7 @@
       </w:r>
       <w:r>
         <w:rPr>
+          <w:rFonts w:eastAsia="黑体"/>
           <w:b/>
           <w:bCs/>
         </w:rPr>
@@ -110,22 +122,25 @@
       </w:r>
       <w:r>
         <w:rPr>
-          <w:rFonts w:hint="eastAsia"/>
+          <w:rFonts w:hint="eastAsia" w:eastAsia="黑体"/>
         </w:rPr>
         <w:t xml:space="preserve">（B1</w:t>
       </w:r>
       <w:r>
+        <w:rPr>
+          <w:rFonts w:eastAsia="黑体"/>
+        </w:rPr>
         <w:t xml:space="preserve"> </w:t>
       </w:r>
       <w:r>
         <w:rPr>
-          <w:rFonts w:hint="eastAsia"/>
+          <w:rFonts w:hint="eastAsia" w:eastAsia="黑体"/>
         </w:rPr>
         <w:t xml:space="preserve">的数据输入）；</w:t>
       </w:r>
       <w:r>
         <w:rPr>
-          <w:rFonts w:hint="eastAsia"/>
+          <w:rFonts w:hint="eastAsia" w:eastAsia="黑体"/>
           <w:b/>
           <w:bCs/>
         </w:rPr>
@@ -133,6 +148,7 @@
       </w:r>
       <w:r>
         <w:rPr>
+          <w:rFonts w:eastAsia="黑体"/>
           <w:b/>
           <w:bCs/>
         </w:rPr>
@@ -140,7 +156,7 @@
       </w:r>
       <w:r>
         <w:rPr>
-          <w:rFonts w:hint="eastAsia"/>
+          <w:rFonts w:hint="eastAsia" w:eastAsia="黑体"/>
           <w:b/>
           <w:bCs/>
         </w:rPr>
@@ -148,6 +164,7 @@
       </w:r>
       <w:r>
         <w:rPr>
+          <w:rFonts w:eastAsia="黑体"/>
           <w:b/>
           <w:bCs/>
         </w:rPr>
@@ -155,22 +172,25 @@
       </w:r>
       <w:r>
         <w:rPr>
-          <w:rFonts w:hint="eastAsia"/>
+          <w:rFonts w:hint="eastAsia" w:eastAsia="黑体"/>
         </w:rPr>
         <w:t xml:space="preserve">（B1</w:t>
       </w:r>
       <w:r>
+        <w:rPr>
+          <w:rFonts w:eastAsia="黑体"/>
+        </w:rPr>
         <w:t xml:space="preserve"> </w:t>
       </w:r>
       <w:r>
         <w:rPr>
-          <w:rFonts w:hint="eastAsia"/>
+          <w:rFonts w:hint="eastAsia" w:eastAsia="黑体"/>
         </w:rPr>
         <w:t xml:space="preserve">的输出使能）；</w:t>
       </w:r>
       <w:r>
         <w:rPr>
-          <w:rFonts w:hint="eastAsia"/>
+          <w:rFonts w:hint="eastAsia" w:eastAsia="黑体"/>
           <w:b/>
           <w:bCs/>
         </w:rPr>
@@ -178,6 +198,7 @@
       </w:r>
       <w:r>
         <w:rPr>
+          <w:rFonts w:eastAsia="黑体"/>
           <w:b/>
           <w:bCs/>
         </w:rPr>
@@ -185,7 +206,7 @@
       </w:r>
       <w:r>
         <w:rPr>
-          <w:rFonts w:hint="eastAsia"/>
+          <w:rFonts w:hint="eastAsia" w:eastAsia="黑体"/>
           <w:b/>
           <w:bCs/>
         </w:rPr>
@@ -193,6 +214,7 @@
       </w:r>
       <w:r>
         <w:rPr>
+          <w:rFonts w:eastAsia="黑体"/>
           <w:b/>
           <w:bCs/>
         </w:rPr>
@@ -200,22 +222,25 @@
       </w:r>
       <w:r>
         <w:rPr>
-          <w:rFonts w:hint="eastAsia"/>
+          <w:rFonts w:hint="eastAsia" w:eastAsia="黑体"/>
         </w:rPr>
         <w:t xml:space="preserve">（B2</w:t>
       </w:r>
       <w:r>
+        <w:rPr>
+          <w:rFonts w:eastAsia="黑体"/>
+        </w:rPr>
         <w:t xml:space="preserve"> </w:t>
       </w:r>
       <w:r>
         <w:rPr>
-          <w:rFonts w:hint="eastAsia"/>
+          <w:rFonts w:hint="eastAsia" w:eastAsia="黑体"/>
         </w:rPr>
         <w:t xml:space="preserve">的数据输入）；</w:t>
       </w:r>
       <w:r>
         <w:rPr>
-          <w:rFonts w:hint="eastAsia"/>
+          <w:rFonts w:hint="eastAsia" w:eastAsia="黑体"/>
           <w:b/>
           <w:bCs/>
         </w:rPr>
@@ -223,6 +248,7 @@
       </w:r>
       <w:r>
         <w:rPr>
+          <w:rFonts w:eastAsia="黑体"/>
           <w:b/>
           <w:bCs/>
         </w:rPr>
@@ -230,7 +256,7 @@
       </w:r>
       <w:r>
         <w:rPr>
-          <w:rFonts w:hint="eastAsia"/>
+          <w:rFonts w:hint="eastAsia" w:eastAsia="黑体"/>
           <w:b/>
           <w:bCs/>
         </w:rPr>
@@ -238,6 +264,7 @@
       </w:r>
       <w:r>
         <w:rPr>
+          <w:rFonts w:eastAsia="黑体"/>
           <w:b/>
           <w:bCs/>
         </w:rPr>
@@ -245,22 +272,25 @@
       </w:r>
       <w:r>
         <w:rPr>
-          <w:rFonts w:hint="eastAsia"/>
+          <w:rFonts w:hint="eastAsia" w:eastAsia="黑体"/>
         </w:rPr>
         <w:t xml:space="preserve">（B2</w:t>
       </w:r>
       <w:r>
+        <w:rPr>
+          <w:rFonts w:eastAsia="黑体"/>
+        </w:rPr>
         <w:t xml:space="preserve"> </w:t>
       </w:r>
       <w:r>
         <w:rPr>
-          <w:rFonts w:hint="eastAsia"/>
+          <w:rFonts w:hint="eastAsia" w:eastAsia="黑体"/>
         </w:rPr>
         <w:t xml:space="preserve">的输出使能）；</w:t>
       </w:r>
       <w:r>
         <w:rPr>
-          <w:rFonts w:hint="eastAsia"/>
+          <w:rFonts w:hint="eastAsia" w:eastAsia="黑体"/>
           <w:b/>
           <w:bCs/>
         </w:rPr>
@@ -268,6 +298,7 @@
       </w:r>
       <w:r>
         <w:rPr>
+          <w:rFonts w:eastAsia="黑体"/>
           <w:b/>
           <w:bCs/>
         </w:rPr>
@@ -275,7 +306,7 @@
       </w:r>
       <w:r>
         <w:rPr>
-          <w:rFonts w:hint="eastAsia"/>
+          <w:rFonts w:hint="eastAsia" w:eastAsia="黑体"/>
           <w:b/>
           <w:bCs/>
         </w:rPr>
@@ -283,6 +314,7 @@
       </w:r>
       <w:r>
         <w:rPr>
+          <w:rFonts w:eastAsia="黑体"/>
           <w:b/>
           <w:bCs/>
         </w:rPr>
@@ -290,31 +322,37 @@
       </w:r>
       <w:r>
         <w:rPr>
-          <w:rFonts w:hint="eastAsia"/>
+          <w:rFonts w:hint="eastAsia" w:eastAsia="黑体"/>
         </w:rPr>
         <w:t xml:space="preserve">（B1、B2</w:t>
       </w:r>
       <w:r>
+        <w:rPr>
+          <w:rFonts w:eastAsia="黑体"/>
+        </w:rPr>
         <w:t xml:space="preserve"> </w:t>
       </w:r>
       <w:r>
         <w:rPr>
-          <w:rFonts w:hint="eastAsia"/>
+          <w:rFonts w:hint="eastAsia" w:eastAsia="黑体"/>
         </w:rPr>
         <w:t xml:space="preserve">的输出</w:t>
       </w:r>
       <w:r>
+        <w:rPr>
+          <w:rFonts w:eastAsia="黑体"/>
+        </w:rPr>
         <w:t xml:space="preserve"> Y </w:t>
       </w:r>
       <w:r>
         <w:rPr>
-          <w:rFonts w:hint="eastAsia"/>
+          <w:rFonts w:hint="eastAsia" w:eastAsia="黑体"/>
         </w:rPr>
         <w:t xml:space="preserve">并接于此）；</w:t>
       </w:r>
       <w:r>
         <w:rPr>
-          <w:rFonts w:hint="eastAsia"/>
+          <w:rFonts w:hint="eastAsia" w:eastAsia="黑体"/>
           <w:b/>
           <w:bCs/>
         </w:rPr>
@@ -322,6 +360,7 @@
       </w:r>
       <w:r>
         <w:rPr>
+          <w:rFonts w:eastAsia="黑体"/>
           <w:b/>
           <w:bCs/>
         </w:rPr>
@@ -329,7 +368,7 @@
       </w:r>
       <w:r>
         <w:rPr>
-          <w:rFonts w:hint="eastAsia"/>
+          <w:rFonts w:hint="eastAsia" w:eastAsia="黑体"/>
           <w:b/>
           <w:bCs/>
         </w:rPr>
@@ -337,7 +376,7 @@
       </w:r>
       <w:r>
         <w:rPr>
-          <w:rFonts w:hint="eastAsia"/>
+          <w:rFonts w:hint="eastAsia" w:eastAsia="黑体"/>
         </w:rPr>
         <w:t xml:space="preserve">（总线上挂接的负载，必要时经上拉/下拉电阻接到确定电平）。</w:t>
       </w:r>
@@ -346,187 +385,246 @@
       <w:pPr/>
       <w:r>
         <w:rPr>
-          <w:rFonts w:hint="eastAsia"/>
+          <w:rFonts w:hint="eastAsia" w:eastAsia="黑体"/>
         </w:rPr>
         <w:t xml:space="preserve">各单元管脚连接：</w:t>
       </w:r>
       <w:r>
         <w:rPr>
+          <w:rFonts w:eastAsia="黑体"/>
           <w:b/>
           <w:bCs/>
         </w:rPr>
         <w:t xml:space="preserve">B1</w:t>
       </w:r>
       <w:r>
+        <w:rPr>
+          <w:rFonts w:eastAsia="黑体"/>
+        </w:rPr>
         <w:t xml:space="preserve"> </w:t>
       </w:r>
       <w:r>
         <w:rPr>
-          <w:rFonts w:hint="eastAsia"/>
+          <w:rFonts w:hint="eastAsia" w:eastAsia="黑体"/>
         </w:rPr>
         <w:t xml:space="preserve">的数据输入脚</w:t>
       </w:r>
       <w:r>
+        <w:rPr>
+          <w:rFonts w:eastAsia="黑体"/>
+        </w:rPr>
         <w:t xml:space="preserve"> A </w:t>
       </w:r>
       <w:r>
         <w:rPr>
-          <w:rFonts w:hint="eastAsia"/>
+          <w:rFonts w:hint="eastAsia" w:eastAsia="黑体"/>
         </w:rPr>
         <w:t xml:space="preserve">接数据输入节点</w:t>
       </w:r>
       <w:r>
+        <w:rPr>
+          <w:rFonts w:eastAsia="黑体"/>
+        </w:rPr>
         <w:t xml:space="preserve"> </w:t>
       </w:r>
       <w:r>
         <w:rPr>
-          <w:rFonts w:hint="eastAsia"/>
+          <w:rFonts w:hint="eastAsia" w:eastAsia="黑体"/>
         </w:rPr>
         <w:t xml:space="preserve">A1、使能脚</w:t>
       </w:r>
       <w:r>
+        <w:rPr>
+          <w:rFonts w:eastAsia="黑体"/>
+        </w:rPr>
         <w:t xml:space="preserve"> OE </w:t>
       </w:r>
       <w:r>
         <w:rPr>
-          <w:rFonts w:hint="eastAsia"/>
+          <w:rFonts w:hint="eastAsia" w:eastAsia="黑体"/>
         </w:rPr>
         <w:t xml:space="preserve">接使能节点</w:t>
       </w:r>
       <w:r>
+        <w:rPr>
+          <w:rFonts w:eastAsia="黑体"/>
+        </w:rPr>
         <w:t xml:space="preserve"> </w:t>
       </w:r>
       <w:r>
         <w:rPr>
-          <w:rFonts w:hint="eastAsia"/>
+          <w:rFonts w:hint="eastAsia" w:eastAsia="黑体"/>
         </w:rPr>
         <w:t xml:space="preserve">OE1、输出脚</w:t>
       </w:r>
       <w:r>
+        <w:rPr>
+          <w:rFonts w:eastAsia="黑体"/>
+        </w:rPr>
         <w:t xml:space="preserve"> Y </w:t>
       </w:r>
       <w:r>
         <w:rPr>
-          <w:rFonts w:hint="eastAsia"/>
+          <w:rFonts w:hint="eastAsia" w:eastAsia="黑体"/>
         </w:rPr>
         <w:t xml:space="preserve">接总线节点</w:t>
       </w:r>
       <w:r>
+        <w:rPr>
+          <w:rFonts w:eastAsia="黑体"/>
+        </w:rPr>
         <w:t xml:space="preserve"> </w:t>
       </w:r>
       <w:r>
         <w:rPr>
-          <w:rFonts w:hint="eastAsia"/>
+          <w:rFonts w:hint="eastAsia" w:eastAsia="黑体"/>
         </w:rPr>
         <w:t xml:space="preserve">BUS；</w:t>
       </w:r>
       <w:r>
         <w:rPr>
+          <w:rFonts w:eastAsia="黑体"/>
           <w:b/>
           <w:bCs/>
         </w:rPr>
         <w:t xml:space="preserve">B2</w:t>
       </w:r>
       <w:r>
+        <w:rPr>
+          <w:rFonts w:eastAsia="黑体"/>
+        </w:rPr>
         <w:t xml:space="preserve"> </w:t>
       </w:r>
       <w:r>
         <w:rPr>
-          <w:rFonts w:hint="eastAsia"/>
+          <w:rFonts w:hint="eastAsia" w:eastAsia="黑体"/>
         </w:rPr>
         <w:t xml:space="preserve">的数据输入脚</w:t>
       </w:r>
       <w:r>
+        <w:rPr>
+          <w:rFonts w:eastAsia="黑体"/>
+        </w:rPr>
         <w:t xml:space="preserve"> A </w:t>
       </w:r>
       <w:r>
         <w:rPr>
-          <w:rFonts w:hint="eastAsia"/>
+          <w:rFonts w:hint="eastAsia" w:eastAsia="黑体"/>
         </w:rPr>
         <w:t xml:space="preserve">接数据输入节点</w:t>
       </w:r>
       <w:r>
+        <w:rPr>
+          <w:rFonts w:eastAsia="黑体"/>
+        </w:rPr>
         <w:t xml:space="preserve"> </w:t>
       </w:r>
       <w:r>
         <w:rPr>
-          <w:rFonts w:hint="eastAsia"/>
+          <w:rFonts w:hint="eastAsia" w:eastAsia="黑体"/>
         </w:rPr>
         <w:t xml:space="preserve">A2、使能脚</w:t>
       </w:r>
       <w:r>
+        <w:rPr>
+          <w:rFonts w:eastAsia="黑体"/>
+        </w:rPr>
         <w:t xml:space="preserve"> OE </w:t>
       </w:r>
       <w:r>
         <w:rPr>
-          <w:rFonts w:hint="eastAsia"/>
+          <w:rFonts w:hint="eastAsia" w:eastAsia="黑体"/>
         </w:rPr>
         <w:t xml:space="preserve">接使能节点</w:t>
       </w:r>
       <w:r>
+        <w:rPr>
+          <w:rFonts w:eastAsia="黑体"/>
+        </w:rPr>
         <w:t xml:space="preserve"> </w:t>
       </w:r>
       <w:r>
         <w:rPr>
-          <w:rFonts w:hint="eastAsia"/>
+          <w:rFonts w:hint="eastAsia" w:eastAsia="黑体"/>
         </w:rPr>
         <w:t xml:space="preserve">OE2、输出脚</w:t>
       </w:r>
       <w:r>
+        <w:rPr>
+          <w:rFonts w:eastAsia="黑体"/>
+        </w:rPr>
         <w:t xml:space="preserve"> Y </w:t>
       </w:r>
       <w:r>
         <w:rPr>
-          <w:rFonts w:hint="eastAsia"/>
+          <w:rFonts w:hint="eastAsia" w:eastAsia="黑体"/>
         </w:rPr>
         <w:t xml:space="preserve">接总线节点</w:t>
       </w:r>
       <w:r>
+        <w:rPr>
+          <w:rFonts w:eastAsia="黑体"/>
+        </w:rPr>
         <w:t xml:space="preserve"> </w:t>
       </w:r>
       <w:r>
         <w:rPr>
-          <w:rFonts w:hint="eastAsia"/>
+          <w:rFonts w:hint="eastAsia" w:eastAsia="黑体"/>
         </w:rPr>
         <w:t xml:space="preserve">BUS。每个三态缓冲器内部的上拉驱动管接</w:t>
       </w:r>
       <w:r>
+        <w:rPr>
+          <w:rFonts w:eastAsia="黑体"/>
+        </w:rPr>
         <w:t xml:space="preserve"> </w:t>
       </w:r>
       <w:r>
         <w:rPr>
-          <w:rFonts w:hint="eastAsia"/>
+          <w:rFonts w:hint="eastAsia" w:eastAsia="黑体"/>
         </w:rPr>
         <w:t xml:space="preserve">VDD、下拉驱动管接</w:t>
       </w:r>
       <w:r>
+        <w:rPr>
+          <w:rFonts w:eastAsia="黑体"/>
+        </w:rPr>
         <w:t xml:space="preserve"> </w:t>
       </w:r>
       <w:r>
         <w:rPr>
-          <w:rFonts w:hint="eastAsia"/>
+          <w:rFonts w:hint="eastAsia" w:eastAsia="黑体"/>
         </w:rPr>
         <w:t xml:space="preserve">GND，使能无效时两管同时截止、输出呈高阻</w:t>
       </w:r>
       <w:r>
+        <w:rPr>
+          <w:rFonts w:eastAsia="黑体"/>
+        </w:rPr>
         <w:t xml:space="preserve"> </w:t>
       </w:r>
       <w:r>
         <w:rPr>
-          <w:rFonts w:hint="eastAsia"/>
+          <w:rFonts w:hint="eastAsia" w:eastAsia="黑体"/>
         </w:rPr>
         <w:t xml:space="preserve">Z；两缓冲器的电源脚</w:t>
       </w:r>
       <w:r>
+        <w:rPr>
+          <w:rFonts w:eastAsia="黑体"/>
+        </w:rPr>
         <w:t xml:space="preserve"> VDD </w:t>
       </w:r>
       <w:r>
         <w:rPr>
-          <w:rFonts w:hint="eastAsia"/>
+          <w:rFonts w:hint="eastAsia" w:eastAsia="黑体"/>
         </w:rPr>
         <w:t xml:space="preserve">接</w:t>
       </w:r>
       <w:r>
+        <w:rPr>
+          <w:rFonts w:eastAsia="黑体"/>
+        </w:rPr>
         <w:t xml:space="preserve"> </w:t>
       </w:r>
       <m:oMath>
@@ -554,20 +652,26 @@
       </m:oMath>
       <w:r>
         <w:rPr>
-          <w:rFonts w:hint="eastAsia"/>
+          <w:rFonts w:hint="eastAsia" w:eastAsia="黑体"/>
         </w:rPr>
         <w:t xml:space="preserve">、接地脚</w:t>
       </w:r>
       <w:r>
+        <w:rPr>
+          <w:rFonts w:eastAsia="黑体"/>
+        </w:rPr>
         <w:t xml:space="preserve"> GND </w:t>
       </w:r>
       <w:r>
         <w:rPr>
-          <w:rFonts w:hint="eastAsia"/>
+          <w:rFonts w:hint="eastAsia" w:eastAsia="黑体"/>
         </w:rPr>
         <w:t xml:space="preserve">接</w:t>
       </w:r>
       <w:r>
+        <w:rPr>
+          <w:rFonts w:eastAsia="黑体"/>
+        </w:rPr>
         <w:t xml:space="preserve"> GND。</w:t>
       </w:r>
     </w:p>
@@ -575,11 +679,14 @@
       <w:pPr/>
       <w:r>
         <w:rPr>
-          <w:rFonts w:hint="eastAsia"/>
+          <w:rFonts w:hint="eastAsia" w:eastAsia="黑体"/>
         </w:rPr>
         <w:t xml:space="preserve">由此构成”使能选通、分时占线”的三态总线组态，任意时刻只允许一路三态门使能（如当</w:t>
       </w:r>
       <w:r>
+        <w:rPr>
+          <w:rFonts w:eastAsia="黑体"/>
+        </w:rPr>
         <w:t xml:space="preserve"> </w:t>
       </w:r>
       <m:oMath>
@@ -600,11 +707,14 @@
         </m:sSub>
       </m:oMath>
       <w:r>
+        <w:rPr>
+          <w:rFonts w:eastAsia="黑体"/>
+        </w:rPr>
         <w:t xml:space="preserve"> </w:t>
       </w:r>
       <w:r>
         <w:rPr>
-          <w:rFonts w:hint="eastAsia"/>
+          <w:rFonts w:hint="eastAsia" w:eastAsia="黑体"/>
         </w:rPr>
         <w:t xml:space="preserve">无效、</w:t>
       </w:r>
@@ -626,15 +736,21 @@
         </m:sSub>
       </m:oMath>
       <w:r>
+        <w:rPr>
+          <w:rFonts w:eastAsia="黑体"/>
+        </w:rPr>
         <w:t xml:space="preserve"> </w:t>
       </w:r>
       <w:r>
         <w:rPr>
-          <w:rFonts w:hint="eastAsia"/>
+          <w:rFonts w:hint="eastAsia" w:eastAsia="黑体"/>
         </w:rPr>
         <w:t xml:space="preserve">有效且</w:t>
       </w:r>
       <w:r>
+        <w:rPr>
+          <w:rFonts w:eastAsia="黑体"/>
+        </w:rPr>
         <w:t xml:space="preserve"> </w:t>
       </w:r>
       <m:oMath>
@@ -661,15 +777,21 @@
         </m:r>
       </m:oMath>
       <w:r>
+        <w:rPr>
+          <w:rFonts w:eastAsia="黑体"/>
+        </w:rPr>
         <w:t xml:space="preserve"> </w:t>
       </w:r>
       <w:r>
         <w:rPr>
-          <w:rFonts w:hint="eastAsia"/>
+          <w:rFonts w:hint="eastAsia" w:eastAsia="黑体"/>
         </w:rPr>
         <w:t xml:space="preserve">时总线值</w:t>
       </w:r>
       <w:r>
+        <w:rPr>
+          <w:rFonts w:eastAsia="黑体"/>
+        </w:rPr>
         <w:t xml:space="preserve"> </w:t>
       </w:r>
       <m:oMath>
@@ -703,7 +825,7 @@
       </m:oMath>
       <w:r>
         <w:rPr>
-          <w:rFonts w:hint="eastAsia"/>
+          <w:rFonts w:hint="eastAsia" w:eastAsia="黑体"/>
         </w:rPr>
         <w:t xml:space="preserve">，另一路输出高阻不驱动总线），从而实现多路信号共享同一条总线而不互相冲突；严禁多路同时使能输出相反电平，且高阻态时总线需有确定电平。</w:t>
       </w:r>
@@ -716,7 +838,7 @@
       </w:pPr>
       <w:r>
         <w:rPr>
-          <w:rFonts w:hint="eastAsia"/>
+          <w:rFonts w:hint="eastAsia" w:eastAsia="黑体"/>
         </w:rPr>
         <w:t xml:space="preserve">工作原理</w:t>
       </w:r>
@@ -727,16 +849,19 @@
       </w:pPr>
       <w:r>
         <w:rPr>
-          <w:rFonts w:hint="eastAsia"/>
+          <w:rFonts w:hint="eastAsia" w:eastAsia="黑体"/>
         </w:rPr>
         <w:t xml:space="preserve">使能端有效时，三态门按输入逻辑正常输出</w:t>
       </w:r>
       <w:r>
+        <w:rPr>
+          <w:rFonts w:eastAsia="黑体"/>
+        </w:rPr>
         <w:t xml:space="preserve"> </w:t>
       </w:r>
       <w:r>
         <w:rPr>
-          <w:rFonts w:hint="eastAsia"/>
+          <w:rFonts w:hint="eastAsia" w:eastAsia="黑体"/>
         </w:rPr>
         <w:t xml:space="preserve">0/1（低阻驱动）；使能无效时输出进入高阻态，相当于与总线断开。任意时刻只允许一路三态门使能，其余高阻，从而多路信号可共享同一条总线而不互相冲突。</w:t>
       </w:r>
@@ -749,7 +874,7 @@
       </w:pPr>
       <w:r>
         <w:rPr>
-          <w:rFonts w:hint="eastAsia"/>
+          <w:rFonts w:hint="eastAsia" w:eastAsia="黑体"/>
         </w:rPr>
         <w:t xml:space="preserve">关键计算公式</w:t>
       </w:r>
@@ -763,11 +888,14 @@
       </w:pPr>
       <w:r>
         <w:rPr>
-          <w:rFonts w:hint="eastAsia"/>
+          <w:rFonts w:hint="eastAsia" w:eastAsia="黑体"/>
         </w:rPr>
         <w:t xml:space="preserve">三态输出逻辑（使能</w:t>
       </w:r>
       <w:r>
+        <w:rPr>
+          <w:rFonts w:eastAsia="黑体"/>
+        </w:rPr>
         <w:t xml:space="preserve"> </w:t>
       </w:r>
       <m:oMath>
@@ -779,11 +907,14 @@
         </m:r>
       </m:oMath>
       <w:r>
+        <w:rPr>
+          <w:rFonts w:eastAsia="黑体"/>
+        </w:rPr>
         <w:t xml:space="preserve"> </w:t>
       </w:r>
       <w:r>
         <w:rPr>
-          <w:rFonts w:hint="eastAsia"/>
+          <w:rFonts w:hint="eastAsia" w:eastAsia="黑体"/>
         </w:rPr>
         <w:t xml:space="preserve">有效）：</w:t>
       </w:r>
@@ -905,7 +1036,7 @@
       </w:pPr>
       <w:r>
         <w:rPr>
-          <w:rFonts w:hint="eastAsia"/>
+          <w:rFonts w:hint="eastAsia" w:eastAsia="黑体"/>
         </w:rPr>
         <w:t xml:space="preserve">总线值由唯一使能的那路决定：</w:t>
       </w:r>
@@ -1029,7 +1160,7 @@
             </w:pPr>
             <w:r>
               <w:rPr>
-                <w:rFonts w:hint="eastAsia"/>
+                <w:rFonts w:hint="eastAsia" w:eastAsia="黑体"/>
               </w:rPr>
               <w:t xml:space="preserve">符号</w:t>
             </w:r>
@@ -1043,7 +1174,7 @@
             </w:pPr>
             <w:r>
               <w:rPr>
-                <w:rFonts w:hint="eastAsia"/>
+                <w:rFonts w:hint="eastAsia" w:eastAsia="黑体"/>
               </w:rPr>
               <w:t xml:space="preserve">含义</w:t>
             </w:r>
@@ -1057,7 +1188,7 @@
             </w:pPr>
             <w:r>
               <w:rPr>
-                <w:rFonts w:hint="eastAsia"/>
+                <w:rFonts w:hint="eastAsia" w:eastAsia="黑体"/>
               </w:rPr>
               <w:t xml:space="preserve">单位</w:t>
             </w:r>
@@ -1077,6 +1208,9 @@
               </m:r>
             </m:oMath>
             <w:r>
+              <w:rPr>
+                <w:rFonts w:eastAsia="黑体"/>
+              </w:rPr>
               <w:t xml:space="preserve">​</w:t>
             </w:r>
           </w:p>
@@ -1089,7 +1223,7 @@
             </w:pPr>
             <w:r>
               <w:rPr>
-                <w:rFonts w:hint="eastAsia"/>
+                <w:rFonts w:hint="eastAsia" w:eastAsia="黑体"/>
               </w:rPr>
               <w:t xml:space="preserve">数据输入</w:t>
             </w:r>
@@ -1102,6 +1236,9 @@
               <w:pStyle w:val="Compact"/>
             </w:pPr>
             <w:r>
+              <w:rPr>
+                <w:rFonts w:eastAsia="黑体"/>
+              </w:rPr>
               <w:t xml:space="preserve">—</w:t>
             </w:r>
           </w:p>
@@ -1123,6 +1260,9 @@
               </m:r>
             </m:oMath>
             <w:r>
+              <w:rPr>
+                <w:rFonts w:eastAsia="黑体"/>
+              </w:rPr>
               <w:t xml:space="preserve">​</w:t>
             </w:r>
           </w:p>
@@ -1135,7 +1275,7 @@
             </w:pPr>
             <w:r>
               <w:rPr>
-                <w:rFonts w:hint="eastAsia"/>
+                <w:rFonts w:hint="eastAsia" w:eastAsia="黑体"/>
               </w:rPr>
               <w:t xml:space="preserve">输出使能（输出允许）</w:t>
             </w:r>
@@ -1148,6 +1288,9 @@
               <w:pStyle w:val="Compact"/>
             </w:pPr>
             <w:r>
+              <w:rPr>
+                <w:rFonts w:eastAsia="黑体"/>
+              </w:rPr>
               <w:t xml:space="preserve">—</w:t>
             </w:r>
           </w:p>
@@ -1166,6 +1309,9 @@
               </m:r>
             </m:oMath>
             <w:r>
+              <w:rPr>
+                <w:rFonts w:eastAsia="黑体"/>
+              </w:rPr>
               <w:t xml:space="preserve">​</w:t>
             </w:r>
           </w:p>
@@ -1178,7 +1324,7 @@
             </w:pPr>
             <w:r>
               <w:rPr>
-                <w:rFonts w:hint="eastAsia"/>
+                <w:rFonts w:hint="eastAsia" w:eastAsia="黑体"/>
               </w:rPr>
               <w:t xml:space="preserve">输出（0/1/Z）</w:t>
             </w:r>
@@ -1191,6 +1337,9 @@
               <w:pStyle w:val="Compact"/>
             </w:pPr>
             <w:r>
+              <w:rPr>
+                <w:rFonts w:eastAsia="黑体"/>
+              </w:rPr>
               <w:t xml:space="preserve">—</w:t>
             </w:r>
           </w:p>
@@ -1205,7 +1354,7 @@
       </w:pPr>
       <w:r>
         <w:rPr>
-          <w:rFonts w:hint="eastAsia"/>
+          <w:rFonts w:hint="eastAsia" w:eastAsia="黑体"/>
         </w:rPr>
         <w:t xml:space="preserve">元件调整影响</w:t>
       </w:r>
@@ -1220,16 +1369,19 @@
       </w:pPr>
       <w:r>
         <w:rPr>
-          <w:rFonts w:hint="eastAsia"/>
+          <w:rFonts w:hint="eastAsia" w:eastAsia="黑体"/>
         </w:rPr>
         <w:t xml:space="preserve">使能逻辑为“总线仲裁”核心：改变译码</w:t>
       </w:r>
       <w:r>
+        <w:rPr>
+          <w:rFonts w:eastAsia="黑体"/>
+        </w:rPr>
         <w:t xml:space="preserve"> / </w:t>
       </w:r>
       <w:r>
         <w:rPr>
-          <w:rFonts w:hint="eastAsia"/>
+          <w:rFonts w:hint="eastAsia" w:eastAsia="黑体"/>
         </w:rPr>
         <w:t xml:space="preserve">使能分配决定哪路占用总线，不改电气特性。</w:t>
       </w:r>
@@ -1244,7 +1396,7 @@
       </w:pPr>
       <w:r>
         <w:rPr>
-          <w:rFonts w:hint="eastAsia"/>
+          <w:rFonts w:hint="eastAsia" w:eastAsia="黑体"/>
         </w:rPr>
         <w:t xml:space="preserve">输出驱动能力（电流）决定可挂接的负载数量与总线长度。</w:t>
       </w:r>
@@ -1259,7 +1411,7 @@
       </w:pPr>
       <w:r>
         <w:rPr>
-          <w:rFonts w:hint="eastAsia"/>
+          <w:rFonts w:hint="eastAsia" w:eastAsia="黑体"/>
         </w:rPr>
         <w:t xml:space="preserve">多路同时使能会发生总线竞争，需通过时序避免。</w:t>
       </w:r>
@@ -1272,7 +1424,7 @@
       </w:pPr>
       <w:r>
         <w:rPr>
-          <w:rFonts w:hint="eastAsia"/>
+          <w:rFonts w:hint="eastAsia" w:eastAsia="黑体"/>
         </w:rPr>
         <w:t xml:space="preserve">典型参数示例</w:t>
       </w:r>
@@ -1287,11 +1439,14 @@
       </w:pPr>
       <w:r>
         <w:rPr>
-          <w:rFonts w:hint="eastAsia"/>
+          <w:rFonts w:hint="eastAsia" w:eastAsia="黑体"/>
         </w:rPr>
         <w:t xml:space="preserve">总线接两路三态缓冲器，当</w:t>
       </w:r>
       <w:r>
+        <w:rPr>
+          <w:rFonts w:eastAsia="黑体"/>
+        </w:rPr>
         <w:t xml:space="preserve"> </w:t>
       </w:r>
       <m:oMath>
@@ -1322,7 +1477,7 @@
       </m:oMath>
       <w:r>
         <w:rPr>
-          <w:rFonts w:hint="eastAsia"/>
+          <w:rFonts w:hint="eastAsia" w:eastAsia="黑体"/>
         </w:rPr>
         <w:t xml:space="preserve">（无效）、</w:t>
       </w:r>
@@ -1354,11 +1509,14 @@
       </m:oMath>
       <w:r>
         <w:rPr>
-          <w:rFonts w:hint="eastAsia"/>
+          <w:rFonts w:hint="eastAsia" w:eastAsia="黑体"/>
         </w:rPr>
         <w:t xml:space="preserve">（有效）且</w:t>
       </w:r>
       <w:r>
+        <w:rPr>
+          <w:rFonts w:eastAsia="黑体"/>
+        </w:rPr>
         <w:t xml:space="preserve"> </w:t>
       </w:r>
       <m:oMath>
@@ -1385,11 +1543,14 @@
         </m:r>
       </m:oMath>
       <w:r>
+        <w:rPr>
+          <w:rFonts w:eastAsia="黑体"/>
+        </w:rPr>
         <w:t xml:space="preserve"> </w:t>
       </w:r>
       <w:r>
         <w:rPr>
-          <w:rFonts w:hint="eastAsia"/>
+          <w:rFonts w:hint="eastAsia" w:eastAsia="黑体"/>
         </w:rPr>
         <w:t xml:space="preserve">时，</w:t>
       </w:r>
@@ -1424,7 +1585,7 @@
       </m:oMath>
       <w:r>
         <w:rPr>
-          <w:rFonts w:hint="eastAsia"/>
+          <w:rFonts w:hint="eastAsia" w:eastAsia="黑体"/>
         </w:rPr>
         <w:t xml:space="preserve">，另一路呈高阻不驱动总线。</w:t>
       </w:r>
@@ -1437,7 +1598,7 @@
       </w:pPr>
       <w:r>
         <w:rPr>
-          <w:rFonts w:hint="eastAsia"/>
+          <w:rFonts w:hint="eastAsia" w:eastAsia="黑体"/>
         </w:rPr>
         <w:t xml:space="preserve">常见器件型号</w:t>
       </w:r>
@@ -1452,7 +1613,7 @@
       </w:pPr>
       <w:r>
         <w:rPr>
-          <w:rFonts w:hint="eastAsia"/>
+          <w:rFonts w:hint="eastAsia" w:eastAsia="黑体"/>
         </w:rPr>
         <w:t xml:space="preserve">74HC244（八三态缓冲器）、74LS244、74HC245（八双向总线收发器）、74LVC1G125（单三态门）。</w:t>
       </w:r>
@@ -1467,7 +1628,7 @@
       </w:pPr>
       <w:r>
         <w:rPr>
-          <w:rFonts w:hint="eastAsia"/>
+          <w:rFonts w:hint="eastAsia" w:eastAsia="黑体"/>
         </w:rPr>
         <w:t xml:space="preserve">总线锁存：74HC373（含三态输出）。</w:t>
       </w:r>
@@ -1480,7 +1641,7 @@
       </w:pPr>
       <w:r>
         <w:rPr>
-          <w:rFonts w:hint="eastAsia"/>
+          <w:rFonts w:hint="eastAsia" w:eastAsia="黑体"/>
         </w:rPr>
         <w:t xml:space="preserve">注意事项</w:t>
       </w:r>
@@ -1495,7 +1656,7 @@
       </w:pPr>
       <w:r>
         <w:rPr>
-          <w:rFonts w:hint="eastAsia"/>
+          <w:rFonts w:hint="eastAsia" w:eastAsia="黑体"/>
         </w:rPr>
         <w:t xml:space="preserve">严禁多路三态门同时使能输出相反电平，否则形成总线竞争、可能损坏器件。</w:t>
       </w:r>
@@ -1510,16 +1671,19 @@
       </w:pPr>
       <w:r>
         <w:rPr>
-          <w:rFonts w:hint="eastAsia"/>
+          <w:rFonts w:hint="eastAsia" w:eastAsia="黑体"/>
         </w:rPr>
         <w:t xml:space="preserve">高阻态时总线需有确定电平（上拉</w:t>
       </w:r>
       <w:r>
+        <w:rPr>
+          <w:rFonts w:eastAsia="黑体"/>
+        </w:rPr>
         <w:t xml:space="preserve"> / </w:t>
       </w:r>
       <w:r>
         <w:rPr>
-          <w:rFonts w:hint="eastAsia"/>
+          <w:rFonts w:hint="eastAsia" w:eastAsia="黑体"/>
         </w:rPr>
         <w:t xml:space="preserve">下拉电阻），避免浮空误判。</w:t>
       </w:r>
@@ -1534,16 +1698,19 @@
       </w:pPr>
       <w:r>
         <w:rPr>
-          <w:rFonts w:hint="eastAsia"/>
+          <w:rFonts w:hint="eastAsia" w:eastAsia="黑体"/>
         </w:rPr>
         <w:t xml:space="preserve">使能切换需避开数据有效窗口，注意建立</w:t>
       </w:r>
       <w:r>
+        <w:rPr>
+          <w:rFonts w:eastAsia="黑体"/>
+        </w:rPr>
         <w:t xml:space="preserve"> / </w:t>
       </w:r>
       <w:r>
         <w:rPr>
-          <w:rFonts w:hint="eastAsia"/>
+          <w:rFonts w:hint="eastAsia" w:eastAsia="黑体"/>
         </w:rPr>
         <w:t xml:space="preserve">保持时间。</w:t>
       </w:r>
@@ -1556,7 +1723,7 @@
       </w:pPr>
       <w:r>
         <w:rPr>
-          <w:rFonts w:hint="eastAsia"/>
+          <w:rFonts w:hint="eastAsia" w:eastAsia="黑体"/>
         </w:rPr>
         <w:t xml:space="preserve">参考资料</w:t>
       </w:r>
@@ -1570,6 +1737,9 @@
         </w:numPr>
       </w:pPr>
       <w:r>
+        <w:rPr>
+          <w:rFonts w:eastAsia="黑体"/>
+        </w:rPr>
         <w:t xml:space="preserve">Wikipedia: Three-state logic。</w:t>
       </w:r>
     </w:p>
@@ -1583,7 +1753,7 @@
       </w:pPr>
       <w:r>
         <w:rPr>
-          <w:rFonts w:hint="eastAsia"/>
+          <w:rFonts w:hint="eastAsia" w:eastAsia="黑体"/>
         </w:rPr>
         <w:t xml:space="preserve">《数字电子技术基础》（阎石）。</w:t>
       </w:r>
@@ -1597,11 +1767,14 @@
         </w:numPr>
       </w:pPr>
       <w:r>
+        <w:rPr>
+          <w:rFonts w:eastAsia="黑体"/>
+        </w:rPr>
         <w:t xml:space="preserve">74HC244 / 74HC245 </w:t>
       </w:r>
       <w:r>
         <w:rPr>
-          <w:rFonts w:hint="eastAsia"/>
+          <w:rFonts w:hint="eastAsia" w:eastAsia="黑体"/>
         </w:rPr>
         <w:t xml:space="preserve">数据手册。</w:t>
       </w:r>
@@ -1615,11 +1788,11 @@
       </w:pPr>
       <w:r>
         <w:rPr>
-          <w:rFonts w:ascii="Times New Roman" w:hAnsi="Times New Roman"/>
+          <w:rFonts w:ascii="Times New Roman" w:hAnsi="Times New Roman" w:eastAsia="黑体"/>
           <w:color w:val="555555"/>
           <w:sz w:val="21"/>
         </w:rPr>
-        <w:t>材料收集者：杜文杰</w:t>
+        <w:t>材料收集者：杜文杰，WX手机：19519196569，QQ:3478827729</w:t>
       </w:r>
     </w:p>
     <w:sectPr>
@@ -1639,7 +1812,7 @@
 </file>
 
 <file path=word/footer1.xml><?xml version="1.0" encoding="utf-8"?>
-<w:ftr xmlns:m="http://schemas.openxmlformats.org/officeDocument/2006/math" xmlns:mc="http://schemas.openxmlformats.org/markup-compatibility/2006" xmlns:mo="http://schemas.microsoft.com/office/mac/office/2008/main" xmlns:mv="urn:schemas-microsoft-com:mac:vml" xmlns:o="urn:schemas-microsoft-com:office:office" xmlns:r="http://schemas.openxmlformats.org/officeDocument/2006/relationships" xmlns:v="urn:schemas-microsoft-com:vml" xmlns:w10="urn:schemas-microsoft-com:office:word" xmlns:w14="http://schemas.microsoft.com/office/word/2010/wordml" xmlns:w="http://schemas.openxmlformats.org/wordprocessingml/2006/main" xmlns:wne="http://schemas.microsoft.com/office/word/2006/wordml" xmlns:wp14="http://schemas.microsoft.com/office/word/2010/wordprocessingDrawing" xmlns:wp="http://schemas.openxmlformats.org/drawingml/2006/wordprocessingDrawing" xmlns:wpc="http://schemas.microsoft.com/office/word/2010/wordprocessingCanvas" xmlns:wpg="http://schemas.microsoft.com/office/word/2010/wordprocessingGroup" xmlns:wpi="http://schemas.microsoft.com/office/word/2010/wordprocessingInk" xmlns:wps="http://schemas.microsoft.com/office/word/2010/wordprocessingShape" mc:Ignorable="w14 wp14">
+<w:ftr xmlns:mc="http://schemas.openxmlformats.org/markup-compatibility/2006" xmlns:w="http://schemas.openxmlformats.org/wordprocessingml/2006/main" xmlns:m="http://schemas.openxmlformats.org/officeDocument/2006/math" xmlns:mo="http://schemas.microsoft.com/office/mac/office/2008/main" xmlns:mv="urn:schemas-microsoft-com:mac:vml" xmlns:o="urn:schemas-microsoft-com:office:office" xmlns:r="http://schemas.openxmlformats.org/officeDocument/2006/relationships" xmlns:v="urn:schemas-microsoft-com:vml" xmlns:w10="urn:schemas-microsoft-com:office:word" xmlns:w14="http://schemas.microsoft.com/office/word/2010/wordml" xmlns:wne="http://schemas.microsoft.com/office/word/2006/wordml" xmlns:wp14="http://schemas.microsoft.com/office/word/2010/wordprocessingDrawing" xmlns:wp="http://schemas.openxmlformats.org/drawingml/2006/wordprocessingDrawing" xmlns:wpc="http://schemas.microsoft.com/office/word/2010/wordprocessingCanvas" xmlns:wpg="http://schemas.microsoft.com/office/word/2010/wordprocessingGroup" xmlns:wpi="http://schemas.microsoft.com/office/word/2010/wordprocessingInk" xmlns:wps="http://schemas.microsoft.com/office/word/2010/wordprocessingShape" mc:Ignorable="w14 wp14">
   <w:p>
     <w:pPr>
       <w:pStyle w:val="Footer"/>
@@ -1647,12 +1820,14 @@
     </w:pPr>
     <w:r>
       <w:rPr>
+        <w:rFonts w:eastAsia="黑体"/>
         <w:sz w:val="18"/>
       </w:rPr>
       <w:t xml:space="preserve">第 </w:t>
     </w:r>
     <w:r>
       <w:rPr>
+        <w:rFonts w:eastAsia="黑体"/>
         <w:sz w:val="18"/>
       </w:rPr>
       <w:fldChar w:fldCharType="begin"/>
@@ -1661,6 +1836,7 @@
     </w:r>
     <w:r>
       <w:rPr>
+        <w:rFonts w:eastAsia="黑体"/>
         <w:sz w:val="18"/>
       </w:rPr>
       <w:t xml:space="preserve"> 页</w:t>
@@ -1674,6 +1850,9 @@
   <w:footnote w:type="continuationSeparator" w:id="0">
     <w:p>
       <w:r>
+        <w:rPr>
+          <w:rFonts w:eastAsia="黑体"/>
+        </w:rPr>
         <w:continuationSeparator/>
       </w:r>
     </w:p>
@@ -1681,6 +1860,9 @@
   <w:footnote w:type="separator" w:id="-1">
     <w:p>
       <w:r>
+        <w:rPr>
+          <w:rFonts w:eastAsia="黑体"/>
+        </w:rPr>
         <w:separator/>
       </w:r>
     </w:p>
@@ -1689,7 +1871,7 @@
 </file>
 
 <file path=word/header1.xml><?xml version="1.0" encoding="utf-8"?>
-<w:hdr xmlns:m="http://schemas.openxmlformats.org/officeDocument/2006/math" xmlns:mc="http://schemas.openxmlformats.org/markup-compatibility/2006" xmlns:mo="http://schemas.microsoft.com/office/mac/office/2008/main" xmlns:mv="urn:schemas-microsoft-com:mac:vml" xmlns:o="urn:schemas-microsoft-com:office:office" xmlns:r="http://schemas.openxmlformats.org/officeDocument/2006/relationships" xmlns:v="urn:schemas-microsoft-com:vml" xmlns:w10="urn:schemas-microsoft-com:office:word" xmlns:w14="http://schemas.microsoft.com/office/word/2010/wordml" xmlns:w="http://schemas.openxmlformats.org/wordprocessingml/2006/main" xmlns:wne="http://schemas.microsoft.com/office/word/2006/wordml" xmlns:wp14="http://schemas.microsoft.com/office/word/2010/wordprocessingDrawing" xmlns:wp="http://schemas.openxmlformats.org/drawingml/2006/wordprocessingDrawing" xmlns:wpc="http://schemas.microsoft.com/office/word/2010/wordprocessingCanvas" xmlns:wpg="http://schemas.microsoft.com/office/word/2010/wordprocessingGroup" xmlns:wpi="http://schemas.microsoft.com/office/word/2010/wordprocessingInk" xmlns:wps="http://schemas.microsoft.com/office/word/2010/wordprocessingShape" mc:Ignorable="w14 wp14">
+<w:hdr xmlns:mc="http://schemas.openxmlformats.org/markup-compatibility/2006" xmlns:w="http://schemas.openxmlformats.org/wordprocessingml/2006/main" xmlns:m="http://schemas.openxmlformats.org/officeDocument/2006/math" xmlns:mo="http://schemas.microsoft.com/office/mac/office/2008/main" xmlns:mv="urn:schemas-microsoft-com:mac:vml" xmlns:o="urn:schemas-microsoft-com:office:office" xmlns:r="http://schemas.openxmlformats.org/officeDocument/2006/relationships" xmlns:v="urn:schemas-microsoft-com:vml" xmlns:w10="urn:schemas-microsoft-com:office:word" xmlns:w14="http://schemas.microsoft.com/office/word/2010/wordml" xmlns:wne="http://schemas.microsoft.com/office/word/2006/wordml" xmlns:wp14="http://schemas.microsoft.com/office/word/2010/wordprocessingDrawing" xmlns:wp="http://schemas.openxmlformats.org/drawingml/2006/wordprocessingDrawing" xmlns:wpc="http://schemas.microsoft.com/office/word/2010/wordprocessingCanvas" xmlns:wpg="http://schemas.microsoft.com/office/word/2010/wordprocessingGroup" xmlns:wpi="http://schemas.microsoft.com/office/word/2010/wordprocessingInk" xmlns:wps="http://schemas.microsoft.com/office/word/2010/wordprocessingShape" mc:Ignorable="w14 wp14">
   <w:p>
     <w:pPr>
       <w:pStyle w:val="Header"/>
@@ -1697,7 +1879,7 @@
     </w:pPr>
     <w:r>
       <w:rPr>
-        <w:rFonts w:ascii="Times New Roman" w:hAnsi="Times New Roman"/>
+        <w:rFonts w:ascii="Times New Roman" w:hAnsi="Times New Roman" w:eastAsia="黑体"/>
         <w:sz w:val="18"/>
         <w:rFonts w:eastAsia="黑体"/>
         <w:rFonts w:eastAsia="黑体"/>
@@ -1709,7 +1891,7 @@
 </file>
 
 <file path=word/numbering.xml><?xml version="1.0" encoding="utf-8"?>
-<w:numbering xmlns:m="http://schemas.openxmlformats.org/officeDocument/2006/math" xmlns:mc="http://schemas.openxmlformats.org/markup-compatibility/2006" xmlns:mo="http://schemas.microsoft.com/office/mac/office/2008/main" xmlns:mv="urn:schemas-microsoft-com:mac:vml" xmlns:o="urn:schemas-microsoft-com:office:office" xmlns:r="http://schemas.openxmlformats.org/officeDocument/2006/relationships" xmlns:v="urn:schemas-microsoft-com:vml" xmlns:w="http://schemas.openxmlformats.org/wordprocessingml/2006/main" xmlns:w10="urn:schemas-microsoft-com:office:word" xmlns:w14="http://schemas.microsoft.com/office/word/2010/wordml" xmlns:wne="http://schemas.microsoft.com/office/word/2006/wordml" xmlns:wp="http://schemas.openxmlformats.org/drawingml/2006/wordprocessingDrawing" xmlns:wp14="http://schemas.microsoft.com/office/word/2010/wordprocessingDrawing" xmlns:wpc="http://schemas.microsoft.com/office/word/2010/wordprocessingCanvas" xmlns:wpg="http://schemas.microsoft.com/office/word/2010/wordprocessingGroup" xmlns:wpi="http://schemas.microsoft.com/office/word/2010/wordprocessingInk" xmlns:wps="http://schemas.microsoft.com/office/word/2010/wordprocessingShape" mc:Ignorable="w14 wp14">
+<w:numbering xmlns:mc="http://schemas.openxmlformats.org/markup-compatibility/2006" xmlns:w="http://schemas.openxmlformats.org/wordprocessingml/2006/main" xmlns:m="http://schemas.openxmlformats.org/officeDocument/2006/math" xmlns:mo="http://schemas.microsoft.com/office/mac/office/2008/main" xmlns:mv="urn:schemas-microsoft-com:mac:vml" xmlns:o="urn:schemas-microsoft-com:office:office" xmlns:r="http://schemas.openxmlformats.org/officeDocument/2006/relationships" xmlns:v="urn:schemas-microsoft-com:vml" xmlns:w10="urn:schemas-microsoft-com:office:word" xmlns:w14="http://schemas.microsoft.com/office/word/2010/wordml" xmlns:wne="http://schemas.microsoft.com/office/word/2006/wordml" xmlns:wp="http://schemas.openxmlformats.org/drawingml/2006/wordprocessingDrawing" xmlns:wp14="http://schemas.microsoft.com/office/word/2010/wordprocessingDrawing" xmlns:wpc="http://schemas.microsoft.com/office/word/2010/wordprocessingCanvas" xmlns:wpg="http://schemas.microsoft.com/office/word/2010/wordprocessingGroup" xmlns:wpi="http://schemas.microsoft.com/office/word/2010/wordprocessingInk" xmlns:wps="http://schemas.microsoft.com/office/word/2010/wordprocessingShape" mc:Ignorable="w14 wp14">
   <w:abstractNum w:abstractNumId="0">
     <w:nsid w:val="FFFFFF7C"/>
     <w:multiLevelType w:val="singleLevel"/>
@@ -1796,7 +1978,7 @@
         <w:ind w:hanging="360" w:left="1440"/>
       </w:pPr>
       <w:rPr>
-        <w:rFonts w:ascii="Symbol" w:hAnsi="Symbol" w:hint="default"/>
+        <w:rFonts w:ascii="Symbol" w:hAnsi="Symbol" w:hint="default" w:eastAsia="黑体"/>
       </w:rPr>
     </w:lvl>
   </w:abstractNum>
@@ -1817,7 +1999,7 @@
         <w:ind w:hanging="360" w:left="1080"/>
       </w:pPr>
       <w:rPr>
-        <w:rFonts w:ascii="Symbol" w:hAnsi="Symbol" w:hint="default"/>
+        <w:rFonts w:ascii="Symbol" w:hAnsi="Symbol" w:hint="default" w:eastAsia="黑体"/>
       </w:rPr>
     </w:lvl>
   </w:abstractNum>
@@ -1838,7 +2020,7 @@
         <w:ind w:hanging="360" w:left="720"/>
       </w:pPr>
       <w:rPr>
-        <w:rFonts w:ascii="Symbol" w:hAnsi="Symbol" w:hint="default"/>
+        <w:rFonts w:ascii="Symbol" w:hAnsi="Symbol" w:hint="default" w:eastAsia="黑体"/>
       </w:rPr>
     </w:lvl>
   </w:abstractNum>
@@ -1877,7 +2059,7 @@
         <w:ind w:hanging="360" w:left="360"/>
       </w:pPr>
       <w:rPr>
-        <w:rFonts w:ascii="Symbol" w:hAnsi="Symbol" w:hint="default"/>
+        <w:rFonts w:ascii="Symbol" w:hAnsi="Symbol" w:hint="default" w:eastAsia="黑体"/>
       </w:rPr>
     </w:lvl>
   </w:abstractNum>
@@ -1968,7 +2150,7 @@
         <w:ind w:left="720" w:hanging="360"/>
       </w:pPr>
       <w:rPr>
-        <w:rFonts w:ascii="Symbol" w:hAnsi="Symbol" w:cs="Symbol" w:hint="default"/>
+        <w:rFonts w:ascii="Symbol" w:hAnsi="Symbol" w:cs="Symbol" w:hint="default" w:eastAsia="黑体"/>
       </w:rPr>
     </w:lvl>
     <w:lvl w:ilvl="1">
@@ -1979,7 +2161,7 @@
         <w:ind w:left="1440" w:hanging="360"/>
       </w:pPr>
       <w:rPr>
-        <w:rFonts w:ascii="Courier New" w:hAnsi="Courier New" w:cs="Courier New" w:hint="default"/>
+        <w:rFonts w:ascii="Courier New" w:hAnsi="Courier New" w:cs="Courier New" w:hint="default" w:eastAsia="黑体"/>
       </w:rPr>
     </w:lvl>
     <w:lvl w:ilvl="2">
@@ -1990,7 +2172,7 @@
         <w:ind w:left="2160" w:hanging="360"/>
       </w:pPr>
       <w:rPr>
-        <w:rFonts w:ascii="Wingdings" w:hAnsi="Wingdings" w:cs="Wingdings" w:hint="default"/>
+        <w:rFonts w:ascii="Wingdings" w:hAnsi="Wingdings" w:cs="Wingdings" w:hint="default" w:eastAsia="黑体"/>
       </w:rPr>
     </w:lvl>
     <w:lvl w:ilvl="3">
@@ -2001,7 +2183,7 @@
         <w:ind w:left="2880" w:hanging="360"/>
       </w:pPr>
       <w:rPr>
-        <w:rFonts w:ascii="Symbol" w:hAnsi="Symbol" w:cs="Symbol" w:hint="default"/>
+        <w:rFonts w:ascii="Symbol" w:hAnsi="Symbol" w:cs="Symbol" w:hint="default" w:eastAsia="黑体"/>
       </w:rPr>
     </w:lvl>
     <w:lvl w:ilvl="4">
@@ -2012,7 +2194,7 @@
         <w:ind w:left="3600" w:hanging="360"/>
       </w:pPr>
       <w:rPr>
-        <w:rFonts w:ascii="Courier New" w:hAnsi="Courier New" w:cs="Courier New" w:hint="default"/>
+        <w:rFonts w:ascii="Courier New" w:hAnsi="Courier New" w:cs="Courier New" w:hint="default" w:eastAsia="黑体"/>
       </w:rPr>
     </w:lvl>
     <w:lvl w:ilvl="5">
@@ -2023,7 +2205,7 @@
         <w:ind w:left="4320" w:hanging="360"/>
       </w:pPr>
       <w:rPr>
-        <w:rFonts w:ascii="Wingdings" w:hAnsi="Wingdings" w:cs="Wingdings" w:hint="default"/>
+        <w:rFonts w:ascii="Wingdings" w:hAnsi="Wingdings" w:cs="Wingdings" w:hint="default" w:eastAsia="黑体"/>
       </w:rPr>
     </w:lvl>
     <w:lvl w:ilvl="6">
@@ -2034,7 +2216,7 @@
         <w:ind w:left="5040" w:hanging="360"/>
       </w:pPr>
       <w:rPr>
-        <w:rFonts w:ascii="Symbol" w:hAnsi="Symbol" w:cs="Symbol" w:hint="default"/>
+        <w:rFonts w:ascii="Symbol" w:hAnsi="Symbol" w:cs="Symbol" w:hint="default" w:eastAsia="黑体"/>
       </w:rPr>
     </w:lvl>
     <w:lvl w:ilvl="7">
@@ -2045,7 +2227,7 @@
         <w:ind w:left="5760" w:hanging="360"/>
       </w:pPr>
       <w:rPr>
-        <w:rFonts w:ascii="Courier New" w:hAnsi="Courier New" w:cs="Courier New" w:hint="default"/>
+        <w:rFonts w:ascii="Courier New" w:hAnsi="Courier New" w:cs="Courier New" w:hint="default" w:eastAsia="黑体"/>
       </w:rPr>
     </w:lvl>
     <w:lvl w:ilvl="8">
@@ -2056,7 +2238,7 @@
         <w:ind w:left="6480" w:hanging="360"/>
       </w:pPr>
       <w:rPr>
-        <w:rFonts w:ascii="Wingdings" w:hAnsi="Wingdings" w:cs="Wingdings" w:hint="default"/>
+        <w:rFonts w:ascii="Wingdings" w:hAnsi="Wingdings" w:cs="Wingdings" w:hint="default" w:eastAsia="黑体"/>
       </w:rPr>
     </w:lvl>
   </w:abstractNum>
@@ -2112,11 +2294,11 @@
 </file>
 
 <file path=word/styles.xml><?xml version="1.0" encoding="utf-8"?>
-<w:styles xmlns:mc="http://schemas.openxmlformats.org/markup-compatibility/2006" xmlns:r="http://schemas.openxmlformats.org/officeDocument/2006/relationships" xmlns:w="http://schemas.openxmlformats.org/wordprocessingml/2006/main" xmlns:w14="http://schemas.microsoft.com/office/word/2010/wordml" mc:Ignorable="w14">
+<w:styles xmlns:mc="http://schemas.openxmlformats.org/markup-compatibility/2006" xmlns:w="http://schemas.openxmlformats.org/wordprocessingml/2006/main" xmlns:r="http://schemas.openxmlformats.org/officeDocument/2006/relationships" xmlns:w14="http://schemas.microsoft.com/office/word/2010/wordml" mc:Ignorable="w14">
   <w:docDefaults>
     <w:rPrDefault>
       <w:rPr>
-        <w:rFonts w:asciiTheme="minorHAnsi" w:cstheme="minorBidi" w:eastAsiaTheme="minorEastAsia" w:hAnsiTheme="minorHAnsi"/>
+        <w:rFonts w:asciiTheme="minorHAnsi" w:cstheme="minorBidi" w:hAnsiTheme="minorHAnsi" w:eastAsia="黑体"/>
         <w:sz w:val="22"/>
         <w:szCs w:val="22"/>
         <w:lang w:bidi="ar-SA" w:eastAsia="en-US" w:val="en-US"/>
@@ -2338,7 +2520,7 @@
       <w:outlineLvl w:val="0"/>
     </w:pPr>
     <w:rPr>
-      <w:rFonts w:ascii="Times New Roman" w:asciiTheme="majorHAnsi" w:cstheme="majorBidi" w:eastAsia="黑体" w:eastAsiaTheme="majorEastAsia" w:hAnsi="Times New Roman" w:hAnsiTheme="majorHAnsi"/>
+      <w:rFonts w:ascii="Times New Roman" w:asciiTheme="majorHAnsi" w:cstheme="majorBidi" w:eastAsia="黑体" w:hAnsi="Times New Roman" w:hAnsiTheme="majorHAnsi"/>
       <w:b/>
       <w:bCs/>
       <w:color w:val="1F3864"/>
@@ -2362,7 +2544,7 @@
       <w:outlineLvl w:val="1"/>
     </w:pPr>
     <w:rPr>
-      <w:rFonts w:ascii="Times New Roman" w:asciiTheme="majorHAnsi" w:cstheme="majorBidi" w:eastAsia="黑体" w:eastAsiaTheme="majorEastAsia" w:hAnsi="Times New Roman" w:hAnsiTheme="majorHAnsi"/>
+      <w:rFonts w:ascii="Times New Roman" w:asciiTheme="majorHAnsi" w:cstheme="majorBidi" w:eastAsia="黑体" w:hAnsi="Times New Roman" w:hAnsiTheme="majorHAnsi"/>
       <w:b/>
       <w:bCs/>
       <w:color w:val="2E4E7E"/>
@@ -2386,7 +2568,7 @@
       <w:outlineLvl w:val="2"/>
     </w:pPr>
     <w:rPr>
-      <w:rFonts w:ascii="Times New Roman" w:asciiTheme="majorHAnsi" w:cstheme="majorBidi" w:eastAsia="黑体" w:eastAsiaTheme="majorEastAsia" w:hAnsi="Times New Roman" w:hAnsiTheme="majorHAnsi"/>
+      <w:rFonts w:ascii="Times New Roman" w:asciiTheme="majorHAnsi" w:cstheme="majorBidi" w:eastAsia="黑体" w:hAnsi="Times New Roman" w:hAnsiTheme="majorHAnsi"/>
       <w:b/>
       <w:bCs/>
       <w:color w:val="2E4E7E"/>
@@ -2410,7 +2592,7 @@
       <w:outlineLvl w:val="3"/>
     </w:pPr>
     <w:rPr>
-      <w:rFonts w:ascii="Times New Roman" w:asciiTheme="majorHAnsi" w:cstheme="majorBidi" w:eastAsia="黑体" w:eastAsiaTheme="majorEastAsia" w:hAnsi="Times New Roman" w:hAnsiTheme="majorHAnsi"/>
+      <w:rFonts w:ascii="Times New Roman" w:asciiTheme="majorHAnsi" w:cstheme="majorBidi" w:eastAsia="黑体" w:hAnsi="Times New Roman" w:hAnsiTheme="majorHAnsi"/>
       <w:b/>
       <w:bCs/>
       <w:i/>
@@ -2436,7 +2618,7 @@
       <w:outlineLvl w:val="4"/>
     </w:pPr>
     <w:rPr>
-      <w:rFonts w:ascii="Times New Roman" w:asciiTheme="majorHAnsi" w:cstheme="majorBidi" w:eastAsia="黑体" w:eastAsiaTheme="majorEastAsia" w:hAnsi="Times New Roman" w:hAnsiTheme="majorHAnsi"/>
+      <w:rFonts w:ascii="Times New Roman" w:asciiTheme="majorHAnsi" w:cstheme="majorBidi" w:eastAsia="黑体" w:hAnsi="Times New Roman" w:hAnsiTheme="majorHAnsi"/>
       <w:b/>
       <w:color w:val="333333"/>
       <w:sz w:val="22"/>
@@ -2459,7 +2641,7 @@
       <w:outlineLvl w:val="5"/>
     </w:pPr>
     <w:rPr>
-      <w:rFonts w:asciiTheme="majorHAnsi" w:cstheme="majorBidi" w:eastAsiaTheme="majorEastAsia" w:hAnsiTheme="majorHAnsi"/>
+      <w:rFonts w:asciiTheme="majorHAnsi" w:cstheme="majorBidi" w:hAnsiTheme="majorHAnsi" w:eastAsia="黑体"/>
       <w:i/>
       <w:iCs/>
       <w:color w:themeColor="accent1" w:themeShade="7F" w:val="243F60"/>
@@ -2482,7 +2664,7 @@
       <w:outlineLvl w:val="6"/>
     </w:pPr>
     <w:rPr>
-      <w:rFonts w:asciiTheme="majorHAnsi" w:cstheme="majorBidi" w:eastAsiaTheme="majorEastAsia" w:hAnsiTheme="majorHAnsi"/>
+      <w:rFonts w:asciiTheme="majorHAnsi" w:cstheme="majorBidi" w:hAnsiTheme="majorHAnsi" w:eastAsia="黑体"/>
       <w:i/>
       <w:iCs/>
       <w:color w:themeColor="text1" w:themeTint="BF" w:val="404040"/>
@@ -2505,7 +2687,7 @@
       <w:outlineLvl w:val="7"/>
     </w:pPr>
     <w:rPr>
-      <w:rFonts w:asciiTheme="majorHAnsi" w:cstheme="majorBidi" w:eastAsiaTheme="majorEastAsia" w:hAnsiTheme="majorHAnsi"/>
+      <w:rFonts w:asciiTheme="majorHAnsi" w:cstheme="majorBidi" w:hAnsiTheme="majorHAnsi" w:eastAsia="黑体"/>
       <w:color w:themeColor="accent1" w:val="4F81BD"/>
       <w:sz w:val="20"/>
       <w:szCs w:val="20"/>
@@ -2528,7 +2710,7 @@
       <w:outlineLvl w:val="8"/>
     </w:pPr>
     <w:rPr>
-      <w:rFonts w:asciiTheme="majorHAnsi" w:cstheme="majorBidi" w:eastAsiaTheme="majorEastAsia" w:hAnsiTheme="majorHAnsi"/>
+      <w:rFonts w:asciiTheme="majorHAnsi" w:cstheme="majorBidi" w:hAnsiTheme="majorHAnsi" w:eastAsia="黑体"/>
       <w:i/>
       <w:iCs/>
       <w:color w:themeColor="text1" w:themeTint="BF" w:val="404040"/>
@@ -2579,7 +2761,7 @@
     <w:uiPriority w:val="9"/>
     <w:rsid w:val="00FC693F"/>
     <w:rPr>
-      <w:rFonts w:asciiTheme="majorHAnsi" w:cstheme="majorBidi" w:eastAsiaTheme="majorEastAsia" w:hAnsiTheme="majorHAnsi"/>
+      <w:rFonts w:asciiTheme="majorHAnsi" w:cstheme="majorBidi" w:hAnsiTheme="majorHAnsi" w:eastAsia="黑体"/>
       <w:b/>
       <w:bCs/>
       <w:color w:themeColor="accent1" w:themeShade="BF" w:val="365F91"/>
@@ -2594,7 +2776,7 @@
     <w:uiPriority w:val="9"/>
     <w:rsid w:val="00FC693F"/>
     <w:rPr>
-      <w:rFonts w:asciiTheme="majorHAnsi" w:cstheme="majorBidi" w:eastAsiaTheme="majorEastAsia" w:hAnsiTheme="majorHAnsi"/>
+      <w:rFonts w:asciiTheme="majorHAnsi" w:cstheme="majorBidi" w:hAnsiTheme="majorHAnsi" w:eastAsia="黑体"/>
       <w:b/>
       <w:bCs/>
       <w:color w:themeColor="accent1" w:val="4F81BD"/>
@@ -2609,7 +2791,7 @@
     <w:uiPriority w:val="9"/>
     <w:rsid w:val="00FC693F"/>
     <w:rPr>
-      <w:rFonts w:asciiTheme="majorHAnsi" w:cstheme="majorBidi" w:eastAsiaTheme="majorEastAsia" w:hAnsiTheme="majorHAnsi"/>
+      <w:rFonts w:asciiTheme="majorHAnsi" w:cstheme="majorBidi" w:hAnsiTheme="majorHAnsi" w:eastAsia="黑体"/>
       <w:b/>
       <w:bCs/>
       <w:color w:themeColor="accent1" w:val="4F81BD"/>
@@ -2632,7 +2814,7 @@
       <w:contextualSpacing/>
     </w:pPr>
     <w:rPr>
-      <w:rFonts w:ascii="Times New Roman" w:asciiTheme="majorHAnsi" w:cstheme="majorBidi" w:eastAsia="黑体" w:eastAsiaTheme="majorEastAsia" w:hAnsi="Times New Roman" w:hAnsiTheme="majorHAnsi"/>
+      <w:rFonts w:ascii="Times New Roman" w:asciiTheme="majorHAnsi" w:cstheme="majorBidi" w:eastAsia="黑体" w:hAnsi="Times New Roman" w:hAnsiTheme="majorHAnsi"/>
       <w:b/>
       <w:color w:val="1F3864"/>
       <w:spacing w:val="5"/>
@@ -2648,7 +2830,7 @@
     <w:uiPriority w:val="10"/>
     <w:rsid w:val="00FC693F"/>
     <w:rPr>
-      <w:rFonts w:asciiTheme="majorHAnsi" w:cstheme="majorBidi" w:eastAsiaTheme="majorEastAsia" w:hAnsiTheme="majorHAnsi"/>
+      <w:rFonts w:asciiTheme="majorHAnsi" w:cstheme="majorBidi" w:hAnsiTheme="majorHAnsi" w:eastAsia="黑体"/>
       <w:color w:themeColor="text2" w:themeShade="BF" w:val="17365D"/>
       <w:spacing w:val="5"/>
       <w:kern w:val="28"/>
@@ -2670,7 +2852,7 @@
       </w:numPr>
     </w:pPr>
     <w:rPr>
-      <w:rFonts w:asciiTheme="majorHAnsi" w:cstheme="majorBidi" w:eastAsiaTheme="majorEastAsia" w:hAnsiTheme="majorHAnsi"/>
+      <w:rFonts w:asciiTheme="majorHAnsi" w:cstheme="majorBidi" w:hAnsiTheme="majorHAnsi" w:eastAsia="黑体"/>
       <w:i/>
       <w:iCs/>
       <w:color w:themeColor="accent1" w:val="4F81BD"/>
@@ -2686,7 +2868,7 @@
     <w:uiPriority w:val="11"/>
     <w:rsid w:val="00FC693F"/>
     <w:rPr>
-      <w:rFonts w:asciiTheme="majorHAnsi" w:cstheme="majorBidi" w:eastAsiaTheme="majorEastAsia" w:hAnsiTheme="majorHAnsi"/>
+      <w:rFonts w:asciiTheme="majorHAnsi" w:cstheme="majorBidi" w:hAnsiTheme="majorHAnsi" w:eastAsia="黑体"/>
       <w:i/>
       <w:iCs/>
       <w:color w:themeColor="accent1" w:val="4F81BD"/>
@@ -2753,6 +2935,7 @@
       <w:spacing w:after="120"/>
     </w:pPr>
     <w:rPr>
+      <w:rFonts w:eastAsia="黑体"/>
       <w:sz w:val="16"/>
       <w:szCs w:val="16"/>
     </w:rPr>
@@ -2764,6 +2947,7 @@
     <w:uiPriority w:val="99"/>
     <w:rsid w:val="00AA1D8D"/>
     <w:rPr>
+      <w:rFonts w:eastAsia="黑体"/>
       <w:sz w:val="16"/>
       <w:szCs w:val="16"/>
     </w:rPr>
@@ -2933,7 +3117,7 @@
       </w:tabs>
     </w:pPr>
     <w:rPr>
-      <w:rFonts w:ascii="Courier" w:hAnsi="Courier"/>
+      <w:rFonts w:ascii="Courier" w:hAnsi="Courier" w:eastAsia="黑体"/>
       <w:sz w:val="20"/>
       <w:szCs w:val="20"/>
     </w:rPr>
@@ -2945,7 +3129,7 @@
     <w:uiPriority w:val="99"/>
     <w:rsid w:val="0029639D"/>
     <w:rPr>
-      <w:rFonts w:ascii="Courier" w:hAnsi="Courier"/>
+      <w:rFonts w:ascii="Courier" w:hAnsi="Courier" w:eastAsia="黑体"/>
       <w:sz w:val="20"/>
       <w:szCs w:val="20"/>
     </w:rPr>
@@ -2981,6 +3165,7 @@
     <w:uiPriority w:val="29"/>
     <w:rsid w:val="00FC693F"/>
     <w:rPr>
+      <w:rFonts w:eastAsia="黑体"/>
       <w:i/>
       <w:iCs/>
       <w:color w:themeColor="text1" w:val="000000"/>
@@ -2994,7 +3179,7 @@
     <w:semiHidden/>
     <w:rsid w:val="00FC693F"/>
     <w:rPr>
-      <w:rFonts w:asciiTheme="majorHAnsi" w:cstheme="majorBidi" w:eastAsiaTheme="majorEastAsia" w:hAnsiTheme="majorHAnsi"/>
+      <w:rFonts w:asciiTheme="majorHAnsi" w:cstheme="majorBidi" w:hAnsiTheme="majorHAnsi" w:eastAsia="黑体"/>
       <w:b/>
       <w:bCs/>
       <w:i/>
@@ -3010,7 +3195,7 @@
     <w:semiHidden/>
     <w:rsid w:val="00FC693F"/>
     <w:rPr>
-      <w:rFonts w:asciiTheme="majorHAnsi" w:cstheme="majorBidi" w:eastAsiaTheme="majorEastAsia" w:hAnsiTheme="majorHAnsi"/>
+      <w:rFonts w:asciiTheme="majorHAnsi" w:cstheme="majorBidi" w:hAnsiTheme="majorHAnsi" w:eastAsia="黑体"/>
       <w:color w:themeColor="accent1" w:themeShade="7F" w:val="243F60"/>
     </w:rPr>
   </w:style>
@@ -3022,7 +3207,7 @@
     <w:semiHidden/>
     <w:rsid w:val="00FC693F"/>
     <w:rPr>
-      <w:rFonts w:asciiTheme="majorHAnsi" w:cstheme="majorBidi" w:eastAsiaTheme="majorEastAsia" w:hAnsiTheme="majorHAnsi"/>
+      <w:rFonts w:asciiTheme="majorHAnsi" w:cstheme="majorBidi" w:hAnsiTheme="majorHAnsi" w:eastAsia="黑体"/>
       <w:i/>
       <w:iCs/>
       <w:color w:themeColor="accent1" w:themeShade="7F" w:val="243F60"/>
@@ -3036,7 +3221,7 @@
     <w:semiHidden/>
     <w:rsid w:val="00FC693F"/>
     <w:rPr>
-      <w:rFonts w:asciiTheme="majorHAnsi" w:cstheme="majorBidi" w:eastAsiaTheme="majorEastAsia" w:hAnsiTheme="majorHAnsi"/>
+      <w:rFonts w:asciiTheme="majorHAnsi" w:cstheme="majorBidi" w:hAnsiTheme="majorHAnsi" w:eastAsia="黑体"/>
       <w:i/>
       <w:iCs/>
       <w:color w:themeColor="text1" w:themeTint="BF" w:val="404040"/>
@@ -3050,7 +3235,7 @@
     <w:semiHidden/>
     <w:rsid w:val="00FC693F"/>
     <w:rPr>
-      <w:rFonts w:asciiTheme="majorHAnsi" w:cstheme="majorBidi" w:eastAsiaTheme="majorEastAsia" w:hAnsiTheme="majorHAnsi"/>
+      <w:rFonts w:asciiTheme="majorHAnsi" w:cstheme="majorBidi" w:hAnsiTheme="majorHAnsi" w:eastAsia="黑体"/>
       <w:color w:themeColor="accent1" w:val="4F81BD"/>
       <w:sz w:val="20"/>
       <w:szCs w:val="20"/>
@@ -3064,7 +3249,7 @@
     <w:semiHidden/>
     <w:rsid w:val="00FC693F"/>
     <w:rPr>
-      <w:rFonts w:asciiTheme="majorHAnsi" w:cstheme="majorBidi" w:eastAsiaTheme="majorEastAsia" w:hAnsiTheme="majorHAnsi"/>
+      <w:rFonts w:asciiTheme="majorHAnsi" w:cstheme="majorBidi" w:hAnsiTheme="majorHAnsi" w:eastAsia="黑体"/>
       <w:i/>
       <w:iCs/>
       <w:color w:themeColor="text1" w:themeTint="BF" w:val="404040"/>
@@ -3085,6 +3270,7 @@
       <w:spacing w:line="240" w:lineRule="auto"/>
     </w:pPr>
     <w:rPr>
+      <w:rFonts w:eastAsia="黑体"/>
       <w:b/>
       <w:bCs/>
       <w:color w:themeColor="accent1" w:val="4F81BD"/>
@@ -3099,6 +3285,7 @@
     <w:qFormat/>
     <w:rsid w:val="00FC693F"/>
     <w:rPr>
+      <w:rFonts w:eastAsia="黑体"/>
       <w:b/>
       <w:bCs/>
     </w:rPr>
@@ -3110,6 +3297,7 @@
     <w:qFormat/>
     <w:rsid w:val="00FC693F"/>
     <w:rPr>
+      <w:rFonts w:eastAsia="黑体"/>
       <w:i/>
       <w:iCs/>
     </w:rPr>
@@ -3130,6 +3318,7 @@
       <w:ind w:left="936" w:right="936"/>
     </w:pPr>
     <w:rPr>
+      <w:rFonts w:eastAsia="黑体"/>
       <w:b/>
       <w:bCs/>
       <w:i/>
@@ -3144,6 +3333,7 @@
     <w:uiPriority w:val="30"/>
     <w:rsid w:val="00FC693F"/>
     <w:rPr>
+      <w:rFonts w:eastAsia="黑体"/>
       <w:b/>
       <w:bCs/>
       <w:i/>
@@ -3158,6 +3348,7 @@
     <w:qFormat/>
     <w:rsid w:val="00FC693F"/>
     <w:rPr>
+      <w:rFonts w:eastAsia="黑体"/>
       <w:i/>
       <w:iCs/>
       <w:color w:themeColor="text1" w:themeTint="7F" w:val="808080"/>
@@ -3170,6 +3361,7 @@
     <w:qFormat/>
     <w:rsid w:val="00FC693F"/>
     <w:rPr>
+      <w:rFonts w:eastAsia="黑体"/>
       <w:b/>
       <w:bCs/>
       <w:i/>
@@ -3184,6 +3376,7 @@
     <w:qFormat/>
     <w:rsid w:val="00FC693F"/>
     <w:rPr>
+      <w:rFonts w:eastAsia="黑体"/>
       <w:smallCaps/>
       <w:color w:themeColor="accent2" w:val="C0504D"/>
       <w:u w:val="single"/>
@@ -3196,6 +3389,7 @@
     <w:qFormat/>
     <w:rsid w:val="00FC693F"/>
     <w:rPr>
+      <w:rFonts w:eastAsia="黑体"/>
       <w:b/>
       <w:bCs/>
       <w:smallCaps/>
@@ -3211,6 +3405,7 @@
     <w:qFormat/>
     <w:rsid w:val="00FC693F"/>
     <w:rPr>
+      <w:rFonts w:eastAsia="黑体"/>
       <w:b/>
       <w:bCs/>
       <w:smallCaps/>
@@ -3265,6 +3460,7 @@
       <w:spacing w:after="0" w:line="240" w:lineRule="auto"/>
     </w:pPr>
     <w:rPr>
+      <w:rFonts w:eastAsia="黑体"/>
       <w:color w:themeColor="text1" w:themeShade="BF" w:val="000000"/>
     </w:rPr>
     <w:tblPr>
@@ -3287,6 +3483,7 @@
         <w:spacing w:after="0" w:before="0" w:line="240" w:lineRule="auto"/>
       </w:pPr>
       <w:rPr>
+        <w:rFonts w:eastAsia="黑体"/>
         <w:b/>
         <w:bCs/>
       </w:rPr>
@@ -3307,6 +3504,7 @@
         <w:spacing w:after="0" w:before="0" w:line="240" w:lineRule="auto"/>
       </w:pPr>
       <w:rPr>
+        <w:rFonts w:eastAsia="黑体"/>
         <w:b/>
         <w:bCs/>
       </w:rPr>
@@ -3324,12 +3522,14 @@
     </w:tblStylePr>
     <w:tblStylePr w:type="firstCol">
       <w:rPr>
+        <w:rFonts w:eastAsia="黑体"/>
         <w:b/>
         <w:bCs/>
       </w:rPr>
     </w:tblStylePr>
     <w:tblStylePr w:type="lastCol">
       <w:rPr>
+        <w:rFonts w:eastAsia="黑体"/>
         <w:b/>
         <w:bCs/>
       </w:rPr>
@@ -3368,6 +3568,7 @@
       <w:spacing w:after="0" w:line="240" w:lineRule="auto"/>
     </w:pPr>
     <w:rPr>
+      <w:rFonts w:eastAsia="黑体"/>
       <w:color w:themeColor="accent1" w:themeShade="BF" w:val="365F91"/>
     </w:rPr>
     <w:tblPr>
@@ -3390,6 +3591,7 @@
         <w:spacing w:after="0" w:before="0" w:line="240" w:lineRule="auto"/>
       </w:pPr>
       <w:rPr>
+        <w:rFonts w:eastAsia="黑体"/>
         <w:b/>
         <w:bCs/>
       </w:rPr>
@@ -3410,6 +3612,7 @@
         <w:spacing w:after="0" w:before="0" w:line="240" w:lineRule="auto"/>
       </w:pPr>
       <w:rPr>
+        <w:rFonts w:eastAsia="黑体"/>
         <w:b/>
         <w:bCs/>
       </w:rPr>
@@ -3427,12 +3630,14 @@
     </w:tblStylePr>
     <w:tblStylePr w:type="firstCol">
       <w:rPr>
+        <w:rFonts w:eastAsia="黑体"/>
         <w:b/>
         <w:bCs/>
       </w:rPr>
     </w:tblStylePr>
     <w:tblStylePr w:type="lastCol">
       <w:rPr>
+        <w:rFonts w:eastAsia="黑体"/>
         <w:b/>
         <w:bCs/>
       </w:rPr>
@@ -3471,6 +3676,7 @@
       <w:spacing w:after="0" w:line="240" w:lineRule="auto"/>
     </w:pPr>
     <w:rPr>
+      <w:rFonts w:eastAsia="黑体"/>
       <w:color w:themeColor="accent2" w:themeShade="BF" w:val="943634"/>
     </w:rPr>
     <w:tblPr>
@@ -3493,6 +3699,7 @@
         <w:spacing w:after="0" w:before="0" w:line="240" w:lineRule="auto"/>
       </w:pPr>
       <w:rPr>
+        <w:rFonts w:eastAsia="黑体"/>
         <w:b/>
         <w:bCs/>
       </w:rPr>
@@ -3513,6 +3720,7 @@
         <w:spacing w:after="0" w:before="0" w:line="240" w:lineRule="auto"/>
       </w:pPr>
       <w:rPr>
+        <w:rFonts w:eastAsia="黑体"/>
         <w:b/>
         <w:bCs/>
       </w:rPr>
@@ -3530,12 +3738,14 @@
     </w:tblStylePr>
     <w:tblStylePr w:type="firstCol">
       <w:rPr>
+        <w:rFonts w:eastAsia="黑体"/>
         <w:b/>
         <w:bCs/>
       </w:rPr>
     </w:tblStylePr>
     <w:tblStylePr w:type="lastCol">
       <w:rPr>
+        <w:rFonts w:eastAsia="黑体"/>
         <w:b/>
         <w:bCs/>
       </w:rPr>
@@ -3574,6 +3784,7 @@
       <w:spacing w:after="0" w:line="240" w:lineRule="auto"/>
     </w:pPr>
     <w:rPr>
+      <w:rFonts w:eastAsia="黑体"/>
       <w:color w:themeColor="accent3" w:themeShade="BF" w:val="76923C"/>
     </w:rPr>
     <w:tblPr>
@@ -3596,6 +3807,7 @@
         <w:spacing w:after="0" w:before="0" w:line="240" w:lineRule="auto"/>
       </w:pPr>
       <w:rPr>
+        <w:rFonts w:eastAsia="黑体"/>
         <w:b/>
         <w:bCs/>
       </w:rPr>
@@ -3616,6 +3828,7 @@
         <w:spacing w:after="0" w:before="0" w:line="240" w:lineRule="auto"/>
       </w:pPr>
       <w:rPr>
+        <w:rFonts w:eastAsia="黑体"/>
         <w:b/>
         <w:bCs/>
       </w:rPr>
@@ -3633,12 +3846,14 @@
     </w:tblStylePr>
     <w:tblStylePr w:type="firstCol">
       <w:rPr>
+        <w:rFonts w:eastAsia="黑体"/>
         <w:b/>
         <w:bCs/>
       </w:rPr>
     </w:tblStylePr>
     <w:tblStylePr w:type="lastCol">
       <w:rPr>
+        <w:rFonts w:eastAsia="黑体"/>
         <w:b/>
         <w:bCs/>
       </w:rPr>
@@ -3677,6 +3892,7 @@
       <w:spacing w:after="0" w:line="240" w:lineRule="auto"/>
     </w:pPr>
     <w:rPr>
+      <w:rFonts w:eastAsia="黑体"/>
       <w:color w:themeColor="accent4" w:themeShade="BF" w:val="5F497A"/>
     </w:rPr>
     <w:tblPr>
@@ -3699,6 +3915,7 @@
         <w:spacing w:after="0" w:before="0" w:line="240" w:lineRule="auto"/>
       </w:pPr>
       <w:rPr>
+        <w:rFonts w:eastAsia="黑体"/>
         <w:b/>
         <w:bCs/>
       </w:rPr>
@@ -3719,6 +3936,7 @@
         <w:spacing w:after="0" w:before="0" w:line="240" w:lineRule="auto"/>
       </w:pPr>
       <w:rPr>
+        <w:rFonts w:eastAsia="黑体"/>
         <w:b/>
         <w:bCs/>
       </w:rPr>
@@ -3736,12 +3954,14 @@
     </w:tblStylePr>
     <w:tblStylePr w:type="firstCol">
       <w:rPr>
+        <w:rFonts w:eastAsia="黑体"/>
         <w:b/>
         <w:bCs/>
       </w:rPr>
     </w:tblStylePr>
     <w:tblStylePr w:type="lastCol">
       <w:rPr>
+        <w:rFonts w:eastAsia="黑体"/>
         <w:b/>
         <w:bCs/>
       </w:rPr>
@@ -3780,6 +4000,7 @@
       <w:spacing w:after="0" w:line="240" w:lineRule="auto"/>
     </w:pPr>
     <w:rPr>
+      <w:rFonts w:eastAsia="黑体"/>
       <w:color w:themeColor="accent5" w:themeShade="BF" w:val="31849B"/>
     </w:rPr>
     <w:tblPr>
@@ -3802,6 +4023,7 @@
         <w:spacing w:after="0" w:before="0" w:line="240" w:lineRule="auto"/>
       </w:pPr>
       <w:rPr>
+        <w:rFonts w:eastAsia="黑体"/>
         <w:b/>
         <w:bCs/>
       </w:rPr>
@@ -3822,6 +4044,7 @@
         <w:spacing w:after="0" w:before="0" w:line="240" w:lineRule="auto"/>
       </w:pPr>
       <w:rPr>
+        <w:rFonts w:eastAsia="黑体"/>
         <w:b/>
         <w:bCs/>
       </w:rPr>
@@ -3839,12 +4062,14 @@
     </w:tblStylePr>
     <w:tblStylePr w:type="firstCol">
       <w:rPr>
+        <w:rFonts w:eastAsia="黑体"/>
         <w:b/>
         <w:bCs/>
       </w:rPr>
     </w:tblStylePr>
     <w:tblStylePr w:type="lastCol">
       <w:rPr>
+        <w:rFonts w:eastAsia="黑体"/>
         <w:b/>
         <w:bCs/>
       </w:rPr>
@@ -3883,6 +4108,7 @@
       <w:spacing w:after="0" w:line="240" w:lineRule="auto"/>
     </w:pPr>
     <w:rPr>
+      <w:rFonts w:eastAsia="黑体"/>
       <w:color w:themeColor="accent6" w:themeShade="BF" w:val="E36C0A"/>
     </w:rPr>
     <w:tblPr>
@@ -3905,6 +4131,7 @@
         <w:spacing w:after="0" w:before="0" w:line="240" w:lineRule="auto"/>
       </w:pPr>
       <w:rPr>
+        <w:rFonts w:eastAsia="黑体"/>
         <w:b/>
         <w:bCs/>
       </w:rPr>
@@ -3925,6 +4152,7 @@
         <w:spacing w:after="0" w:before="0" w:line="240" w:lineRule="auto"/>
       </w:pPr>
       <w:rPr>
+        <w:rFonts w:eastAsia="黑体"/>
         <w:b/>
         <w:bCs/>
       </w:rPr>
@@ -3942,12 +4170,14 @@
     </w:tblStylePr>
     <w:tblStylePr w:type="firstCol">
       <w:rPr>
+        <w:rFonts w:eastAsia="黑体"/>
         <w:b/>
         <w:bCs/>
       </w:rPr>
     </w:tblStylePr>
     <w:tblStylePr w:type="lastCol">
       <w:rPr>
+        <w:rFonts w:eastAsia="黑体"/>
         <w:b/>
         <w:bCs/>
       </w:rPr>
@@ -4007,6 +4237,7 @@
         <w:spacing w:after="0" w:before="0" w:line="240" w:lineRule="auto"/>
       </w:pPr>
       <w:rPr>
+        <w:rFonts w:eastAsia="黑体"/>
         <w:b/>
         <w:bCs/>
         <w:color w:themeColor="background1" w:val="FFFFFF"/>
@@ -4021,6 +4252,7 @@
         <w:spacing w:after="0" w:before="0" w:line="240" w:lineRule="auto"/>
       </w:pPr>
       <w:rPr>
+        <w:rFonts w:eastAsia="黑体"/>
         <w:b/>
         <w:bCs/>
       </w:rPr>
@@ -4036,12 +4268,14 @@
     </w:tblStylePr>
     <w:tblStylePr w:type="firstCol">
       <w:rPr>
+        <w:rFonts w:eastAsia="黑体"/>
         <w:b/>
         <w:bCs/>
       </w:rPr>
     </w:tblStylePr>
     <w:tblStylePr w:type="lastCol">
       <w:rPr>
+        <w:rFonts w:eastAsia="黑体"/>
         <w:b/>
         <w:bCs/>
       </w:rPr>
@@ -4099,6 +4333,7 @@
         <w:spacing w:after="0" w:before="0" w:line="240" w:lineRule="auto"/>
       </w:pPr>
       <w:rPr>
+        <w:rFonts w:eastAsia="黑体"/>
         <w:b/>
         <w:bCs/>
         <w:color w:themeColor="background1" w:val="FFFFFF"/>
@@ -4113,6 +4348,7 @@
         <w:spacing w:after="0" w:before="0" w:line="240" w:lineRule="auto"/>
       </w:pPr>
       <w:rPr>
+        <w:rFonts w:eastAsia="黑体"/>
         <w:b/>
         <w:bCs/>
       </w:rPr>
@@ -4128,12 +4364,14 @@
     </w:tblStylePr>
     <w:tblStylePr w:type="firstCol">
       <w:rPr>
+        <w:rFonts w:eastAsia="黑体"/>
         <w:b/>
         <w:bCs/>
       </w:rPr>
     </w:tblStylePr>
     <w:tblStylePr w:type="lastCol">
       <w:rPr>
+        <w:rFonts w:eastAsia="黑体"/>
         <w:b/>
         <w:bCs/>
       </w:rPr>
@@ -4191,6 +4429,7 @@
         <w:spacing w:after="0" w:before="0" w:line="240" w:lineRule="auto"/>
       </w:pPr>
       <w:rPr>
+        <w:rFonts w:eastAsia="黑体"/>
         <w:b/>
         <w:bCs/>
         <w:color w:themeColor="background1" w:val="FFFFFF"/>
@@ -4205,6 +4444,7 @@
         <w:spacing w:after="0" w:before="0" w:line="240" w:lineRule="auto"/>
       </w:pPr>
       <w:rPr>
+        <w:rFonts w:eastAsia="黑体"/>
         <w:b/>
         <w:bCs/>
       </w:rPr>
@@ -4220,12 +4460,14 @@
     </w:tblStylePr>
     <w:tblStylePr w:type="firstCol">
       <w:rPr>
+        <w:rFonts w:eastAsia="黑体"/>
         <w:b/>
         <w:bCs/>
       </w:rPr>
     </w:tblStylePr>
     <w:tblStylePr w:type="lastCol">
       <w:rPr>
+        <w:rFonts w:eastAsia="黑体"/>
         <w:b/>
         <w:bCs/>
       </w:rPr>
@@ -4283,6 +4525,7 @@
         <w:spacing w:after="0" w:before="0" w:line="240" w:lineRule="auto"/>
       </w:pPr>
       <w:rPr>
+        <w:rFonts w:eastAsia="黑体"/>
         <w:b/>
         <w:bCs/>
         <w:color w:themeColor="background1" w:val="FFFFFF"/>
@@ -4297,6 +4540,7 @@
         <w:spacing w:after="0" w:before="0" w:line="240" w:lineRule="auto"/>
       </w:pPr>
       <w:rPr>
+        <w:rFonts w:eastAsia="黑体"/>
         <w:b/>
         <w:bCs/>
       </w:rPr>
@@ -4312,12 +4556,14 @@
     </w:tblStylePr>
     <w:tblStylePr w:type="firstCol">
       <w:rPr>
+        <w:rFonts w:eastAsia="黑体"/>
         <w:b/>
         <w:bCs/>
       </w:rPr>
     </w:tblStylePr>
     <w:tblStylePr w:type="lastCol">
       <w:rPr>
+        <w:rFonts w:eastAsia="黑体"/>
         <w:b/>
         <w:bCs/>
       </w:rPr>
@@ -4375,6 +4621,7 @@
         <w:spacing w:after="0" w:before="0" w:line="240" w:lineRule="auto"/>
       </w:pPr>
       <w:rPr>
+        <w:rFonts w:eastAsia="黑体"/>
         <w:b/>
         <w:bCs/>
         <w:color w:themeColor="background1" w:val="FFFFFF"/>
@@ -4389,6 +4636,7 @@
         <w:spacing w:after="0" w:before="0" w:line="240" w:lineRule="auto"/>
       </w:pPr>
       <w:rPr>
+        <w:rFonts w:eastAsia="黑体"/>
         <w:b/>
         <w:bCs/>
       </w:rPr>
@@ -4404,12 +4652,14 @@
     </w:tblStylePr>
     <w:tblStylePr w:type="firstCol">
       <w:rPr>
+        <w:rFonts w:eastAsia="黑体"/>
         <w:b/>
         <w:bCs/>
       </w:rPr>
     </w:tblStylePr>
     <w:tblStylePr w:type="lastCol">
       <w:rPr>
+        <w:rFonts w:eastAsia="黑体"/>
         <w:b/>
         <w:bCs/>
       </w:rPr>
@@ -4467,6 +4717,7 @@
         <w:spacing w:after="0" w:before="0" w:line="240" w:lineRule="auto"/>
       </w:pPr>
       <w:rPr>
+        <w:rFonts w:eastAsia="黑体"/>
         <w:b/>
         <w:bCs/>
         <w:color w:themeColor="background1" w:val="FFFFFF"/>
@@ -4481,6 +4732,7 @@
         <w:spacing w:after="0" w:before="0" w:line="240" w:lineRule="auto"/>
       </w:pPr>
       <w:rPr>
+        <w:rFonts w:eastAsia="黑体"/>
         <w:b/>
         <w:bCs/>
       </w:rPr>
@@ -4496,12 +4748,14 @@
     </w:tblStylePr>
     <w:tblStylePr w:type="firstCol">
       <w:rPr>
+        <w:rFonts w:eastAsia="黑体"/>
         <w:b/>
         <w:bCs/>
       </w:rPr>
     </w:tblStylePr>
     <w:tblStylePr w:type="lastCol">
       <w:rPr>
+        <w:rFonts w:eastAsia="黑体"/>
         <w:b/>
         <w:bCs/>
       </w:rPr>
@@ -4559,6 +4813,7 @@
         <w:spacing w:after="0" w:before="0" w:line="240" w:lineRule="auto"/>
       </w:pPr>
       <w:rPr>
+        <w:rFonts w:eastAsia="黑体"/>
         <w:b/>
         <w:bCs/>
         <w:color w:themeColor="background1" w:val="FFFFFF"/>
@@ -4573,6 +4828,7 @@
         <w:spacing w:after="0" w:before="0" w:line="240" w:lineRule="auto"/>
       </w:pPr>
       <w:rPr>
+        <w:rFonts w:eastAsia="黑体"/>
         <w:b/>
         <w:bCs/>
       </w:rPr>
@@ -4588,12 +4844,14 @@
     </w:tblStylePr>
     <w:tblStylePr w:type="firstCol">
       <w:rPr>
+        <w:rFonts w:eastAsia="黑体"/>
         <w:b/>
         <w:bCs/>
       </w:rPr>
     </w:tblStylePr>
     <w:tblStylePr w:type="lastCol">
       <w:rPr>
+        <w:rFonts w:eastAsia="黑体"/>
         <w:b/>
         <w:bCs/>
       </w:rPr>
@@ -4653,7 +4911,7 @@
         <w:spacing w:after="0" w:before="0" w:line="240" w:lineRule="auto"/>
       </w:pPr>
       <w:rPr>
-        <w:rFonts w:asciiTheme="majorHAnsi" w:cstheme="majorBidi" w:eastAsiaTheme="majorEastAsia" w:hAnsiTheme="majorHAnsi"/>
+        <w:rFonts w:asciiTheme="majorHAnsi" w:cstheme="majorBidi" w:hAnsiTheme="majorHAnsi" w:eastAsia="黑体"/>
         <w:b/>
         <w:bCs/>
       </w:rPr>
@@ -4674,7 +4932,7 @@
         <w:spacing w:after="0" w:before="0" w:line="240" w:lineRule="auto"/>
       </w:pPr>
       <w:rPr>
-        <w:rFonts w:asciiTheme="majorHAnsi" w:cstheme="majorBidi" w:eastAsiaTheme="majorEastAsia" w:hAnsiTheme="majorHAnsi"/>
+        <w:rFonts w:asciiTheme="majorHAnsi" w:cstheme="majorBidi" w:hAnsiTheme="majorHAnsi" w:eastAsia="黑体"/>
         <w:b/>
         <w:bCs/>
       </w:rPr>
@@ -4692,14 +4950,14 @@
     </w:tblStylePr>
     <w:tblStylePr w:type="firstCol">
       <w:rPr>
-        <w:rFonts w:asciiTheme="majorHAnsi" w:cstheme="majorBidi" w:eastAsiaTheme="majorEastAsia" w:hAnsiTheme="majorHAnsi"/>
+        <w:rFonts w:asciiTheme="majorHAnsi" w:cstheme="majorBidi" w:hAnsiTheme="majorHAnsi" w:eastAsia="黑体"/>
         <w:b/>
         <w:bCs/>
       </w:rPr>
     </w:tblStylePr>
     <w:tblStylePr w:type="lastCol">
       <w:rPr>
-        <w:rFonts w:asciiTheme="majorHAnsi" w:cstheme="majorBidi" w:eastAsiaTheme="majorEastAsia" w:hAnsiTheme="majorHAnsi"/>
+        <w:rFonts w:asciiTheme="majorHAnsi" w:cstheme="majorBidi" w:hAnsiTheme="majorHAnsi" w:eastAsia="黑体"/>
         <w:b/>
         <w:bCs/>
       </w:rPr>
@@ -4783,7 +5041,7 @@
         <w:spacing w:after="0" w:before="0" w:line="240" w:lineRule="auto"/>
       </w:pPr>
       <w:rPr>
-        <w:rFonts w:asciiTheme="majorHAnsi" w:cstheme="majorBidi" w:eastAsiaTheme="majorEastAsia" w:hAnsiTheme="majorHAnsi"/>
+        <w:rFonts w:asciiTheme="majorHAnsi" w:cstheme="majorBidi" w:hAnsiTheme="majorHAnsi" w:eastAsia="黑体"/>
         <w:b/>
         <w:bCs/>
       </w:rPr>
@@ -4804,7 +5062,7 @@
         <w:spacing w:after="0" w:before="0" w:line="240" w:lineRule="auto"/>
       </w:pPr>
       <w:rPr>
-        <w:rFonts w:asciiTheme="majorHAnsi" w:cstheme="majorBidi" w:eastAsiaTheme="majorEastAsia" w:hAnsiTheme="majorHAnsi"/>
+        <w:rFonts w:asciiTheme="majorHAnsi" w:cstheme="majorBidi" w:hAnsiTheme="majorHAnsi" w:eastAsia="黑体"/>
         <w:b/>
         <w:bCs/>
       </w:rPr>
@@ -4822,14 +5080,14 @@
     </w:tblStylePr>
     <w:tblStylePr w:type="firstCol">
       <w:rPr>
-        <w:rFonts w:asciiTheme="majorHAnsi" w:cstheme="majorBidi" w:eastAsiaTheme="majorEastAsia" w:hAnsiTheme="majorHAnsi"/>
+        <w:rFonts w:asciiTheme="majorHAnsi" w:cstheme="majorBidi" w:hAnsiTheme="majorHAnsi" w:eastAsia="黑体"/>
         <w:b/>
         <w:bCs/>
       </w:rPr>
     </w:tblStylePr>
     <w:tblStylePr w:type="lastCol">
       <w:rPr>
-        <w:rFonts w:asciiTheme="majorHAnsi" w:cstheme="majorBidi" w:eastAsiaTheme="majorEastAsia" w:hAnsiTheme="majorHAnsi"/>
+        <w:rFonts w:asciiTheme="majorHAnsi" w:cstheme="majorBidi" w:hAnsiTheme="majorHAnsi" w:eastAsia="黑体"/>
         <w:b/>
         <w:bCs/>
       </w:rPr>
@@ -4913,7 +5171,7 @@
         <w:spacing w:after="0" w:before="0" w:line="240" w:lineRule="auto"/>
       </w:pPr>
       <w:rPr>
-        <w:rFonts w:asciiTheme="majorHAnsi" w:cstheme="majorBidi" w:eastAsiaTheme="majorEastAsia" w:hAnsiTheme="majorHAnsi"/>
+        <w:rFonts w:asciiTheme="majorHAnsi" w:cstheme="majorBidi" w:hAnsiTheme="majorHAnsi" w:eastAsia="黑体"/>
         <w:b/>
         <w:bCs/>
       </w:rPr>
@@ -4934,7 +5192,7 @@
         <w:spacing w:after="0" w:before="0" w:line="240" w:lineRule="auto"/>
       </w:pPr>
       <w:rPr>
-        <w:rFonts w:asciiTheme="majorHAnsi" w:cstheme="majorBidi" w:eastAsiaTheme="majorEastAsia" w:hAnsiTheme="majorHAnsi"/>
+        <w:rFonts w:asciiTheme="majorHAnsi" w:cstheme="majorBidi" w:hAnsiTheme="majorHAnsi" w:eastAsia="黑体"/>
         <w:b/>
         <w:bCs/>
       </w:rPr>
@@ -4952,14 +5210,14 @@
     </w:tblStylePr>
     <w:tblStylePr w:type="firstCol">
       <w:rPr>
-        <w:rFonts w:asciiTheme="majorHAnsi" w:cstheme="majorBidi" w:eastAsiaTheme="majorEastAsia" w:hAnsiTheme="majorHAnsi"/>
+        <w:rFonts w:asciiTheme="majorHAnsi" w:cstheme="majorBidi" w:hAnsiTheme="majorHAnsi" w:eastAsia="黑体"/>
         <w:b/>
         <w:bCs/>
       </w:rPr>
     </w:tblStylePr>
     <w:tblStylePr w:type="lastCol">
       <w:rPr>
-        <w:rFonts w:asciiTheme="majorHAnsi" w:cstheme="majorBidi" w:eastAsiaTheme="majorEastAsia" w:hAnsiTheme="majorHAnsi"/>
+        <w:rFonts w:asciiTheme="majorHAnsi" w:cstheme="majorBidi" w:hAnsiTheme="majorHAnsi" w:eastAsia="黑体"/>
         <w:b/>
         <w:bCs/>
       </w:rPr>
@@ -5043,7 +5301,7 @@
         <w:spacing w:after="0" w:before="0" w:line="240" w:lineRule="auto"/>
       </w:pPr>
       <w:rPr>
-        <w:rFonts w:asciiTheme="majorHAnsi" w:cstheme="majorBidi" w:eastAsiaTheme="majorEastAsia" w:hAnsiTheme="majorHAnsi"/>
+        <w:rFonts w:asciiTheme="majorHAnsi" w:cstheme="majorBidi" w:hAnsiTheme="majorHAnsi" w:eastAsia="黑体"/>
         <w:b/>
         <w:bCs/>
       </w:rPr>
@@ -5064,7 +5322,7 @@
         <w:spacing w:after="0" w:before="0" w:line="240" w:lineRule="auto"/>
       </w:pPr>
       <w:rPr>
-        <w:rFonts w:asciiTheme="majorHAnsi" w:cstheme="majorBidi" w:eastAsiaTheme="majorEastAsia" w:hAnsiTheme="majorHAnsi"/>
+        <w:rFonts w:asciiTheme="majorHAnsi" w:cstheme="majorBidi" w:hAnsiTheme="majorHAnsi" w:eastAsia="黑体"/>
         <w:b/>
         <w:bCs/>
       </w:rPr>
@@ -5082,14 +5340,14 @@
     </w:tblStylePr>
     <w:tblStylePr w:type="firstCol">
       <w:rPr>
-        <w:rFonts w:asciiTheme="majorHAnsi" w:cstheme="majorBidi" w:eastAsiaTheme="majorEastAsia" w:hAnsiTheme="majorHAnsi"/>
+        <w:rFonts w:asciiTheme="majorHAnsi" w:cstheme="majorBidi" w:hAnsiTheme="majorHAnsi" w:eastAsia="黑体"/>
         <w:b/>
         <w:bCs/>
       </w:rPr>
     </w:tblStylePr>
     <w:tblStylePr w:type="lastCol">
       <w:rPr>
-        <w:rFonts w:asciiTheme="majorHAnsi" w:cstheme="majorBidi" w:eastAsiaTheme="majorEastAsia" w:hAnsiTheme="majorHAnsi"/>
+        <w:rFonts w:asciiTheme="majorHAnsi" w:cstheme="majorBidi" w:hAnsiTheme="majorHAnsi" w:eastAsia="黑体"/>
         <w:b/>
         <w:bCs/>
       </w:rPr>
@@ -5173,7 +5431,7 @@
         <w:spacing w:after="0" w:before="0" w:line="240" w:lineRule="auto"/>
       </w:pPr>
       <w:rPr>
-        <w:rFonts w:asciiTheme="majorHAnsi" w:cstheme="majorBidi" w:eastAsiaTheme="majorEastAsia" w:hAnsiTheme="majorHAnsi"/>
+        <w:rFonts w:asciiTheme="majorHAnsi" w:cstheme="majorBidi" w:hAnsiTheme="majorHAnsi" w:eastAsia="黑体"/>
         <w:b/>
         <w:bCs/>
       </w:rPr>
@@ -5194,7 +5452,7 @@
         <w:spacing w:after="0" w:before="0" w:line="240" w:lineRule="auto"/>
       </w:pPr>
       <w:rPr>
-        <w:rFonts w:asciiTheme="majorHAnsi" w:cstheme="majorBidi" w:eastAsiaTheme="majorEastAsia" w:hAnsiTheme="majorHAnsi"/>
+        <w:rFonts w:asciiTheme="majorHAnsi" w:cstheme="majorBidi" w:hAnsiTheme="majorHAnsi" w:eastAsia="黑体"/>
         <w:b/>
         <w:bCs/>
       </w:rPr>
@@ -5212,14 +5470,14 @@
     </w:tblStylePr>
     <w:tblStylePr w:type="firstCol">
       <w:rPr>
-        <w:rFonts w:asciiTheme="majorHAnsi" w:cstheme="majorBidi" w:eastAsiaTheme="majorEastAsia" w:hAnsiTheme="majorHAnsi"/>
+        <w:rFonts w:asciiTheme="majorHAnsi" w:cstheme="majorBidi" w:hAnsiTheme="majorHAnsi" w:eastAsia="黑体"/>
         <w:b/>
         <w:bCs/>
       </w:rPr>
     </w:tblStylePr>
     <w:tblStylePr w:type="lastCol">
       <w:rPr>
-        <w:rFonts w:asciiTheme="majorHAnsi" w:cstheme="majorBidi" w:eastAsiaTheme="majorEastAsia" w:hAnsiTheme="majorHAnsi"/>
+        <w:rFonts w:asciiTheme="majorHAnsi" w:cstheme="majorBidi" w:hAnsiTheme="majorHAnsi" w:eastAsia="黑体"/>
         <w:b/>
         <w:bCs/>
       </w:rPr>
@@ -5303,7 +5561,7 @@
         <w:spacing w:after="0" w:before="0" w:line="240" w:lineRule="auto"/>
       </w:pPr>
       <w:rPr>
-        <w:rFonts w:asciiTheme="majorHAnsi" w:cstheme="majorBidi" w:eastAsiaTheme="majorEastAsia" w:hAnsiTheme="majorHAnsi"/>
+        <w:rFonts w:asciiTheme="majorHAnsi" w:cstheme="majorBidi" w:hAnsiTheme="majorHAnsi" w:eastAsia="黑体"/>
         <w:b/>
         <w:bCs/>
       </w:rPr>
@@ -5324,7 +5582,7 @@
         <w:spacing w:after="0" w:before="0" w:line="240" w:lineRule="auto"/>
       </w:pPr>
       <w:rPr>
-        <w:rFonts w:asciiTheme="majorHAnsi" w:cstheme="majorBidi" w:eastAsiaTheme="majorEastAsia" w:hAnsiTheme="majorHAnsi"/>
+        <w:rFonts w:asciiTheme="majorHAnsi" w:cstheme="majorBidi" w:hAnsiTheme="majorHAnsi" w:eastAsia="黑体"/>
         <w:b/>
         <w:bCs/>
       </w:rPr>
@@ -5342,14 +5600,14 @@
     </w:tblStylePr>
     <w:tblStylePr w:type="firstCol">
       <w:rPr>
-        <w:rFonts w:asciiTheme="majorHAnsi" w:cstheme="majorBidi" w:eastAsiaTheme="majorEastAsia" w:hAnsiTheme="majorHAnsi"/>
+        <w:rFonts w:asciiTheme="majorHAnsi" w:cstheme="majorBidi" w:hAnsiTheme="majorHAnsi" w:eastAsia="黑体"/>
         <w:b/>
         <w:bCs/>
       </w:rPr>
     </w:tblStylePr>
     <w:tblStylePr w:type="lastCol">
       <w:rPr>
-        <w:rFonts w:asciiTheme="majorHAnsi" w:cstheme="majorBidi" w:eastAsiaTheme="majorEastAsia" w:hAnsiTheme="majorHAnsi"/>
+        <w:rFonts w:asciiTheme="majorHAnsi" w:cstheme="majorBidi" w:hAnsiTheme="majorHAnsi" w:eastAsia="黑体"/>
         <w:b/>
         <w:bCs/>
       </w:rPr>
@@ -5433,7 +5691,7 @@
         <w:spacing w:after="0" w:before="0" w:line="240" w:lineRule="auto"/>
       </w:pPr>
       <w:rPr>
-        <w:rFonts w:asciiTheme="majorHAnsi" w:cstheme="majorBidi" w:eastAsiaTheme="majorEastAsia" w:hAnsiTheme="majorHAnsi"/>
+        <w:rFonts w:asciiTheme="majorHAnsi" w:cstheme="majorBidi" w:hAnsiTheme="majorHAnsi" w:eastAsia="黑体"/>
         <w:b/>
         <w:bCs/>
       </w:rPr>
@@ -5454,7 +5712,7 @@
         <w:spacing w:after="0" w:before="0" w:line="240" w:lineRule="auto"/>
       </w:pPr>
       <w:rPr>
-        <w:rFonts w:asciiTheme="majorHAnsi" w:cstheme="majorBidi" w:eastAsiaTheme="majorEastAsia" w:hAnsiTheme="majorHAnsi"/>
+        <w:rFonts w:asciiTheme="majorHAnsi" w:cstheme="majorBidi" w:hAnsiTheme="majorHAnsi" w:eastAsia="黑体"/>
         <w:b/>
         <w:bCs/>
       </w:rPr>
@@ -5472,14 +5730,14 @@
     </w:tblStylePr>
     <w:tblStylePr w:type="firstCol">
       <w:rPr>
-        <w:rFonts w:asciiTheme="majorHAnsi" w:cstheme="majorBidi" w:eastAsiaTheme="majorEastAsia" w:hAnsiTheme="majorHAnsi"/>
+        <w:rFonts w:asciiTheme="majorHAnsi" w:cstheme="majorBidi" w:hAnsiTheme="majorHAnsi" w:eastAsia="黑体"/>
         <w:b/>
         <w:bCs/>
       </w:rPr>
     </w:tblStylePr>
     <w:tblStylePr w:type="lastCol">
       <w:rPr>
-        <w:rFonts w:asciiTheme="majorHAnsi" w:cstheme="majorBidi" w:eastAsiaTheme="majorEastAsia" w:hAnsiTheme="majorHAnsi"/>
+        <w:rFonts w:asciiTheme="majorHAnsi" w:cstheme="majorBidi" w:hAnsiTheme="majorHAnsi" w:eastAsia="黑体"/>
         <w:b/>
         <w:bCs/>
       </w:rPr>
@@ -5562,6 +5820,7 @@
         <w:spacing w:after="0" w:before="0" w:line="240" w:lineRule="auto"/>
       </w:pPr>
       <w:rPr>
+        <w:rFonts w:eastAsia="黑体"/>
         <w:b/>
         <w:bCs/>
         <w:color w:themeColor="background1" w:val="FFFFFF"/>
@@ -5584,6 +5843,7 @@
         <w:spacing w:after="0" w:before="0" w:line="240" w:lineRule="auto"/>
       </w:pPr>
       <w:rPr>
+        <w:rFonts w:eastAsia="黑体"/>
         <w:b/>
         <w:bCs/>
       </w:rPr>
@@ -5601,12 +5861,14 @@
     </w:tblStylePr>
     <w:tblStylePr w:type="firstCol">
       <w:rPr>
+        <w:rFonts w:eastAsia="黑体"/>
         <w:b/>
         <w:bCs/>
       </w:rPr>
     </w:tblStylePr>
     <w:tblStylePr w:type="lastCol">
       <w:rPr>
+        <w:rFonts w:eastAsia="黑体"/>
         <w:b/>
         <w:bCs/>
       </w:rPr>
@@ -5668,6 +5930,7 @@
         <w:spacing w:after="0" w:before="0" w:line="240" w:lineRule="auto"/>
       </w:pPr>
       <w:rPr>
+        <w:rFonts w:eastAsia="黑体"/>
         <w:b/>
         <w:bCs/>
         <w:color w:themeColor="background1" w:val="FFFFFF"/>
@@ -5690,6 +5953,7 @@
         <w:spacing w:after="0" w:before="0" w:line="240" w:lineRule="auto"/>
       </w:pPr>
       <w:rPr>
+        <w:rFonts w:eastAsia="黑体"/>
         <w:b/>
         <w:bCs/>
       </w:rPr>
@@ -5707,12 +5971,14 @@
     </w:tblStylePr>
     <w:tblStylePr w:type="firstCol">
       <w:rPr>
+        <w:rFonts w:eastAsia="黑体"/>
         <w:b/>
         <w:bCs/>
       </w:rPr>
     </w:tblStylePr>
     <w:tblStylePr w:type="lastCol">
       <w:rPr>
+        <w:rFonts w:eastAsia="黑体"/>
         <w:b/>
         <w:bCs/>
       </w:rPr>
@@ -5774,6 +6040,7 @@
         <w:spacing w:after="0" w:before="0" w:line="240" w:lineRule="auto"/>
       </w:pPr>
       <w:rPr>
+        <w:rFonts w:eastAsia="黑体"/>
         <w:b/>
         <w:bCs/>
         <w:color w:themeColor="background1" w:val="FFFFFF"/>
@@ -5796,6 +6063,7 @@
         <w:spacing w:after="0" w:before="0" w:line="240" w:lineRule="auto"/>
       </w:pPr>
       <w:rPr>
+        <w:rFonts w:eastAsia="黑体"/>
         <w:b/>
         <w:bCs/>
       </w:rPr>
@@ -5813,12 +6081,14 @@
     </w:tblStylePr>
     <w:tblStylePr w:type="firstCol">
       <w:rPr>
+        <w:rFonts w:eastAsia="黑体"/>
         <w:b/>
         <w:bCs/>
       </w:rPr>
     </w:tblStylePr>
     <w:tblStylePr w:type="lastCol">
       <w:rPr>
+        <w:rFonts w:eastAsia="黑体"/>
         <w:b/>
         <w:bCs/>
       </w:rPr>
@@ -5880,6 +6150,7 @@
         <w:spacing w:after="0" w:before="0" w:line="240" w:lineRule="auto"/>
       </w:pPr>
       <w:rPr>
+        <w:rFonts w:eastAsia="黑体"/>
         <w:b/>
         <w:bCs/>
         <w:color w:themeColor="background1" w:val="FFFFFF"/>
@@ -5902,6 +6173,7 @@
         <w:spacing w:after="0" w:before="0" w:line="240" w:lineRule="auto"/>
       </w:pPr>
       <w:rPr>
+        <w:rFonts w:eastAsia="黑体"/>
         <w:b/>
         <w:bCs/>
       </w:rPr>
@@ -5919,12 +6191,14 @@
     </w:tblStylePr>
     <w:tblStylePr w:type="firstCol">
       <w:rPr>
+        <w:rFonts w:eastAsia="黑体"/>
         <w:b/>
         <w:bCs/>
       </w:rPr>
     </w:tblStylePr>
     <w:tblStylePr w:type="lastCol">
       <w:rPr>
+        <w:rFonts w:eastAsia="黑体"/>
         <w:b/>
         <w:bCs/>
       </w:rPr>
@@ -5986,6 +6260,7 @@
         <w:spacing w:after="0" w:before="0" w:line="240" w:lineRule="auto"/>
       </w:pPr>
       <w:rPr>
+        <w:rFonts w:eastAsia="黑体"/>
         <w:b/>
         <w:bCs/>
         <w:color w:themeColor="background1" w:val="FFFFFF"/>
@@ -6008,6 +6283,7 @@
         <w:spacing w:after="0" w:before="0" w:line="240" w:lineRule="auto"/>
       </w:pPr>
       <w:rPr>
+        <w:rFonts w:eastAsia="黑体"/>
         <w:b/>
         <w:bCs/>
       </w:rPr>
@@ -6025,12 +6301,14 @@
     </w:tblStylePr>
     <w:tblStylePr w:type="firstCol">
       <w:rPr>
+        <w:rFonts w:eastAsia="黑体"/>
         <w:b/>
         <w:bCs/>
       </w:rPr>
     </w:tblStylePr>
     <w:tblStylePr w:type="lastCol">
       <w:rPr>
+        <w:rFonts w:eastAsia="黑体"/>
         <w:b/>
         <w:bCs/>
       </w:rPr>
@@ -6092,6 +6370,7 @@
         <w:spacing w:after="0" w:before="0" w:line="240" w:lineRule="auto"/>
       </w:pPr>
       <w:rPr>
+        <w:rFonts w:eastAsia="黑体"/>
         <w:b/>
         <w:bCs/>
         <w:color w:themeColor="background1" w:val="FFFFFF"/>
@@ -6114,6 +6393,7 @@
         <w:spacing w:after="0" w:before="0" w:line="240" w:lineRule="auto"/>
       </w:pPr>
       <w:rPr>
+        <w:rFonts w:eastAsia="黑体"/>
         <w:b/>
         <w:bCs/>
       </w:rPr>
@@ -6131,12 +6411,14 @@
     </w:tblStylePr>
     <w:tblStylePr w:type="firstCol">
       <w:rPr>
+        <w:rFonts w:eastAsia="黑体"/>
         <w:b/>
         <w:bCs/>
       </w:rPr>
     </w:tblStylePr>
     <w:tblStylePr w:type="lastCol">
       <w:rPr>
+        <w:rFonts w:eastAsia="黑体"/>
         <w:b/>
         <w:bCs/>
       </w:rPr>
@@ -6198,6 +6480,7 @@
         <w:spacing w:after="0" w:before="0" w:line="240" w:lineRule="auto"/>
       </w:pPr>
       <w:rPr>
+        <w:rFonts w:eastAsia="黑体"/>
         <w:b/>
         <w:bCs/>
         <w:color w:themeColor="background1" w:val="FFFFFF"/>
@@ -6220,6 +6503,7 @@
         <w:spacing w:after="0" w:before="0" w:line="240" w:lineRule="auto"/>
       </w:pPr>
       <w:rPr>
+        <w:rFonts w:eastAsia="黑体"/>
         <w:b/>
         <w:bCs/>
       </w:rPr>
@@ -6237,12 +6521,14 @@
     </w:tblStylePr>
     <w:tblStylePr w:type="firstCol">
       <w:rPr>
+        <w:rFonts w:eastAsia="黑体"/>
         <w:b/>
         <w:bCs/>
       </w:rPr>
     </w:tblStylePr>
     <w:tblStylePr w:type="lastCol">
       <w:rPr>
+        <w:rFonts w:eastAsia="黑体"/>
         <w:b/>
         <w:bCs/>
       </w:rPr>
@@ -6301,6 +6587,7 @@
         <w:spacing w:after="0" w:before="0" w:line="240" w:lineRule="auto"/>
       </w:pPr>
       <w:rPr>
+        <w:rFonts w:eastAsia="黑体"/>
         <w:b/>
         <w:bCs/>
         <w:color w:themeColor="background1" w:val="FFFFFF"/>
@@ -6323,6 +6610,7 @@
         <w:spacing w:after="0" w:before="0" w:line="240" w:lineRule="auto"/>
       </w:pPr>
       <w:rPr>
+        <w:rFonts w:eastAsia="黑体"/>
         <w:color w:val="auto"/>
       </w:rPr>
       <w:tblPr/>
@@ -6340,6 +6628,7 @@
     </w:tblStylePr>
     <w:tblStylePr w:type="firstCol">
       <w:rPr>
+        <w:rFonts w:eastAsia="黑体"/>
         <w:b/>
         <w:bCs/>
         <w:color w:themeColor="background1" w:val="FFFFFF"/>
@@ -6359,6 +6648,7 @@
     </w:tblStylePr>
     <w:tblStylePr w:type="lastCol">
       <w:rPr>
+        <w:rFonts w:eastAsia="黑体"/>
         <w:b/>
         <w:bCs/>
         <w:color w:themeColor="background1" w:val="FFFFFF"/>
@@ -6407,6 +6697,7 @@
     </w:tblStylePr>
     <w:tblStylePr w:type="nwCell">
       <w:rPr>
+        <w:rFonts w:eastAsia="黑体"/>
         <w:color w:themeColor="background1" w:val="FFFFFF"/>
       </w:rPr>
       <w:tblPr/>
@@ -6450,6 +6741,7 @@
         <w:spacing w:after="0" w:before="0" w:line="240" w:lineRule="auto"/>
       </w:pPr>
       <w:rPr>
+        <w:rFonts w:eastAsia="黑体"/>
         <w:b/>
         <w:bCs/>
         <w:color w:themeColor="background1" w:val="FFFFFF"/>
@@ -6472,6 +6764,7 @@
         <w:spacing w:after="0" w:before="0" w:line="240" w:lineRule="auto"/>
       </w:pPr>
       <w:rPr>
+        <w:rFonts w:eastAsia="黑体"/>
         <w:color w:val="auto"/>
       </w:rPr>
       <w:tblPr/>
@@ -6489,6 +6782,7 @@
     </w:tblStylePr>
     <w:tblStylePr w:type="firstCol">
       <w:rPr>
+        <w:rFonts w:eastAsia="黑体"/>
         <w:b/>
         <w:bCs/>
         <w:color w:themeColor="background1" w:val="FFFFFF"/>
@@ -6508,6 +6802,7 @@
     </w:tblStylePr>
     <w:tblStylePr w:type="lastCol">
       <w:rPr>
+        <w:rFonts w:eastAsia="黑体"/>
         <w:b/>
         <w:bCs/>
         <w:color w:themeColor="background1" w:val="FFFFFF"/>
@@ -6556,6 +6851,7 @@
     </w:tblStylePr>
     <w:tblStylePr w:type="nwCell">
       <w:rPr>
+        <w:rFonts w:eastAsia="黑体"/>
         <w:color w:themeColor="background1" w:val="FFFFFF"/>
       </w:rPr>
       <w:tblPr/>
@@ -6599,6 +6895,7 @@
         <w:spacing w:after="0" w:before="0" w:line="240" w:lineRule="auto"/>
       </w:pPr>
       <w:rPr>
+        <w:rFonts w:eastAsia="黑体"/>
         <w:b/>
         <w:bCs/>
         <w:color w:themeColor="background1" w:val="FFFFFF"/>
@@ -6621,6 +6918,7 @@
         <w:spacing w:after="0" w:before="0" w:line="240" w:lineRule="auto"/>
       </w:pPr>
       <w:rPr>
+        <w:rFonts w:eastAsia="黑体"/>
         <w:color w:val="auto"/>
       </w:rPr>
       <w:tblPr/>
@@ -6638,6 +6936,7 @@
     </w:tblStylePr>
     <w:tblStylePr w:type="firstCol">
       <w:rPr>
+        <w:rFonts w:eastAsia="黑体"/>
         <w:b/>
         <w:bCs/>
         <w:color w:themeColor="background1" w:val="FFFFFF"/>
@@ -6657,6 +6956,7 @@
     </w:tblStylePr>
     <w:tblStylePr w:type="lastCol">
       <w:rPr>
+        <w:rFonts w:eastAsia="黑体"/>
         <w:b/>
         <w:bCs/>
         <w:color w:themeColor="background1" w:val="FFFFFF"/>
@@ -6705,6 +7005,7 @@
     </w:tblStylePr>
     <w:tblStylePr w:type="nwCell">
       <w:rPr>
+        <w:rFonts w:eastAsia="黑体"/>
         <w:color w:themeColor="background1" w:val="FFFFFF"/>
       </w:rPr>
       <w:tblPr/>
@@ -6748,6 +7049,7 @@
         <w:spacing w:after="0" w:before="0" w:line="240" w:lineRule="auto"/>
       </w:pPr>
       <w:rPr>
+        <w:rFonts w:eastAsia="黑体"/>
         <w:b/>
         <w:bCs/>
         <w:color w:themeColor="background1" w:val="FFFFFF"/>
@@ -6770,6 +7072,7 @@
         <w:spacing w:after="0" w:before="0" w:line="240" w:lineRule="auto"/>
       </w:pPr>
       <w:rPr>
+        <w:rFonts w:eastAsia="黑体"/>
         <w:color w:val="auto"/>
       </w:rPr>
       <w:tblPr/>
@@ -6787,6 +7090,7 @@
     </w:tblStylePr>
     <w:tblStylePr w:type="firstCol">
       <w:rPr>
+        <w:rFonts w:eastAsia="黑体"/>
         <w:b/>
         <w:bCs/>
         <w:color w:themeColor="background1" w:val="FFFFFF"/>
@@ -6806,6 +7110,7 @@
     </w:tblStylePr>
     <w:tblStylePr w:type="lastCol">
       <w:rPr>
+        <w:rFonts w:eastAsia="黑体"/>
         <w:b/>
         <w:bCs/>
         <w:color w:themeColor="background1" w:val="FFFFFF"/>
@@ -6854,6 +7159,7 @@
     </w:tblStylePr>
     <w:tblStylePr w:type="nwCell">
       <w:rPr>
+        <w:rFonts w:eastAsia="黑体"/>
         <w:color w:themeColor="background1" w:val="FFFFFF"/>
       </w:rPr>
       <w:tblPr/>
@@ -6897,6 +7203,7 @@
         <w:spacing w:after="0" w:before="0" w:line="240" w:lineRule="auto"/>
       </w:pPr>
       <w:rPr>
+        <w:rFonts w:eastAsia="黑体"/>
         <w:b/>
         <w:bCs/>
         <w:color w:themeColor="background1" w:val="FFFFFF"/>
@@ -6919,6 +7226,7 @@
         <w:spacing w:after="0" w:before="0" w:line="240" w:lineRule="auto"/>
       </w:pPr>
       <w:rPr>
+        <w:rFonts w:eastAsia="黑体"/>
         <w:color w:val="auto"/>
       </w:rPr>
       <w:tblPr/>
@@ -6936,6 +7244,7 @@
     </w:tblStylePr>
     <w:tblStylePr w:type="firstCol">
       <w:rPr>
+        <w:rFonts w:eastAsia="黑体"/>
         <w:b/>
         <w:bCs/>
         <w:color w:themeColor="background1" w:val="FFFFFF"/>
@@ -6955,6 +7264,7 @@
     </w:tblStylePr>
     <w:tblStylePr w:type="lastCol">
       <w:rPr>
+        <w:rFonts w:eastAsia="黑体"/>
         <w:b/>
         <w:bCs/>
         <w:color w:themeColor="background1" w:val="FFFFFF"/>
@@ -7003,6 +7313,7 @@
     </w:tblStylePr>
     <w:tblStylePr w:type="nwCell">
       <w:rPr>
+        <w:rFonts w:eastAsia="黑体"/>
         <w:color w:themeColor="background1" w:val="FFFFFF"/>
       </w:rPr>
       <w:tblPr/>
@@ -7046,6 +7357,7 @@
         <w:spacing w:after="0" w:before="0" w:line="240" w:lineRule="auto"/>
       </w:pPr>
       <w:rPr>
+        <w:rFonts w:eastAsia="黑体"/>
         <w:b/>
         <w:bCs/>
         <w:color w:themeColor="background1" w:val="FFFFFF"/>
@@ -7068,6 +7380,7 @@
         <w:spacing w:after="0" w:before="0" w:line="240" w:lineRule="auto"/>
       </w:pPr>
       <w:rPr>
+        <w:rFonts w:eastAsia="黑体"/>
         <w:color w:val="auto"/>
       </w:rPr>
       <w:tblPr/>
@@ -7085,6 +7398,7 @@
     </w:tblStylePr>
     <w:tblStylePr w:type="firstCol">
       <w:rPr>
+        <w:rFonts w:eastAsia="黑体"/>
         <w:b/>
         <w:bCs/>
         <w:color w:themeColor="background1" w:val="FFFFFF"/>
@@ -7104,6 +7418,7 @@
     </w:tblStylePr>
     <w:tblStylePr w:type="lastCol">
       <w:rPr>
+        <w:rFonts w:eastAsia="黑体"/>
         <w:b/>
         <w:bCs/>
         <w:color w:themeColor="background1" w:val="FFFFFF"/>
@@ -7152,6 +7467,7 @@
     </w:tblStylePr>
     <w:tblStylePr w:type="nwCell">
       <w:rPr>
+        <w:rFonts w:eastAsia="黑体"/>
         <w:color w:themeColor="background1" w:val="FFFFFF"/>
       </w:rPr>
       <w:tblPr/>
@@ -7195,6 +7511,7 @@
         <w:spacing w:after="0" w:before="0" w:line="240" w:lineRule="auto"/>
       </w:pPr>
       <w:rPr>
+        <w:rFonts w:eastAsia="黑体"/>
         <w:b/>
         <w:bCs/>
         <w:color w:themeColor="background1" w:val="FFFFFF"/>
@@ -7217,6 +7534,7 @@
         <w:spacing w:after="0" w:before="0" w:line="240" w:lineRule="auto"/>
       </w:pPr>
       <w:rPr>
+        <w:rFonts w:eastAsia="黑体"/>
         <w:color w:val="auto"/>
       </w:rPr>
       <w:tblPr/>
@@ -7234,6 +7552,7 @@
     </w:tblStylePr>
     <w:tblStylePr w:type="firstCol">
       <w:rPr>
+        <w:rFonts w:eastAsia="黑体"/>
         <w:b/>
         <w:bCs/>
         <w:color w:themeColor="background1" w:val="FFFFFF"/>
@@ -7253,6 +7572,7 @@
     </w:tblStylePr>
     <w:tblStylePr w:type="lastCol">
       <w:rPr>
+        <w:rFonts w:eastAsia="黑体"/>
         <w:b/>
         <w:bCs/>
         <w:color w:themeColor="background1" w:val="FFFFFF"/>
@@ -7301,6 +7621,7 @@
     </w:tblStylePr>
     <w:tblStylePr w:type="nwCell">
       <w:rPr>
+        <w:rFonts w:eastAsia="黑体"/>
         <w:color w:themeColor="background1" w:val="FFFFFF"/>
       </w:rPr>
       <w:tblPr/>
@@ -7325,6 +7646,7 @@
       <w:spacing w:after="0" w:line="240" w:lineRule="auto"/>
     </w:pPr>
     <w:rPr>
+      <w:rFonts w:eastAsia="黑体"/>
       <w:color w:themeColor="text1" w:val="000000"/>
     </w:rPr>
     <w:tblPr>
@@ -7344,7 +7666,7 @@
     </w:tblPr>
     <w:tblStylePr w:type="firstRow">
       <w:rPr>
-        <w:rFonts w:asciiTheme="majorHAnsi" w:cstheme="majorBidi" w:eastAsiaTheme="majorEastAsia" w:hAnsiTheme="majorHAnsi"/>
+        <w:rFonts w:asciiTheme="majorHAnsi" w:cstheme="majorBidi" w:hAnsiTheme="majorHAnsi" w:eastAsia="黑体"/>
       </w:rPr>
       <w:tblPr/>
       <w:tcPr>
@@ -7356,6 +7678,7 @@
     </w:tblStylePr>
     <w:tblStylePr w:type="lastRow">
       <w:rPr>
+        <w:rFonts w:eastAsia="黑体"/>
         <w:b/>
         <w:bCs/>
         <w:color w:themeColor="text2" w:val="1F497D"/>
@@ -7370,12 +7693,14 @@
     </w:tblStylePr>
     <w:tblStylePr w:type="firstCol">
       <w:rPr>
+        <w:rFonts w:eastAsia="黑体"/>
         <w:b/>
         <w:bCs/>
       </w:rPr>
     </w:tblStylePr>
     <w:tblStylePr w:type="lastCol">
       <w:rPr>
+        <w:rFonts w:eastAsia="黑体"/>
         <w:b/>
         <w:bCs/>
       </w:rPr>
@@ -7409,6 +7734,7 @@
       <w:spacing w:after="0" w:line="240" w:lineRule="auto"/>
     </w:pPr>
     <w:rPr>
+      <w:rFonts w:eastAsia="黑体"/>
       <w:color w:themeColor="text1" w:val="000000"/>
     </w:rPr>
     <w:tblPr>
@@ -7428,7 +7754,7 @@
     </w:tblPr>
     <w:tblStylePr w:type="firstRow">
       <w:rPr>
-        <w:rFonts w:asciiTheme="majorHAnsi" w:cstheme="majorBidi" w:eastAsiaTheme="majorEastAsia" w:hAnsiTheme="majorHAnsi"/>
+        <w:rFonts w:asciiTheme="majorHAnsi" w:cstheme="majorBidi" w:hAnsiTheme="majorHAnsi" w:eastAsia="黑体"/>
       </w:rPr>
       <w:tblPr/>
       <w:tcPr>
@@ -7440,6 +7766,7 @@
     </w:tblStylePr>
     <w:tblStylePr w:type="lastRow">
       <w:rPr>
+        <w:rFonts w:eastAsia="黑体"/>
         <w:b/>
         <w:bCs/>
         <w:color w:themeColor="text2" w:val="1F497D"/>
@@ -7454,12 +7781,14 @@
     </w:tblStylePr>
     <w:tblStylePr w:type="firstCol">
       <w:rPr>
+        <w:rFonts w:eastAsia="黑体"/>
         <w:b/>
         <w:bCs/>
       </w:rPr>
     </w:tblStylePr>
     <w:tblStylePr w:type="lastCol">
       <w:rPr>
+        <w:rFonts w:eastAsia="黑体"/>
         <w:b/>
         <w:bCs/>
       </w:rPr>
@@ -7493,6 +7822,7 @@
       <w:spacing w:after="0" w:line="240" w:lineRule="auto"/>
     </w:pPr>
     <w:rPr>
+      <w:rFonts w:eastAsia="黑体"/>
       <w:color w:themeColor="text1" w:val="000000"/>
     </w:rPr>
     <w:tblPr>
@@ -7512,7 +7842,7 @@
     </w:tblPr>
     <w:tblStylePr w:type="firstRow">
       <w:rPr>
-        <w:rFonts w:asciiTheme="majorHAnsi" w:cstheme="majorBidi" w:eastAsiaTheme="majorEastAsia" w:hAnsiTheme="majorHAnsi"/>
+        <w:rFonts w:asciiTheme="majorHAnsi" w:cstheme="majorBidi" w:hAnsiTheme="majorHAnsi" w:eastAsia="黑体"/>
       </w:rPr>
       <w:tblPr/>
       <w:tcPr>
@@ -7524,6 +7854,7 @@
     </w:tblStylePr>
     <w:tblStylePr w:type="lastRow">
       <w:rPr>
+        <w:rFonts w:eastAsia="黑体"/>
         <w:b/>
         <w:bCs/>
         <w:color w:themeColor="text2" w:val="1F497D"/>
@@ -7538,12 +7869,14 @@
     </w:tblStylePr>
     <w:tblStylePr w:type="firstCol">
       <w:rPr>
+        <w:rFonts w:eastAsia="黑体"/>
         <w:b/>
         <w:bCs/>
       </w:rPr>
     </w:tblStylePr>
     <w:tblStylePr w:type="lastCol">
       <w:rPr>
+        <w:rFonts w:eastAsia="黑体"/>
         <w:b/>
         <w:bCs/>
       </w:rPr>
@@ -7577,6 +7910,7 @@
       <w:spacing w:after="0" w:line="240" w:lineRule="auto"/>
     </w:pPr>
     <w:rPr>
+      <w:rFonts w:eastAsia="黑体"/>
       <w:color w:themeColor="text1" w:val="000000"/>
     </w:rPr>
     <w:tblPr>
@@ -7596,7 +7930,7 @@
     </w:tblPr>
     <w:tblStylePr w:type="firstRow">
       <w:rPr>
-        <w:rFonts w:asciiTheme="majorHAnsi" w:cstheme="majorBidi" w:eastAsiaTheme="majorEastAsia" w:hAnsiTheme="majorHAnsi"/>
+        <w:rFonts w:asciiTheme="majorHAnsi" w:cstheme="majorBidi" w:hAnsiTheme="majorHAnsi" w:eastAsia="黑体"/>
       </w:rPr>
       <w:tblPr/>
       <w:tcPr>
@@ -7608,6 +7942,7 @@
     </w:tblStylePr>
     <w:tblStylePr w:type="lastRow">
       <w:rPr>
+        <w:rFonts w:eastAsia="黑体"/>
         <w:b/>
         <w:bCs/>
         <w:color w:themeColor="text2" w:val="1F497D"/>
@@ -7622,12 +7957,14 @@
     </w:tblStylePr>
     <w:tblStylePr w:type="firstCol">
       <w:rPr>
+        <w:rFonts w:eastAsia="黑体"/>
         <w:b/>
         <w:bCs/>
       </w:rPr>
     </w:tblStylePr>
     <w:tblStylePr w:type="lastCol">
       <w:rPr>
+        <w:rFonts w:eastAsia="黑体"/>
         <w:b/>
         <w:bCs/>
       </w:rPr>
@@ -7661,6 +7998,7 @@
       <w:spacing w:after="0" w:line="240" w:lineRule="auto"/>
     </w:pPr>
     <w:rPr>
+      <w:rFonts w:eastAsia="黑体"/>
       <w:color w:themeColor="text1" w:val="000000"/>
     </w:rPr>
     <w:tblPr>
@@ -7680,7 +8018,7 @@
     </w:tblPr>
     <w:tblStylePr w:type="firstRow">
       <w:rPr>
-        <w:rFonts w:asciiTheme="majorHAnsi" w:cstheme="majorBidi" w:eastAsiaTheme="majorEastAsia" w:hAnsiTheme="majorHAnsi"/>
+        <w:rFonts w:asciiTheme="majorHAnsi" w:cstheme="majorBidi" w:hAnsiTheme="majorHAnsi" w:eastAsia="黑体"/>
       </w:rPr>
       <w:tblPr/>
       <w:tcPr>
@@ -7692,6 +8030,7 @@
     </w:tblStylePr>
     <w:tblStylePr w:type="lastRow">
       <w:rPr>
+        <w:rFonts w:eastAsia="黑体"/>
         <w:b/>
         <w:bCs/>
         <w:color w:themeColor="text2" w:val="1F497D"/>
@@ -7706,12 +8045,14 @@
     </w:tblStylePr>
     <w:tblStylePr w:type="firstCol">
       <w:rPr>
+        <w:rFonts w:eastAsia="黑体"/>
         <w:b/>
         <w:bCs/>
       </w:rPr>
     </w:tblStylePr>
     <w:tblStylePr w:type="lastCol">
       <w:rPr>
+        <w:rFonts w:eastAsia="黑体"/>
         <w:b/>
         <w:bCs/>
       </w:rPr>
@@ -7745,6 +8086,7 @@
       <w:spacing w:after="0" w:line="240" w:lineRule="auto"/>
     </w:pPr>
     <w:rPr>
+      <w:rFonts w:eastAsia="黑体"/>
       <w:color w:themeColor="text1" w:val="000000"/>
     </w:rPr>
     <w:tblPr>
@@ -7764,7 +8106,7 @@
     </w:tblPr>
     <w:tblStylePr w:type="firstRow">
       <w:rPr>
-        <w:rFonts w:asciiTheme="majorHAnsi" w:cstheme="majorBidi" w:eastAsiaTheme="majorEastAsia" w:hAnsiTheme="majorHAnsi"/>
+        <w:rFonts w:asciiTheme="majorHAnsi" w:cstheme="majorBidi" w:hAnsiTheme="majorHAnsi" w:eastAsia="黑体"/>
       </w:rPr>
       <w:tblPr/>
       <w:tcPr>
@@ -7776,6 +8118,7 @@
     </w:tblStylePr>
     <w:tblStylePr w:type="lastRow">
       <w:rPr>
+        <w:rFonts w:eastAsia="黑体"/>
         <w:b/>
         <w:bCs/>
         <w:color w:themeColor="text2" w:val="1F497D"/>
@@ -7790,12 +8133,14 @@
     </w:tblStylePr>
     <w:tblStylePr w:type="firstCol">
       <w:rPr>
+        <w:rFonts w:eastAsia="黑体"/>
         <w:b/>
         <w:bCs/>
       </w:rPr>
     </w:tblStylePr>
     <w:tblStylePr w:type="lastCol">
       <w:rPr>
+        <w:rFonts w:eastAsia="黑体"/>
         <w:b/>
         <w:bCs/>
       </w:rPr>
@@ -7829,6 +8174,7 @@
       <w:spacing w:after="0" w:line="240" w:lineRule="auto"/>
     </w:pPr>
     <w:rPr>
+      <w:rFonts w:eastAsia="黑体"/>
       <w:color w:themeColor="text1" w:val="000000"/>
     </w:rPr>
     <w:tblPr>
@@ -7848,7 +8194,7 @@
     </w:tblPr>
     <w:tblStylePr w:type="firstRow">
       <w:rPr>
-        <w:rFonts w:asciiTheme="majorHAnsi" w:cstheme="majorBidi" w:eastAsiaTheme="majorEastAsia" w:hAnsiTheme="majorHAnsi"/>
+        <w:rFonts w:asciiTheme="majorHAnsi" w:cstheme="majorBidi" w:hAnsiTheme="majorHAnsi" w:eastAsia="黑体"/>
       </w:rPr>
       <w:tblPr/>
       <w:tcPr>
@@ -7860,6 +8206,7 @@
     </w:tblStylePr>
     <w:tblStylePr w:type="lastRow">
       <w:rPr>
+        <w:rFonts w:eastAsia="黑体"/>
         <w:b/>
         <w:bCs/>
         <w:color w:themeColor="text2" w:val="1F497D"/>
@@ -7874,12 +8221,14 @@
     </w:tblStylePr>
     <w:tblStylePr w:type="firstCol">
       <w:rPr>
+        <w:rFonts w:eastAsia="黑体"/>
         <w:b/>
         <w:bCs/>
       </w:rPr>
     </w:tblStylePr>
     <w:tblStylePr w:type="lastCol">
       <w:rPr>
+        <w:rFonts w:eastAsia="黑体"/>
         <w:b/>
         <w:bCs/>
       </w:rPr>
@@ -7913,7 +8262,7 @@
       <w:spacing w:after="0" w:line="240" w:lineRule="auto"/>
     </w:pPr>
     <w:rPr>
-      <w:rFonts w:asciiTheme="majorHAnsi" w:cstheme="majorBidi" w:eastAsiaTheme="majorEastAsia" w:hAnsiTheme="majorHAnsi"/>
+      <w:rFonts w:asciiTheme="majorHAnsi" w:cstheme="majorBidi" w:hAnsiTheme="majorHAnsi" w:eastAsia="黑体"/>
       <w:color w:themeColor="text1" w:val="000000"/>
     </w:rPr>
     <w:tblPr>
@@ -7935,6 +8284,7 @@
     </w:tblPr>
     <w:tblStylePr w:type="firstRow">
       <w:rPr>
+        <w:rFonts w:eastAsia="黑体"/>
         <w:sz w:val="24"/>
         <w:szCs w:val="24"/>
       </w:rPr>
@@ -8041,7 +8391,7 @@
       <w:spacing w:after="0" w:line="240" w:lineRule="auto"/>
     </w:pPr>
     <w:rPr>
-      <w:rFonts w:asciiTheme="majorHAnsi" w:cstheme="majorBidi" w:eastAsiaTheme="majorEastAsia" w:hAnsiTheme="majorHAnsi"/>
+      <w:rFonts w:asciiTheme="majorHAnsi" w:cstheme="majorBidi" w:hAnsiTheme="majorHAnsi" w:eastAsia="黑体"/>
       <w:color w:themeColor="text1" w:val="000000"/>
     </w:rPr>
     <w:tblPr>
@@ -8063,6 +8413,7 @@
     </w:tblPr>
     <w:tblStylePr w:type="firstRow">
       <w:rPr>
+        <w:rFonts w:eastAsia="黑体"/>
         <w:sz w:val="24"/>
         <w:szCs w:val="24"/>
       </w:rPr>
@@ -8169,7 +8520,7 @@
       <w:spacing w:after="0" w:line="240" w:lineRule="auto"/>
     </w:pPr>
     <w:rPr>
-      <w:rFonts w:asciiTheme="majorHAnsi" w:cstheme="majorBidi" w:eastAsiaTheme="majorEastAsia" w:hAnsiTheme="majorHAnsi"/>
+      <w:rFonts w:asciiTheme="majorHAnsi" w:cstheme="majorBidi" w:hAnsiTheme="majorHAnsi" w:eastAsia="黑体"/>
       <w:color w:themeColor="text1" w:val="000000"/>
     </w:rPr>
     <w:tblPr>
@@ -8191,6 +8542,7 @@
     </w:tblPr>
     <w:tblStylePr w:type="firstRow">
       <w:rPr>
+        <w:rFonts w:eastAsia="黑体"/>
         <w:sz w:val="24"/>
         <w:szCs w:val="24"/>
       </w:rPr>
@@ -8297,7 +8649,7 @@
       <w:spacing w:after="0" w:line="240" w:lineRule="auto"/>
     </w:pPr>
     <w:rPr>
-      <w:rFonts w:asciiTheme="majorHAnsi" w:cstheme="majorBidi" w:eastAsiaTheme="majorEastAsia" w:hAnsiTheme="majorHAnsi"/>
+      <w:rFonts w:asciiTheme="majorHAnsi" w:cstheme="majorBidi" w:hAnsiTheme="majorHAnsi" w:eastAsia="黑体"/>
       <w:color w:themeColor="text1" w:val="000000"/>
     </w:rPr>
     <w:tblPr>
@@ -8319,6 +8671,7 @@
     </w:tblPr>
     <w:tblStylePr w:type="firstRow">
       <w:rPr>
+        <w:rFonts w:eastAsia="黑体"/>
         <w:sz w:val="24"/>
         <w:szCs w:val="24"/>
       </w:rPr>
@@ -8425,7 +8778,7 @@
       <w:spacing w:after="0" w:line="240" w:lineRule="auto"/>
     </w:pPr>
     <w:rPr>
-      <w:rFonts w:asciiTheme="majorHAnsi" w:cstheme="majorBidi" w:eastAsiaTheme="majorEastAsia" w:hAnsiTheme="majorHAnsi"/>
+      <w:rFonts w:asciiTheme="majorHAnsi" w:cstheme="majorBidi" w:hAnsiTheme="majorHAnsi" w:eastAsia="黑体"/>
       <w:color w:themeColor="text1" w:val="000000"/>
     </w:rPr>
     <w:tblPr>
@@ -8447,6 +8800,7 @@
     </w:tblPr>
     <w:tblStylePr w:type="firstRow">
       <w:rPr>
+        <w:rFonts w:eastAsia="黑体"/>
         <w:sz w:val="24"/>
         <w:szCs w:val="24"/>
       </w:rPr>
@@ -8553,7 +8907,7 @@
       <w:spacing w:after="0" w:line="240" w:lineRule="auto"/>
     </w:pPr>
     <w:rPr>
-      <w:rFonts w:asciiTheme="majorHAnsi" w:cstheme="majorBidi" w:eastAsiaTheme="majorEastAsia" w:hAnsiTheme="majorHAnsi"/>
+      <w:rFonts w:asciiTheme="majorHAnsi" w:cstheme="majorBidi" w:hAnsiTheme="majorHAnsi" w:eastAsia="黑体"/>
       <w:color w:themeColor="text1" w:val="000000"/>
     </w:rPr>
     <w:tblPr>
@@ -8575,6 +8929,7 @@
     </w:tblPr>
     <w:tblStylePr w:type="firstRow">
       <w:rPr>
+        <w:rFonts w:eastAsia="黑体"/>
         <w:sz w:val="24"/>
         <w:szCs w:val="24"/>
       </w:rPr>
@@ -8681,7 +9036,7 @@
       <w:spacing w:after="0" w:line="240" w:lineRule="auto"/>
     </w:pPr>
     <w:rPr>
-      <w:rFonts w:asciiTheme="majorHAnsi" w:cstheme="majorBidi" w:eastAsiaTheme="majorEastAsia" w:hAnsiTheme="majorHAnsi"/>
+      <w:rFonts w:asciiTheme="majorHAnsi" w:cstheme="majorBidi" w:hAnsiTheme="majorHAnsi" w:eastAsia="黑体"/>
       <w:color w:themeColor="text1" w:val="000000"/>
     </w:rPr>
     <w:tblPr>
@@ -8703,6 +9058,7 @@
     </w:tblPr>
     <w:tblStylePr w:type="firstRow">
       <w:rPr>
+        <w:rFonts w:eastAsia="黑体"/>
         <w:sz w:val="24"/>
         <w:szCs w:val="24"/>
       </w:rPr>
@@ -8832,12 +9188,14 @@
     </w:tcPr>
     <w:tblStylePr w:type="firstRow">
       <w:rPr>
+        <w:rFonts w:eastAsia="黑体"/>
         <w:b/>
         <w:bCs/>
       </w:rPr>
     </w:tblStylePr>
     <w:tblStylePr w:type="lastRow">
       <w:rPr>
+        <w:rFonts w:eastAsia="黑体"/>
         <w:b/>
         <w:bCs/>
       </w:rPr>
@@ -8850,12 +9208,14 @@
     </w:tblStylePr>
     <w:tblStylePr w:type="firstCol">
       <w:rPr>
+        <w:rFonts w:eastAsia="黑体"/>
         <w:b/>
         <w:bCs/>
       </w:rPr>
     </w:tblStylePr>
     <w:tblStylePr w:type="lastCol">
       <w:rPr>
+        <w:rFonts w:eastAsia="黑体"/>
         <w:b/>
         <w:bCs/>
       </w:rPr>
@@ -8905,12 +9265,14 @@
     </w:tcPr>
     <w:tblStylePr w:type="firstRow">
       <w:rPr>
+        <w:rFonts w:eastAsia="黑体"/>
         <w:b/>
         <w:bCs/>
       </w:rPr>
     </w:tblStylePr>
     <w:tblStylePr w:type="lastRow">
       <w:rPr>
+        <w:rFonts w:eastAsia="黑体"/>
         <w:b/>
         <w:bCs/>
       </w:rPr>
@@ -8923,12 +9285,14 @@
     </w:tblStylePr>
     <w:tblStylePr w:type="firstCol">
       <w:rPr>
+        <w:rFonts w:eastAsia="黑体"/>
         <w:b/>
         <w:bCs/>
       </w:rPr>
     </w:tblStylePr>
     <w:tblStylePr w:type="lastCol">
       <w:rPr>
+        <w:rFonts w:eastAsia="黑体"/>
         <w:b/>
         <w:bCs/>
       </w:rPr>
@@ -8978,12 +9342,14 @@
     </w:tcPr>
     <w:tblStylePr w:type="firstRow">
       <w:rPr>
+        <w:rFonts w:eastAsia="黑体"/>
         <w:b/>
         <w:bCs/>
       </w:rPr>
     </w:tblStylePr>
     <w:tblStylePr w:type="lastRow">
       <w:rPr>
+        <w:rFonts w:eastAsia="黑体"/>
         <w:b/>
         <w:bCs/>
       </w:rPr>
@@ -8996,12 +9362,14 @@
     </w:tblStylePr>
     <w:tblStylePr w:type="firstCol">
       <w:rPr>
+        <w:rFonts w:eastAsia="黑体"/>
         <w:b/>
         <w:bCs/>
       </w:rPr>
     </w:tblStylePr>
     <w:tblStylePr w:type="lastCol">
       <w:rPr>
+        <w:rFonts w:eastAsia="黑体"/>
         <w:b/>
         <w:bCs/>
       </w:rPr>
@@ -9051,12 +9419,14 @@
     </w:tcPr>
     <w:tblStylePr w:type="firstRow">
       <w:rPr>
+        <w:rFonts w:eastAsia="黑体"/>
         <w:b/>
         <w:bCs/>
       </w:rPr>
     </w:tblStylePr>
     <w:tblStylePr w:type="lastRow">
       <w:rPr>
+        <w:rFonts w:eastAsia="黑体"/>
         <w:b/>
         <w:bCs/>
       </w:rPr>
@@ -9069,12 +9439,14 @@
     </w:tblStylePr>
     <w:tblStylePr w:type="firstCol">
       <w:rPr>
+        <w:rFonts w:eastAsia="黑体"/>
         <w:b/>
         <w:bCs/>
       </w:rPr>
     </w:tblStylePr>
     <w:tblStylePr w:type="lastCol">
       <w:rPr>
+        <w:rFonts w:eastAsia="黑体"/>
         <w:b/>
         <w:bCs/>
       </w:rPr>
@@ -9124,12 +9496,14 @@
     </w:tcPr>
     <w:tblStylePr w:type="firstRow">
       <w:rPr>
+        <w:rFonts w:eastAsia="黑体"/>
         <w:b/>
         <w:bCs/>
       </w:rPr>
     </w:tblStylePr>
     <w:tblStylePr w:type="lastRow">
       <w:rPr>
+        <w:rFonts w:eastAsia="黑体"/>
         <w:b/>
         <w:bCs/>
       </w:rPr>
@@ -9142,12 +9516,14 @@
     </w:tblStylePr>
     <w:tblStylePr w:type="firstCol">
       <w:rPr>
+        <w:rFonts w:eastAsia="黑体"/>
         <w:b/>
         <w:bCs/>
       </w:rPr>
     </w:tblStylePr>
     <w:tblStylePr w:type="lastCol">
       <w:rPr>
+        <w:rFonts w:eastAsia="黑体"/>
         <w:b/>
         <w:bCs/>
       </w:rPr>
@@ -9197,12 +9573,14 @@
     </w:tcPr>
     <w:tblStylePr w:type="firstRow">
       <w:rPr>
+        <w:rFonts w:eastAsia="黑体"/>
         <w:b/>
         <w:bCs/>
       </w:rPr>
     </w:tblStylePr>
     <w:tblStylePr w:type="lastRow">
       <w:rPr>
+        <w:rFonts w:eastAsia="黑体"/>
         <w:b/>
         <w:bCs/>
       </w:rPr>
@@ -9215,12 +9593,14 @@
     </w:tblStylePr>
     <w:tblStylePr w:type="firstCol">
       <w:rPr>
+        <w:rFonts w:eastAsia="黑体"/>
         <w:b/>
         <w:bCs/>
       </w:rPr>
     </w:tblStylePr>
     <w:tblStylePr w:type="lastCol">
       <w:rPr>
+        <w:rFonts w:eastAsia="黑体"/>
         <w:b/>
         <w:bCs/>
       </w:rPr>
@@ -9270,12 +9650,14 @@
     </w:tcPr>
     <w:tblStylePr w:type="firstRow">
       <w:rPr>
+        <w:rFonts w:eastAsia="黑体"/>
         <w:b/>
         <w:bCs/>
       </w:rPr>
     </w:tblStylePr>
     <w:tblStylePr w:type="lastRow">
       <w:rPr>
+        <w:rFonts w:eastAsia="黑体"/>
         <w:b/>
         <w:bCs/>
       </w:rPr>
@@ -9288,12 +9670,14 @@
     </w:tblStylePr>
     <w:tblStylePr w:type="firstCol">
       <w:rPr>
+        <w:rFonts w:eastAsia="黑体"/>
         <w:b/>
         <w:bCs/>
       </w:rPr>
     </w:tblStylePr>
     <w:tblStylePr w:type="lastCol">
       <w:rPr>
+        <w:rFonts w:eastAsia="黑体"/>
         <w:b/>
         <w:bCs/>
       </w:rPr>
@@ -9320,7 +9704,7 @@
       <w:spacing w:after="0" w:line="240" w:lineRule="auto"/>
     </w:pPr>
     <w:rPr>
-      <w:rFonts w:asciiTheme="majorHAnsi" w:cstheme="majorBidi" w:eastAsiaTheme="majorEastAsia" w:hAnsiTheme="majorHAnsi"/>
+      <w:rFonts w:asciiTheme="majorHAnsi" w:cstheme="majorBidi" w:hAnsiTheme="majorHAnsi" w:eastAsia="黑体"/>
       <w:color w:themeColor="text1" w:val="000000"/>
     </w:rPr>
     <w:tblPr>
@@ -9347,6 +9731,7 @@
     </w:tcPr>
     <w:tblStylePr w:type="firstRow">
       <w:rPr>
+        <w:rFonts w:eastAsia="黑体"/>
         <w:b/>
         <w:bCs/>
         <w:color w:themeColor="text1" w:val="000000"/>
@@ -9358,6 +9743,7 @@
     </w:tblStylePr>
     <w:tblStylePr w:type="lastRow">
       <w:rPr>
+        <w:rFonts w:eastAsia="黑体"/>
         <w:b/>
         <w:bCs/>
         <w:color w:themeColor="text1" w:val="000000"/>
@@ -9377,6 +9763,7 @@
     </w:tblStylePr>
     <w:tblStylePr w:type="firstCol">
       <w:rPr>
+        <w:rFonts w:eastAsia="黑体"/>
         <w:b/>
         <w:bCs/>
         <w:color w:themeColor="text1" w:val="000000"/>
@@ -9396,6 +9783,7 @@
     </w:tblStylePr>
     <w:tblStylePr w:type="lastCol">
       <w:rPr>
+        <w:rFonts w:eastAsia="黑体"/>
         <w:b w:val="0"/>
         <w:bCs w:val="0"/>
         <w:color w:themeColor="text1" w:val="000000"/>
@@ -9445,7 +9833,7 @@
       <w:spacing w:after="0" w:line="240" w:lineRule="auto"/>
     </w:pPr>
     <w:rPr>
-      <w:rFonts w:asciiTheme="majorHAnsi" w:cstheme="majorBidi" w:eastAsiaTheme="majorEastAsia" w:hAnsiTheme="majorHAnsi"/>
+      <w:rFonts w:asciiTheme="majorHAnsi" w:cstheme="majorBidi" w:hAnsiTheme="majorHAnsi" w:eastAsia="黑体"/>
       <w:color w:themeColor="text1" w:val="000000"/>
     </w:rPr>
     <w:tblPr>
@@ -9472,6 +9860,7 @@
     </w:tcPr>
     <w:tblStylePr w:type="firstRow">
       <w:rPr>
+        <w:rFonts w:eastAsia="黑体"/>
         <w:b/>
         <w:bCs/>
         <w:color w:themeColor="text1" w:val="000000"/>
@@ -9483,6 +9872,7 @@
     </w:tblStylePr>
     <w:tblStylePr w:type="lastRow">
       <w:rPr>
+        <w:rFonts w:eastAsia="黑体"/>
         <w:b/>
         <w:bCs/>
         <w:color w:themeColor="text1" w:val="000000"/>
@@ -9502,6 +9892,7 @@
     </w:tblStylePr>
     <w:tblStylePr w:type="firstCol">
       <w:rPr>
+        <w:rFonts w:eastAsia="黑体"/>
         <w:b/>
         <w:bCs/>
         <w:color w:themeColor="text1" w:val="000000"/>
@@ -9521,6 +9912,7 @@
     </w:tblStylePr>
     <w:tblStylePr w:type="lastCol">
       <w:rPr>
+        <w:rFonts w:eastAsia="黑体"/>
         <w:b w:val="0"/>
         <w:bCs w:val="0"/>
         <w:color w:themeColor="text1" w:val="000000"/>
@@ -9570,7 +9962,7 @@
       <w:spacing w:after="0" w:line="240" w:lineRule="auto"/>
     </w:pPr>
     <w:rPr>
-      <w:rFonts w:asciiTheme="majorHAnsi" w:cstheme="majorBidi" w:eastAsiaTheme="majorEastAsia" w:hAnsiTheme="majorHAnsi"/>
+      <w:rFonts w:asciiTheme="majorHAnsi" w:cstheme="majorBidi" w:hAnsiTheme="majorHAnsi" w:eastAsia="黑体"/>
       <w:color w:themeColor="text1" w:val="000000"/>
     </w:rPr>
     <w:tblPr>
@@ -9597,6 +9989,7 @@
     </w:tcPr>
     <w:tblStylePr w:type="firstRow">
       <w:rPr>
+        <w:rFonts w:eastAsia="黑体"/>
         <w:b/>
         <w:bCs/>
         <w:color w:themeColor="text1" w:val="000000"/>
@@ -9608,6 +10001,7 @@
     </w:tblStylePr>
     <w:tblStylePr w:type="lastRow">
       <w:rPr>
+        <w:rFonts w:eastAsia="黑体"/>
         <w:b/>
         <w:bCs/>
         <w:color w:themeColor="text1" w:val="000000"/>
@@ -9627,6 +10021,7 @@
     </w:tblStylePr>
     <w:tblStylePr w:type="firstCol">
       <w:rPr>
+        <w:rFonts w:eastAsia="黑体"/>
         <w:b/>
         <w:bCs/>
         <w:color w:themeColor="text1" w:val="000000"/>
@@ -9646,6 +10041,7 @@
     </w:tblStylePr>
     <w:tblStylePr w:type="lastCol">
       <w:rPr>
+        <w:rFonts w:eastAsia="黑体"/>
         <w:b w:val="0"/>
         <w:bCs w:val="0"/>
         <w:color w:themeColor="text1" w:val="000000"/>
@@ -9695,7 +10091,7 @@
       <w:spacing w:after="0" w:line="240" w:lineRule="auto"/>
     </w:pPr>
     <w:rPr>
-      <w:rFonts w:asciiTheme="majorHAnsi" w:cstheme="majorBidi" w:eastAsiaTheme="majorEastAsia" w:hAnsiTheme="majorHAnsi"/>
+      <w:rFonts w:asciiTheme="majorHAnsi" w:cstheme="majorBidi" w:hAnsiTheme="majorHAnsi" w:eastAsia="黑体"/>
       <w:color w:themeColor="text1" w:val="000000"/>
     </w:rPr>
     <w:tblPr>
@@ -9722,6 +10118,7 @@
     </w:tcPr>
     <w:tblStylePr w:type="firstRow">
       <w:rPr>
+        <w:rFonts w:eastAsia="黑体"/>
         <w:b/>
         <w:bCs/>
         <w:color w:themeColor="text1" w:val="000000"/>
@@ -9733,6 +10130,7 @@
     </w:tblStylePr>
     <w:tblStylePr w:type="lastRow">
       <w:rPr>
+        <w:rFonts w:eastAsia="黑体"/>
         <w:b/>
         <w:bCs/>
         <w:color w:themeColor="text1" w:val="000000"/>
@@ -9752,6 +10150,7 @@
     </w:tblStylePr>
     <w:tblStylePr w:type="firstCol">
       <w:rPr>
+        <w:rFonts w:eastAsia="黑体"/>
         <w:b/>
         <w:bCs/>
         <w:color w:themeColor="text1" w:val="000000"/>
@@ -9771,6 +10170,7 @@
     </w:tblStylePr>
     <w:tblStylePr w:type="lastCol">
       <w:rPr>
+        <w:rFonts w:eastAsia="黑体"/>
         <w:b w:val="0"/>
         <w:bCs w:val="0"/>
         <w:color w:themeColor="text1" w:val="000000"/>
@@ -9820,7 +10220,7 @@
       <w:spacing w:after="0" w:line="240" w:lineRule="auto"/>
     </w:pPr>
     <w:rPr>
-      <w:rFonts w:asciiTheme="majorHAnsi" w:cstheme="majorBidi" w:eastAsiaTheme="majorEastAsia" w:hAnsiTheme="majorHAnsi"/>
+      <w:rFonts w:asciiTheme="majorHAnsi" w:cstheme="majorBidi" w:hAnsiTheme="majorHAnsi" w:eastAsia="黑体"/>
       <w:color w:themeColor="text1" w:val="000000"/>
     </w:rPr>
     <w:tblPr>
@@ -9847,6 +10247,7 @@
     </w:tcPr>
     <w:tblStylePr w:type="firstRow">
       <w:rPr>
+        <w:rFonts w:eastAsia="黑体"/>
         <w:b/>
         <w:bCs/>
         <w:color w:themeColor="text1" w:val="000000"/>
@@ -9858,6 +10259,7 @@
     </w:tblStylePr>
     <w:tblStylePr w:type="lastRow">
       <w:rPr>
+        <w:rFonts w:eastAsia="黑体"/>
         <w:b/>
         <w:bCs/>
         <w:color w:themeColor="text1" w:val="000000"/>
@@ -9877,6 +10279,7 @@
     </w:tblStylePr>
     <w:tblStylePr w:type="firstCol">
       <w:rPr>
+        <w:rFonts w:eastAsia="黑体"/>
         <w:b/>
         <w:bCs/>
         <w:color w:themeColor="text1" w:val="000000"/>
@@ -9896,6 +10299,7 @@
     </w:tblStylePr>
     <w:tblStylePr w:type="lastCol">
       <w:rPr>
+        <w:rFonts w:eastAsia="黑体"/>
         <w:b w:val="0"/>
         <w:bCs w:val="0"/>
         <w:color w:themeColor="text1" w:val="000000"/>
@@ -9945,7 +10349,7 @@
       <w:spacing w:after="0" w:line="240" w:lineRule="auto"/>
     </w:pPr>
     <w:rPr>
-      <w:rFonts w:asciiTheme="majorHAnsi" w:cstheme="majorBidi" w:eastAsiaTheme="majorEastAsia" w:hAnsiTheme="majorHAnsi"/>
+      <w:rFonts w:asciiTheme="majorHAnsi" w:cstheme="majorBidi" w:hAnsiTheme="majorHAnsi" w:eastAsia="黑体"/>
       <w:color w:themeColor="text1" w:val="000000"/>
     </w:rPr>
     <w:tblPr>
@@ -9972,6 +10376,7 @@
     </w:tcPr>
     <w:tblStylePr w:type="firstRow">
       <w:rPr>
+        <w:rFonts w:eastAsia="黑体"/>
         <w:b/>
         <w:bCs/>
         <w:color w:themeColor="text1" w:val="000000"/>
@@ -9983,6 +10388,7 @@
     </w:tblStylePr>
     <w:tblStylePr w:type="lastRow">
       <w:rPr>
+        <w:rFonts w:eastAsia="黑体"/>
         <w:b/>
         <w:bCs/>
         <w:color w:themeColor="text1" w:val="000000"/>
@@ -10002,6 +10408,7 @@
     </w:tblStylePr>
     <w:tblStylePr w:type="firstCol">
       <w:rPr>
+        <w:rFonts w:eastAsia="黑体"/>
         <w:b/>
         <w:bCs/>
         <w:color w:themeColor="text1" w:val="000000"/>
@@ -10021,6 +10428,7 @@
     </w:tblStylePr>
     <w:tblStylePr w:type="lastCol">
       <w:rPr>
+        <w:rFonts w:eastAsia="黑体"/>
         <w:b w:val="0"/>
         <w:bCs w:val="0"/>
         <w:color w:themeColor="text1" w:val="000000"/>
@@ -10070,7 +10478,7 @@
       <w:spacing w:after="0" w:line="240" w:lineRule="auto"/>
     </w:pPr>
     <w:rPr>
-      <w:rFonts w:asciiTheme="majorHAnsi" w:cstheme="majorBidi" w:eastAsiaTheme="majorEastAsia" w:hAnsiTheme="majorHAnsi"/>
+      <w:rFonts w:asciiTheme="majorHAnsi" w:cstheme="majorBidi" w:hAnsiTheme="majorHAnsi" w:eastAsia="黑体"/>
       <w:color w:themeColor="text1" w:val="000000"/>
     </w:rPr>
     <w:tblPr>
@@ -10097,6 +10505,7 @@
     </w:tcPr>
     <w:tblStylePr w:type="firstRow">
       <w:rPr>
+        <w:rFonts w:eastAsia="黑体"/>
         <w:b/>
         <w:bCs/>
         <w:color w:themeColor="text1" w:val="000000"/>
@@ -10108,6 +10517,7 @@
     </w:tblStylePr>
     <w:tblStylePr w:type="lastRow">
       <w:rPr>
+        <w:rFonts w:eastAsia="黑体"/>
         <w:b/>
         <w:bCs/>
         <w:color w:themeColor="text1" w:val="000000"/>
@@ -10127,6 +10537,7 @@
     </w:tblStylePr>
     <w:tblStylePr w:type="firstCol">
       <w:rPr>
+        <w:rFonts w:eastAsia="黑体"/>
         <w:b/>
         <w:bCs/>
         <w:color w:themeColor="text1" w:val="000000"/>
@@ -10146,6 +10557,7 @@
     </w:tblStylePr>
     <w:tblStylePr w:type="lastCol">
       <w:rPr>
+        <w:rFonts w:eastAsia="黑体"/>
         <w:b w:val="0"/>
         <w:bCs w:val="0"/>
         <w:color w:themeColor="text1" w:val="000000"/>
@@ -10218,6 +10630,7 @@
     </w:tcPr>
     <w:tblStylePr w:type="firstRow">
       <w:rPr>
+        <w:rFonts w:eastAsia="黑体"/>
         <w:b/>
         <w:bCs/>
         <w:i w:val="0"/>
@@ -10239,6 +10652,7 @@
     </w:tblStylePr>
     <w:tblStylePr w:type="lastRow">
       <w:rPr>
+        <w:rFonts w:eastAsia="黑体"/>
         <w:b/>
         <w:bCs/>
         <w:i w:val="0"/>
@@ -10260,6 +10674,7 @@
     </w:tblStylePr>
     <w:tblStylePr w:type="firstCol">
       <w:rPr>
+        <w:rFonts w:eastAsia="黑体"/>
         <w:b/>
         <w:bCs/>
         <w:i w:val="0"/>
@@ -10279,6 +10694,7 @@
     </w:tblStylePr>
     <w:tblStylePr w:type="lastCol">
       <w:rPr>
+        <w:rFonts w:eastAsia="黑体"/>
         <w:b/>
         <w:bCs/>
         <w:i w:val="0"/>
@@ -10359,6 +10775,7 @@
     </w:tcPr>
     <w:tblStylePr w:type="firstRow">
       <w:rPr>
+        <w:rFonts w:eastAsia="黑体"/>
         <w:b/>
         <w:bCs/>
         <w:i w:val="0"/>
@@ -10380,6 +10797,7 @@
     </w:tblStylePr>
     <w:tblStylePr w:type="lastRow">
       <w:rPr>
+        <w:rFonts w:eastAsia="黑体"/>
         <w:b/>
         <w:bCs/>
         <w:i w:val="0"/>
@@ -10401,6 +10819,7 @@
     </w:tblStylePr>
     <w:tblStylePr w:type="firstCol">
       <w:rPr>
+        <w:rFonts w:eastAsia="黑体"/>
         <w:b/>
         <w:bCs/>
         <w:i w:val="0"/>
@@ -10420,6 +10839,7 @@
     </w:tblStylePr>
     <w:tblStylePr w:type="lastCol">
       <w:rPr>
+        <w:rFonts w:eastAsia="黑体"/>
         <w:b/>
         <w:bCs/>
         <w:i w:val="0"/>
@@ -10500,6 +10920,7 @@
     </w:tcPr>
     <w:tblStylePr w:type="firstRow">
       <w:rPr>
+        <w:rFonts w:eastAsia="黑体"/>
         <w:b/>
         <w:bCs/>
         <w:i w:val="0"/>
@@ -10521,6 +10942,7 @@
     </w:tblStylePr>
     <w:tblStylePr w:type="lastRow">
       <w:rPr>
+        <w:rFonts w:eastAsia="黑体"/>
         <w:b/>
         <w:bCs/>
         <w:i w:val="0"/>
@@ -10542,6 +10964,7 @@
     </w:tblStylePr>
     <w:tblStylePr w:type="firstCol">
       <w:rPr>
+        <w:rFonts w:eastAsia="黑体"/>
         <w:b/>
         <w:bCs/>
         <w:i w:val="0"/>
@@ -10561,6 +10984,7 @@
     </w:tblStylePr>
     <w:tblStylePr w:type="lastCol">
       <w:rPr>
+        <w:rFonts w:eastAsia="黑体"/>
         <w:b/>
         <w:bCs/>
         <w:i w:val="0"/>
@@ -10641,6 +11065,7 @@
     </w:tcPr>
     <w:tblStylePr w:type="firstRow">
       <w:rPr>
+        <w:rFonts w:eastAsia="黑体"/>
         <w:b/>
         <w:bCs/>
         <w:i w:val="0"/>
@@ -10662,6 +11087,7 @@
     </w:tblStylePr>
     <w:tblStylePr w:type="lastRow">
       <w:rPr>
+        <w:rFonts w:eastAsia="黑体"/>
         <w:b/>
         <w:bCs/>
         <w:i w:val="0"/>
@@ -10683,6 +11109,7 @@
     </w:tblStylePr>
     <w:tblStylePr w:type="firstCol">
       <w:rPr>
+        <w:rFonts w:eastAsia="黑体"/>
         <w:b/>
         <w:bCs/>
         <w:i w:val="0"/>
@@ -10702,6 +11129,7 @@
     </w:tblStylePr>
     <w:tblStylePr w:type="lastCol">
       <w:rPr>
+        <w:rFonts w:eastAsia="黑体"/>
         <w:b/>
         <w:bCs/>
         <w:i w:val="0"/>
@@ -10782,6 +11210,7 @@
     </w:tcPr>
     <w:tblStylePr w:type="firstRow">
       <w:rPr>
+        <w:rFonts w:eastAsia="黑体"/>
         <w:b/>
         <w:bCs/>
         <w:i w:val="0"/>
@@ -10803,6 +11232,7 @@
     </w:tblStylePr>
     <w:tblStylePr w:type="lastRow">
       <w:rPr>
+        <w:rFonts w:eastAsia="黑体"/>
         <w:b/>
         <w:bCs/>
         <w:i w:val="0"/>
@@ -10824,6 +11254,7 @@
     </w:tblStylePr>
     <w:tblStylePr w:type="firstCol">
       <w:rPr>
+        <w:rFonts w:eastAsia="黑体"/>
         <w:b/>
         <w:bCs/>
         <w:i w:val="0"/>
@@ -10843,6 +11274,7 @@
     </w:tblStylePr>
     <w:tblStylePr w:type="lastCol">
       <w:rPr>
+        <w:rFonts w:eastAsia="黑体"/>
         <w:b/>
         <w:bCs/>
         <w:i w:val="0"/>
@@ -10923,6 +11355,7 @@
     </w:tcPr>
     <w:tblStylePr w:type="firstRow">
       <w:rPr>
+        <w:rFonts w:eastAsia="黑体"/>
         <w:b/>
         <w:bCs/>
         <w:i w:val="0"/>
@@ -10944,6 +11377,7 @@
     </w:tblStylePr>
     <w:tblStylePr w:type="lastRow">
       <w:rPr>
+        <w:rFonts w:eastAsia="黑体"/>
         <w:b/>
         <w:bCs/>
         <w:i w:val="0"/>
@@ -10965,6 +11399,7 @@
     </w:tblStylePr>
     <w:tblStylePr w:type="firstCol">
       <w:rPr>
+        <w:rFonts w:eastAsia="黑体"/>
         <w:b/>
         <w:bCs/>
         <w:i w:val="0"/>
@@ -10984,6 +11419,7 @@
     </w:tblStylePr>
     <w:tblStylePr w:type="lastCol">
       <w:rPr>
+        <w:rFonts w:eastAsia="黑体"/>
         <w:b/>
         <w:bCs/>
         <w:i w:val="0"/>
@@ -11064,6 +11500,7 @@
     </w:tcPr>
     <w:tblStylePr w:type="firstRow">
       <w:rPr>
+        <w:rFonts w:eastAsia="黑体"/>
         <w:b/>
         <w:bCs/>
         <w:i w:val="0"/>
@@ -11085,6 +11522,7 @@
     </w:tblStylePr>
     <w:tblStylePr w:type="lastRow">
       <w:rPr>
+        <w:rFonts w:eastAsia="黑体"/>
         <w:b/>
         <w:bCs/>
         <w:i w:val="0"/>
@@ -11106,6 +11544,7 @@
     </w:tblStylePr>
     <w:tblStylePr w:type="firstCol">
       <w:rPr>
+        <w:rFonts w:eastAsia="黑体"/>
         <w:b/>
         <w:bCs/>
         <w:i w:val="0"/>
@@ -11125,6 +11564,7 @@
     </w:tblStylePr>
     <w:tblStylePr w:type="lastCol">
       <w:rPr>
+        <w:rFonts w:eastAsia="黑体"/>
         <w:b/>
         <w:bCs/>
         <w:i w:val="0"/>
@@ -11182,6 +11622,7 @@
       <w:spacing w:after="0" w:line="240" w:lineRule="auto"/>
     </w:pPr>
     <w:rPr>
+      <w:rFonts w:eastAsia="黑体"/>
       <w:color w:themeColor="background1" w:val="FFFFFF"/>
     </w:rPr>
     <w:tblPr>
@@ -11200,6 +11641,7 @@
     </w:tcPr>
     <w:tblStylePr w:type="firstRow">
       <w:rPr>
+        <w:rFonts w:eastAsia="黑体"/>
         <w:b/>
         <w:bCs/>
       </w:rPr>
@@ -11296,6 +11738,7 @@
       <w:spacing w:after="0" w:line="240" w:lineRule="auto"/>
     </w:pPr>
     <w:rPr>
+      <w:rFonts w:eastAsia="黑体"/>
       <w:color w:themeColor="background1" w:val="FFFFFF"/>
     </w:rPr>
     <w:tblPr>
@@ -11314,6 +11757,7 @@
     </w:tcPr>
     <w:tblStylePr w:type="firstRow">
       <w:rPr>
+        <w:rFonts w:eastAsia="黑体"/>
         <w:b/>
         <w:bCs/>
       </w:rPr>
@@ -11410,6 +11854,7 @@
       <w:spacing w:after="0" w:line="240" w:lineRule="auto"/>
     </w:pPr>
     <w:rPr>
+      <w:rFonts w:eastAsia="黑体"/>
       <w:color w:themeColor="background1" w:val="FFFFFF"/>
     </w:rPr>
     <w:tblPr>
@@ -11428,6 +11873,7 @@
     </w:tcPr>
     <w:tblStylePr w:type="firstRow">
       <w:rPr>
+        <w:rFonts w:eastAsia="黑体"/>
         <w:b/>
         <w:bCs/>
       </w:rPr>
@@ -11524,6 +11970,7 @@
       <w:spacing w:after="0" w:line="240" w:lineRule="auto"/>
     </w:pPr>
     <w:rPr>
+      <w:rFonts w:eastAsia="黑体"/>
       <w:color w:themeColor="background1" w:val="FFFFFF"/>
     </w:rPr>
     <w:tblPr>
@@ -11542,6 +11989,7 @@
     </w:tcPr>
     <w:tblStylePr w:type="firstRow">
       <w:rPr>
+        <w:rFonts w:eastAsia="黑体"/>
         <w:b/>
         <w:bCs/>
       </w:rPr>
@@ -11638,6 +12086,7 @@
       <w:spacing w:after="0" w:line="240" w:lineRule="auto"/>
     </w:pPr>
     <w:rPr>
+      <w:rFonts w:eastAsia="黑体"/>
       <w:color w:themeColor="background1" w:val="FFFFFF"/>
     </w:rPr>
     <w:tblPr>
@@ -11656,6 +12105,7 @@
     </w:tcPr>
     <w:tblStylePr w:type="firstRow">
       <w:rPr>
+        <w:rFonts w:eastAsia="黑体"/>
         <w:b/>
         <w:bCs/>
       </w:rPr>
@@ -11752,6 +12202,7 @@
       <w:spacing w:after="0" w:line="240" w:lineRule="auto"/>
     </w:pPr>
     <w:rPr>
+      <w:rFonts w:eastAsia="黑体"/>
       <w:color w:themeColor="background1" w:val="FFFFFF"/>
     </w:rPr>
     <w:tblPr>
@@ -11770,6 +12221,7 @@
     </w:tcPr>
     <w:tblStylePr w:type="firstRow">
       <w:rPr>
+        <w:rFonts w:eastAsia="黑体"/>
         <w:b/>
         <w:bCs/>
       </w:rPr>
@@ -11866,6 +12318,7 @@
       <w:spacing w:after="0" w:line="240" w:lineRule="auto"/>
     </w:pPr>
     <w:rPr>
+      <w:rFonts w:eastAsia="黑体"/>
       <w:color w:themeColor="background1" w:val="FFFFFF"/>
     </w:rPr>
     <w:tblPr>
@@ -11884,6 +12337,7 @@
     </w:tcPr>
     <w:tblStylePr w:type="firstRow">
       <w:rPr>
+        <w:rFonts w:eastAsia="黑体"/>
         <w:b/>
         <w:bCs/>
       </w:rPr>
@@ -11980,6 +12434,7 @@
       <w:spacing w:after="0" w:line="240" w:lineRule="auto"/>
     </w:pPr>
     <w:rPr>
+      <w:rFonts w:eastAsia="黑体"/>
       <w:color w:themeColor="text1" w:val="000000"/>
     </w:rPr>
     <w:tblPr>
@@ -12006,6 +12461,7 @@
     </w:tcPr>
     <w:tblStylePr w:type="firstRow">
       <w:rPr>
+        <w:rFonts w:eastAsia="黑体"/>
         <w:b/>
         <w:bCs/>
       </w:rPr>
@@ -12024,6 +12480,7 @@
     </w:tblStylePr>
     <w:tblStylePr w:type="lastRow">
       <w:rPr>
+        <w:rFonts w:eastAsia="黑体"/>
         <w:b/>
         <w:bCs/>
         <w:color w:themeColor="background1" w:val="FFFFFF"/>
@@ -12038,6 +12495,7 @@
     </w:tblStylePr>
     <w:tblStylePr w:type="firstCol">
       <w:rPr>
+        <w:rFonts w:eastAsia="黑体"/>
         <w:color w:themeColor="background1" w:val="FFFFFF"/>
       </w:rPr>
       <w:tblPr/>
@@ -12055,6 +12513,7 @@
     </w:tblStylePr>
     <w:tblStylePr w:type="lastCol">
       <w:rPr>
+        <w:rFonts w:eastAsia="黑体"/>
         <w:color w:themeColor="background1" w:val="FFFFFF"/>
       </w:rPr>
       <w:tblPr/>
@@ -12084,11 +12543,13 @@
     </w:tblStylePr>
     <w:tblStylePr w:type="neCell">
       <w:rPr>
+        <w:rFonts w:eastAsia="黑体"/>
         <w:color w:themeColor="text1" w:val="000000"/>
       </w:rPr>
     </w:tblStylePr>
     <w:tblStylePr w:type="nwCell">
       <w:rPr>
+        <w:rFonts w:eastAsia="黑体"/>
         <w:color w:themeColor="text1" w:val="000000"/>
       </w:rPr>
     </w:tblStylePr>
@@ -12102,6 +12563,7 @@
       <w:spacing w:after="0" w:line="240" w:lineRule="auto"/>
     </w:pPr>
     <w:rPr>
+      <w:rFonts w:eastAsia="黑体"/>
       <w:color w:themeColor="text1" w:val="000000"/>
     </w:rPr>
     <w:tblPr>
@@ -12128,6 +12590,7 @@
     </w:tcPr>
     <w:tblStylePr w:type="firstRow">
       <w:rPr>
+        <w:rFonts w:eastAsia="黑体"/>
         <w:b/>
         <w:bCs/>
       </w:rPr>
@@ -12146,6 +12609,7 @@
     </w:tblStylePr>
     <w:tblStylePr w:type="lastRow">
       <w:rPr>
+        <w:rFonts w:eastAsia="黑体"/>
         <w:b/>
         <w:bCs/>
         <w:color w:themeColor="background1" w:val="FFFFFF"/>
@@ -12160,6 +12624,7 @@
     </w:tblStylePr>
     <w:tblStylePr w:type="firstCol">
       <w:rPr>
+        <w:rFonts w:eastAsia="黑体"/>
         <w:color w:themeColor="background1" w:val="FFFFFF"/>
       </w:rPr>
       <w:tblPr/>
@@ -12177,6 +12642,7 @@
     </w:tblStylePr>
     <w:tblStylePr w:type="lastCol">
       <w:rPr>
+        <w:rFonts w:eastAsia="黑体"/>
         <w:color w:themeColor="background1" w:val="FFFFFF"/>
       </w:rPr>
       <w:tblPr/>
@@ -12206,11 +12672,13 @@
     </w:tblStylePr>
     <w:tblStylePr w:type="neCell">
       <w:rPr>
+        <w:rFonts w:eastAsia="黑体"/>
         <w:color w:themeColor="text1" w:val="000000"/>
       </w:rPr>
     </w:tblStylePr>
     <w:tblStylePr w:type="nwCell">
       <w:rPr>
+        <w:rFonts w:eastAsia="黑体"/>
         <w:color w:themeColor="text1" w:val="000000"/>
       </w:rPr>
     </w:tblStylePr>
@@ -12224,6 +12692,7 @@
       <w:spacing w:after="0" w:line="240" w:lineRule="auto"/>
     </w:pPr>
     <w:rPr>
+      <w:rFonts w:eastAsia="黑体"/>
       <w:color w:themeColor="text1" w:val="000000"/>
     </w:rPr>
     <w:tblPr>
@@ -12250,6 +12719,7 @@
     </w:tcPr>
     <w:tblStylePr w:type="firstRow">
       <w:rPr>
+        <w:rFonts w:eastAsia="黑体"/>
         <w:b/>
         <w:bCs/>
       </w:rPr>
@@ -12268,6 +12738,7 @@
     </w:tblStylePr>
     <w:tblStylePr w:type="lastRow">
       <w:rPr>
+        <w:rFonts w:eastAsia="黑体"/>
         <w:b/>
         <w:bCs/>
         <w:color w:themeColor="background1" w:val="FFFFFF"/>
@@ -12282,6 +12753,7 @@
     </w:tblStylePr>
     <w:tblStylePr w:type="firstCol">
       <w:rPr>
+        <w:rFonts w:eastAsia="黑体"/>
         <w:color w:themeColor="background1" w:val="FFFFFF"/>
       </w:rPr>
       <w:tblPr/>
@@ -12299,6 +12771,7 @@
     </w:tblStylePr>
     <w:tblStylePr w:type="lastCol">
       <w:rPr>
+        <w:rFonts w:eastAsia="黑体"/>
         <w:color w:themeColor="background1" w:val="FFFFFF"/>
       </w:rPr>
       <w:tblPr/>
@@ -12328,11 +12801,13 @@
     </w:tblStylePr>
     <w:tblStylePr w:type="neCell">
       <w:rPr>
+        <w:rFonts w:eastAsia="黑体"/>
         <w:color w:themeColor="text1" w:val="000000"/>
       </w:rPr>
     </w:tblStylePr>
     <w:tblStylePr w:type="nwCell">
       <w:rPr>
+        <w:rFonts w:eastAsia="黑体"/>
         <w:color w:themeColor="text1" w:val="000000"/>
       </w:rPr>
     </w:tblStylePr>
@@ -12346,6 +12821,7 @@
       <w:spacing w:after="0" w:line="240" w:lineRule="auto"/>
     </w:pPr>
     <w:rPr>
+      <w:rFonts w:eastAsia="黑体"/>
       <w:color w:themeColor="text1" w:val="000000"/>
     </w:rPr>
     <w:tblPr>
@@ -12372,6 +12848,7 @@
     </w:tcPr>
     <w:tblStylePr w:type="firstRow">
       <w:rPr>
+        <w:rFonts w:eastAsia="黑体"/>
         <w:b/>
         <w:bCs/>
       </w:rPr>
@@ -12390,6 +12867,7 @@
     </w:tblStylePr>
     <w:tblStylePr w:type="lastRow">
       <w:rPr>
+        <w:rFonts w:eastAsia="黑体"/>
         <w:b/>
         <w:bCs/>
         <w:color w:themeColor="background1" w:val="FFFFFF"/>
@@ -12404,6 +12882,7 @@
     </w:tblStylePr>
     <w:tblStylePr w:type="firstCol">
       <w:rPr>
+        <w:rFonts w:eastAsia="黑体"/>
         <w:color w:themeColor="background1" w:val="FFFFFF"/>
       </w:rPr>
       <w:tblPr/>
@@ -12421,6 +12900,7 @@
     </w:tblStylePr>
     <w:tblStylePr w:type="lastCol">
       <w:rPr>
+        <w:rFonts w:eastAsia="黑体"/>
         <w:color w:themeColor="background1" w:val="FFFFFF"/>
       </w:rPr>
       <w:tblPr/>
@@ -12458,6 +12938,7 @@
       <w:spacing w:after="0" w:line="240" w:lineRule="auto"/>
     </w:pPr>
     <w:rPr>
+      <w:rFonts w:eastAsia="黑体"/>
       <w:color w:themeColor="text1" w:val="000000"/>
     </w:rPr>
     <w:tblPr>
@@ -12484,6 +12965,7 @@
     </w:tcPr>
     <w:tblStylePr w:type="firstRow">
       <w:rPr>
+        <w:rFonts w:eastAsia="黑体"/>
         <w:b/>
         <w:bCs/>
       </w:rPr>
@@ -12502,6 +12984,7 @@
     </w:tblStylePr>
     <w:tblStylePr w:type="lastRow">
       <w:rPr>
+        <w:rFonts w:eastAsia="黑体"/>
         <w:b/>
         <w:bCs/>
         <w:color w:themeColor="background1" w:val="FFFFFF"/>
@@ -12516,6 +12999,7 @@
     </w:tblStylePr>
     <w:tblStylePr w:type="firstCol">
       <w:rPr>
+        <w:rFonts w:eastAsia="黑体"/>
         <w:color w:themeColor="background1" w:val="FFFFFF"/>
       </w:rPr>
       <w:tblPr/>
@@ -12533,6 +13017,7 @@
     </w:tblStylePr>
     <w:tblStylePr w:type="lastCol">
       <w:rPr>
+        <w:rFonts w:eastAsia="黑体"/>
         <w:color w:themeColor="background1" w:val="FFFFFF"/>
       </w:rPr>
       <w:tblPr/>
@@ -12562,11 +13047,13 @@
     </w:tblStylePr>
     <w:tblStylePr w:type="neCell">
       <w:rPr>
+        <w:rFonts w:eastAsia="黑体"/>
         <w:color w:themeColor="text1" w:val="000000"/>
       </w:rPr>
     </w:tblStylePr>
     <w:tblStylePr w:type="nwCell">
       <w:rPr>
+        <w:rFonts w:eastAsia="黑体"/>
         <w:color w:themeColor="text1" w:val="000000"/>
       </w:rPr>
     </w:tblStylePr>
@@ -12580,6 +13067,7 @@
       <w:spacing w:after="0" w:line="240" w:lineRule="auto"/>
     </w:pPr>
     <w:rPr>
+      <w:rFonts w:eastAsia="黑体"/>
       <w:color w:themeColor="text1" w:val="000000"/>
     </w:rPr>
     <w:tblPr>
@@ -12606,6 +13094,7 @@
     </w:tcPr>
     <w:tblStylePr w:type="firstRow">
       <w:rPr>
+        <w:rFonts w:eastAsia="黑体"/>
         <w:b/>
         <w:bCs/>
       </w:rPr>
@@ -12624,6 +13113,7 @@
     </w:tblStylePr>
     <w:tblStylePr w:type="lastRow">
       <w:rPr>
+        <w:rFonts w:eastAsia="黑体"/>
         <w:b/>
         <w:bCs/>
         <w:color w:themeColor="background1" w:val="FFFFFF"/>
@@ -12638,6 +13128,7 @@
     </w:tblStylePr>
     <w:tblStylePr w:type="firstCol">
       <w:rPr>
+        <w:rFonts w:eastAsia="黑体"/>
         <w:color w:themeColor="background1" w:val="FFFFFF"/>
       </w:rPr>
       <w:tblPr/>
@@ -12655,6 +13146,7 @@
     </w:tblStylePr>
     <w:tblStylePr w:type="lastCol">
       <w:rPr>
+        <w:rFonts w:eastAsia="黑体"/>
         <w:color w:themeColor="background1" w:val="FFFFFF"/>
       </w:rPr>
       <w:tblPr/>
@@ -12684,11 +13176,13 @@
     </w:tblStylePr>
     <w:tblStylePr w:type="neCell">
       <w:rPr>
+        <w:rFonts w:eastAsia="黑体"/>
         <w:color w:themeColor="text1" w:val="000000"/>
       </w:rPr>
     </w:tblStylePr>
     <w:tblStylePr w:type="nwCell">
       <w:rPr>
+        <w:rFonts w:eastAsia="黑体"/>
         <w:color w:themeColor="text1" w:val="000000"/>
       </w:rPr>
     </w:tblStylePr>
@@ -12702,6 +13196,7 @@
       <w:spacing w:after="0" w:line="240" w:lineRule="auto"/>
     </w:pPr>
     <w:rPr>
+      <w:rFonts w:eastAsia="黑体"/>
       <w:color w:themeColor="text1" w:val="000000"/>
     </w:rPr>
     <w:tblPr>
@@ -12728,6 +13223,7 @@
     </w:tcPr>
     <w:tblStylePr w:type="firstRow">
       <w:rPr>
+        <w:rFonts w:eastAsia="黑体"/>
         <w:b/>
         <w:bCs/>
       </w:rPr>
@@ -12746,6 +13242,7 @@
     </w:tblStylePr>
     <w:tblStylePr w:type="lastRow">
       <w:rPr>
+        <w:rFonts w:eastAsia="黑体"/>
         <w:b/>
         <w:bCs/>
         <w:color w:themeColor="background1" w:val="FFFFFF"/>
@@ -12760,6 +13257,7 @@
     </w:tblStylePr>
     <w:tblStylePr w:type="firstCol">
       <w:rPr>
+        <w:rFonts w:eastAsia="黑体"/>
         <w:color w:themeColor="background1" w:val="FFFFFF"/>
       </w:rPr>
       <w:tblPr/>
@@ -12777,6 +13275,7 @@
     </w:tblStylePr>
     <w:tblStylePr w:type="lastCol">
       <w:rPr>
+        <w:rFonts w:eastAsia="黑体"/>
         <w:color w:themeColor="background1" w:val="FFFFFF"/>
       </w:rPr>
       <w:tblPr/>
@@ -12806,11 +13305,13 @@
     </w:tblStylePr>
     <w:tblStylePr w:type="neCell">
       <w:rPr>
+        <w:rFonts w:eastAsia="黑体"/>
         <w:color w:themeColor="text1" w:val="000000"/>
       </w:rPr>
     </w:tblStylePr>
     <w:tblStylePr w:type="nwCell">
       <w:rPr>
+        <w:rFonts w:eastAsia="黑体"/>
         <w:color w:themeColor="text1" w:val="000000"/>
       </w:rPr>
     </w:tblStylePr>
@@ -12824,6 +13325,7 @@
       <w:spacing w:after="0" w:line="240" w:lineRule="auto"/>
     </w:pPr>
     <w:rPr>
+      <w:rFonts w:eastAsia="黑体"/>
       <w:color w:themeColor="text1" w:val="000000"/>
     </w:rPr>
     <w:tblPr>
@@ -12842,6 +13344,7 @@
     </w:tcPr>
     <w:tblStylePr w:type="firstRow">
       <w:rPr>
+        <w:rFonts w:eastAsia="黑体"/>
         <w:b/>
         <w:bCs/>
         <w:color w:themeColor="background1" w:val="FFFFFF"/>
@@ -12856,6 +13359,7 @@
     </w:tblStylePr>
     <w:tblStylePr w:type="lastRow">
       <w:rPr>
+        <w:rFonts w:eastAsia="黑体"/>
         <w:b/>
         <w:bCs/>
         <w:color w:themeColor="accent2" w:themeShade="CC" w:val="9E3A38"/>
@@ -12870,12 +13374,14 @@
     </w:tblStylePr>
     <w:tblStylePr w:type="firstCol">
       <w:rPr>
+        <w:rFonts w:eastAsia="黑体"/>
         <w:b/>
         <w:bCs/>
       </w:rPr>
     </w:tblStylePr>
     <w:tblStylePr w:type="lastCol">
       <w:rPr>
+        <w:rFonts w:eastAsia="黑体"/>
         <w:b/>
         <w:bCs/>
       </w:rPr>
@@ -12910,6 +13416,7 @@
       <w:spacing w:after="0" w:line="240" w:lineRule="auto"/>
     </w:pPr>
     <w:rPr>
+      <w:rFonts w:eastAsia="黑体"/>
       <w:color w:themeColor="text1" w:val="000000"/>
     </w:rPr>
     <w:tblPr>
@@ -12928,6 +13435,7 @@
     </w:tcPr>
     <w:tblStylePr w:type="firstRow">
       <w:rPr>
+        <w:rFonts w:eastAsia="黑体"/>
         <w:b/>
         <w:bCs/>
         <w:color w:themeColor="background1" w:val="FFFFFF"/>
@@ -12942,6 +13450,7 @@
     </w:tblStylePr>
     <w:tblStylePr w:type="lastRow">
       <w:rPr>
+        <w:rFonts w:eastAsia="黑体"/>
         <w:b/>
         <w:bCs/>
         <w:color w:themeColor="accent2" w:themeShade="CC" w:val="9E3A38"/>
@@ -12956,12 +13465,14 @@
     </w:tblStylePr>
     <w:tblStylePr w:type="firstCol">
       <w:rPr>
+        <w:rFonts w:eastAsia="黑体"/>
         <w:b/>
         <w:bCs/>
       </w:rPr>
     </w:tblStylePr>
     <w:tblStylePr w:type="lastCol">
       <w:rPr>
+        <w:rFonts w:eastAsia="黑体"/>
         <w:b/>
         <w:bCs/>
       </w:rPr>
@@ -12996,6 +13507,7 @@
       <w:spacing w:after="0" w:line="240" w:lineRule="auto"/>
     </w:pPr>
     <w:rPr>
+      <w:rFonts w:eastAsia="黑体"/>
       <w:color w:themeColor="text1" w:val="000000"/>
     </w:rPr>
     <w:tblPr>
@@ -13014,6 +13526,7 @@
     </w:tcPr>
     <w:tblStylePr w:type="firstRow">
       <w:rPr>
+        <w:rFonts w:eastAsia="黑体"/>
         <w:b/>
         <w:bCs/>
         <w:color w:themeColor="background1" w:val="FFFFFF"/>
@@ -13028,6 +13541,7 @@
     </w:tblStylePr>
     <w:tblStylePr w:type="lastRow">
       <w:rPr>
+        <w:rFonts w:eastAsia="黑体"/>
         <w:b/>
         <w:bCs/>
         <w:color w:themeColor="accent2" w:themeShade="CC" w:val="9E3A38"/>
@@ -13042,12 +13556,14 @@
     </w:tblStylePr>
     <w:tblStylePr w:type="firstCol">
       <w:rPr>
+        <w:rFonts w:eastAsia="黑体"/>
         <w:b/>
         <w:bCs/>
       </w:rPr>
     </w:tblStylePr>
     <w:tblStylePr w:type="lastCol">
       <w:rPr>
+        <w:rFonts w:eastAsia="黑体"/>
         <w:b/>
         <w:bCs/>
       </w:rPr>
@@ -13082,6 +13598,7 @@
       <w:spacing w:after="0" w:line="240" w:lineRule="auto"/>
     </w:pPr>
     <w:rPr>
+      <w:rFonts w:eastAsia="黑体"/>
       <w:color w:themeColor="text1" w:val="000000"/>
     </w:rPr>
     <w:tblPr>
@@ -13100,6 +13617,7 @@
     </w:tcPr>
     <w:tblStylePr w:type="firstRow">
       <w:rPr>
+        <w:rFonts w:eastAsia="黑体"/>
         <w:b/>
         <w:bCs/>
         <w:color w:themeColor="background1" w:val="FFFFFF"/>
@@ -13114,6 +13632,7 @@
     </w:tblStylePr>
     <w:tblStylePr w:type="lastRow">
       <w:rPr>
+        <w:rFonts w:eastAsia="黑体"/>
         <w:b/>
         <w:bCs/>
         <w:color w:themeColor="accent4" w:themeShade="CC" w:val="664E82"/>
@@ -13128,12 +13647,14 @@
     </w:tblStylePr>
     <w:tblStylePr w:type="firstCol">
       <w:rPr>
+        <w:rFonts w:eastAsia="黑体"/>
         <w:b/>
         <w:bCs/>
       </w:rPr>
     </w:tblStylePr>
     <w:tblStylePr w:type="lastCol">
       <w:rPr>
+        <w:rFonts w:eastAsia="黑体"/>
         <w:b/>
         <w:bCs/>
       </w:rPr>
@@ -13168,6 +13689,7 @@
       <w:spacing w:after="0" w:line="240" w:lineRule="auto"/>
     </w:pPr>
     <w:rPr>
+      <w:rFonts w:eastAsia="黑体"/>
       <w:color w:themeColor="text1" w:val="000000"/>
     </w:rPr>
     <w:tblPr>
@@ -13186,6 +13708,7 @@
     </w:tcPr>
     <w:tblStylePr w:type="firstRow">
       <w:rPr>
+        <w:rFonts w:eastAsia="黑体"/>
         <w:b/>
         <w:bCs/>
         <w:color w:themeColor="background1" w:val="FFFFFF"/>
@@ -13200,6 +13723,7 @@
     </w:tblStylePr>
     <w:tblStylePr w:type="lastRow">
       <w:rPr>
+        <w:rFonts w:eastAsia="黑体"/>
         <w:b/>
         <w:bCs/>
         <w:color w:themeColor="accent3" w:themeShade="CC" w:val="7E9C40"/>
@@ -13214,12 +13738,14 @@
     </w:tblStylePr>
     <w:tblStylePr w:type="firstCol">
       <w:rPr>
+        <w:rFonts w:eastAsia="黑体"/>
         <w:b/>
         <w:bCs/>
       </w:rPr>
     </w:tblStylePr>
     <w:tblStylePr w:type="lastCol">
       <w:rPr>
+        <w:rFonts w:eastAsia="黑体"/>
         <w:b/>
         <w:bCs/>
       </w:rPr>
@@ -13254,6 +13780,7 @@
       <w:spacing w:after="0" w:line="240" w:lineRule="auto"/>
     </w:pPr>
     <w:rPr>
+      <w:rFonts w:eastAsia="黑体"/>
       <w:color w:themeColor="text1" w:val="000000"/>
     </w:rPr>
     <w:tblPr>
@@ -13272,6 +13799,7 @@
     </w:tcPr>
     <w:tblStylePr w:type="firstRow">
       <w:rPr>
+        <w:rFonts w:eastAsia="黑体"/>
         <w:b/>
         <w:bCs/>
         <w:color w:themeColor="background1" w:val="FFFFFF"/>
@@ -13286,6 +13814,7 @@
     </w:tblStylePr>
     <w:tblStylePr w:type="lastRow">
       <w:rPr>
+        <w:rFonts w:eastAsia="黑体"/>
         <w:b/>
         <w:bCs/>
         <w:color w:themeColor="accent6" w:themeShade="CC" w:val="F2730A"/>
@@ -13300,12 +13829,14 @@
     </w:tblStylePr>
     <w:tblStylePr w:type="firstCol">
       <w:rPr>
+        <w:rFonts w:eastAsia="黑体"/>
         <w:b/>
         <w:bCs/>
       </w:rPr>
     </w:tblStylePr>
     <w:tblStylePr w:type="lastCol">
       <w:rPr>
+        <w:rFonts w:eastAsia="黑体"/>
         <w:b/>
         <w:bCs/>
       </w:rPr>
@@ -13340,6 +13871,7 @@
       <w:spacing w:after="0" w:line="240" w:lineRule="auto"/>
     </w:pPr>
     <w:rPr>
+      <w:rFonts w:eastAsia="黑体"/>
       <w:color w:themeColor="text1" w:val="000000"/>
     </w:rPr>
     <w:tblPr>
@@ -13358,6 +13890,7 @@
     </w:tcPr>
     <w:tblStylePr w:type="firstRow">
       <w:rPr>
+        <w:rFonts w:eastAsia="黑体"/>
         <w:b/>
         <w:bCs/>
         <w:color w:themeColor="background1" w:val="FFFFFF"/>
@@ -13372,6 +13905,7 @@
     </w:tblStylePr>
     <w:tblStylePr w:type="lastRow">
       <w:rPr>
+        <w:rFonts w:eastAsia="黑体"/>
         <w:b/>
         <w:bCs/>
         <w:color w:themeColor="accent5" w:themeShade="CC" w:val="348DA5"/>
@@ -13386,12 +13920,14 @@
     </w:tblStylePr>
     <w:tblStylePr w:type="firstCol">
       <w:rPr>
+        <w:rFonts w:eastAsia="黑体"/>
         <w:b/>
         <w:bCs/>
       </w:rPr>
     </w:tblStylePr>
     <w:tblStylePr w:type="lastCol">
       <w:rPr>
+        <w:rFonts w:eastAsia="黑体"/>
         <w:b/>
         <w:bCs/>
       </w:rPr>
@@ -13426,6 +13962,7 @@
       <w:spacing w:after="0" w:line="240" w:lineRule="auto"/>
     </w:pPr>
     <w:rPr>
+      <w:rFonts w:eastAsia="黑体"/>
       <w:color w:themeColor="text1" w:val="000000"/>
     </w:rPr>
     <w:tblPr>
@@ -13447,6 +13984,7 @@
     </w:tcPr>
     <w:tblStylePr w:type="firstRow">
       <w:rPr>
+        <w:rFonts w:eastAsia="黑体"/>
         <w:b/>
         <w:bCs/>
       </w:rPr>
@@ -13457,6 +13995,7 @@
     </w:tblStylePr>
     <w:tblStylePr w:type="lastRow">
       <w:rPr>
+        <w:rFonts w:eastAsia="黑体"/>
         <w:b/>
         <w:bCs/>
         <w:color w:themeColor="text1" w:val="000000"/>
@@ -13468,6 +14007,7 @@
     </w:tblStylePr>
     <w:tblStylePr w:type="firstCol">
       <w:rPr>
+        <w:rFonts w:eastAsia="黑体"/>
         <w:color w:themeColor="background1" w:val="FFFFFF"/>
       </w:rPr>
       <w:tblPr/>
@@ -13477,6 +14017,7 @@
     </w:tblStylePr>
     <w:tblStylePr w:type="lastCol">
       <w:rPr>
+        <w:rFonts w:eastAsia="黑体"/>
         <w:color w:themeColor="background1" w:val="FFFFFF"/>
       </w:rPr>
       <w:tblPr/>
@@ -13506,6 +14047,7 @@
       <w:spacing w:after="0" w:line="240" w:lineRule="auto"/>
     </w:pPr>
     <w:rPr>
+      <w:rFonts w:eastAsia="黑体"/>
       <w:color w:themeColor="text1" w:val="000000"/>
     </w:rPr>
     <w:tblPr>
@@ -13527,6 +14069,7 @@
     </w:tcPr>
     <w:tblStylePr w:type="firstRow">
       <w:rPr>
+        <w:rFonts w:eastAsia="黑体"/>
         <w:b/>
         <w:bCs/>
       </w:rPr>
@@ -13537,6 +14080,7 @@
     </w:tblStylePr>
     <w:tblStylePr w:type="lastRow">
       <w:rPr>
+        <w:rFonts w:eastAsia="黑体"/>
         <w:b/>
         <w:bCs/>
         <w:color w:themeColor="text1" w:val="000000"/>
@@ -13548,6 +14092,7 @@
     </w:tblStylePr>
     <w:tblStylePr w:type="firstCol">
       <w:rPr>
+        <w:rFonts w:eastAsia="黑体"/>
         <w:color w:themeColor="background1" w:val="FFFFFF"/>
       </w:rPr>
       <w:tblPr/>
@@ -13557,6 +14102,7 @@
     </w:tblStylePr>
     <w:tblStylePr w:type="lastCol">
       <w:rPr>
+        <w:rFonts w:eastAsia="黑体"/>
         <w:color w:themeColor="background1" w:val="FFFFFF"/>
       </w:rPr>
       <w:tblPr/>
@@ -13586,6 +14132,7 @@
       <w:spacing w:after="0" w:line="240" w:lineRule="auto"/>
     </w:pPr>
     <w:rPr>
+      <w:rFonts w:eastAsia="黑体"/>
       <w:color w:themeColor="text1" w:val="000000"/>
     </w:rPr>
     <w:tblPr>
@@ -13607,6 +14154,7 @@
     </w:tcPr>
     <w:tblStylePr w:type="firstRow">
       <w:rPr>
+        <w:rFonts w:eastAsia="黑体"/>
         <w:b/>
         <w:bCs/>
       </w:rPr>
@@ -13617,6 +14165,7 @@
     </w:tblStylePr>
     <w:tblStylePr w:type="lastRow">
       <w:rPr>
+        <w:rFonts w:eastAsia="黑体"/>
         <w:b/>
         <w:bCs/>
         <w:color w:themeColor="text1" w:val="000000"/>
@@ -13628,6 +14177,7 @@
     </w:tblStylePr>
     <w:tblStylePr w:type="firstCol">
       <w:rPr>
+        <w:rFonts w:eastAsia="黑体"/>
         <w:color w:themeColor="background1" w:val="FFFFFF"/>
       </w:rPr>
       <w:tblPr/>
@@ -13637,6 +14187,7 @@
     </w:tblStylePr>
     <w:tblStylePr w:type="lastCol">
       <w:rPr>
+        <w:rFonts w:eastAsia="黑体"/>
         <w:color w:themeColor="background1" w:val="FFFFFF"/>
       </w:rPr>
       <w:tblPr/>
@@ -13666,6 +14217,7 @@
       <w:spacing w:after="0" w:line="240" w:lineRule="auto"/>
     </w:pPr>
     <w:rPr>
+      <w:rFonts w:eastAsia="黑体"/>
       <w:color w:themeColor="text1" w:val="000000"/>
     </w:rPr>
     <w:tblPr>
@@ -13687,6 +14239,7 @@
     </w:tcPr>
     <w:tblStylePr w:type="firstRow">
       <w:rPr>
+        <w:rFonts w:eastAsia="黑体"/>
         <w:b/>
         <w:bCs/>
       </w:rPr>
@@ -13697,6 +14250,7 @@
     </w:tblStylePr>
     <w:tblStylePr w:type="lastRow">
       <w:rPr>
+        <w:rFonts w:eastAsia="黑体"/>
         <w:b/>
         <w:bCs/>
         <w:color w:themeColor="text1" w:val="000000"/>
@@ -13708,6 +14262,7 @@
     </w:tblStylePr>
     <w:tblStylePr w:type="firstCol">
       <w:rPr>
+        <w:rFonts w:eastAsia="黑体"/>
         <w:color w:themeColor="background1" w:val="FFFFFF"/>
       </w:rPr>
       <w:tblPr/>
@@ -13717,6 +14272,7 @@
     </w:tblStylePr>
     <w:tblStylePr w:type="lastCol">
       <w:rPr>
+        <w:rFonts w:eastAsia="黑体"/>
         <w:color w:themeColor="background1" w:val="FFFFFF"/>
       </w:rPr>
       <w:tblPr/>
@@ -13746,6 +14302,7 @@
       <w:spacing w:after="0" w:line="240" w:lineRule="auto"/>
     </w:pPr>
     <w:rPr>
+      <w:rFonts w:eastAsia="黑体"/>
       <w:color w:themeColor="text1" w:val="000000"/>
     </w:rPr>
     <w:tblPr>
@@ -13767,6 +14324,7 @@
     </w:tcPr>
     <w:tblStylePr w:type="firstRow">
       <w:rPr>
+        <w:rFonts w:eastAsia="黑体"/>
         <w:b/>
         <w:bCs/>
       </w:rPr>
@@ -13777,6 +14335,7 @@
     </w:tblStylePr>
     <w:tblStylePr w:type="lastRow">
       <w:rPr>
+        <w:rFonts w:eastAsia="黑体"/>
         <w:b/>
         <w:bCs/>
         <w:color w:themeColor="text1" w:val="000000"/>
@@ -13788,6 +14347,7 @@
     </w:tblStylePr>
     <w:tblStylePr w:type="firstCol">
       <w:rPr>
+        <w:rFonts w:eastAsia="黑体"/>
         <w:color w:themeColor="background1" w:val="FFFFFF"/>
       </w:rPr>
       <w:tblPr/>
@@ -13797,6 +14357,7 @@
     </w:tblStylePr>
     <w:tblStylePr w:type="lastCol">
       <w:rPr>
+        <w:rFonts w:eastAsia="黑体"/>
         <w:color w:themeColor="background1" w:val="FFFFFF"/>
       </w:rPr>
       <w:tblPr/>
@@ -13826,6 +14387,7 @@
       <w:spacing w:after="0" w:line="240" w:lineRule="auto"/>
     </w:pPr>
     <w:rPr>
+      <w:rFonts w:eastAsia="黑体"/>
       <w:color w:themeColor="text1" w:val="000000"/>
     </w:rPr>
     <w:tblPr>
@@ -13847,6 +14409,7 @@
     </w:tcPr>
     <w:tblStylePr w:type="firstRow">
       <w:rPr>
+        <w:rFonts w:eastAsia="黑体"/>
         <w:b/>
         <w:bCs/>
       </w:rPr>
@@ -13857,6 +14420,7 @@
     </w:tblStylePr>
     <w:tblStylePr w:type="lastRow">
       <w:rPr>
+        <w:rFonts w:eastAsia="黑体"/>
         <w:b/>
         <w:bCs/>
         <w:color w:themeColor="text1" w:val="000000"/>
@@ -13868,6 +14432,7 @@
     </w:tblStylePr>
     <w:tblStylePr w:type="firstCol">
       <w:rPr>
+        <w:rFonts w:eastAsia="黑体"/>
         <w:color w:themeColor="background1" w:val="FFFFFF"/>
       </w:rPr>
       <w:tblPr/>
@@ -13877,6 +14442,7 @@
     </w:tblStylePr>
     <w:tblStylePr w:type="lastCol">
       <w:rPr>
+        <w:rFonts w:eastAsia="黑体"/>
         <w:color w:themeColor="background1" w:val="FFFFFF"/>
       </w:rPr>
       <w:tblPr/>
@@ -13906,6 +14472,7 @@
       <w:spacing w:after="0" w:line="240" w:lineRule="auto"/>
     </w:pPr>
     <w:rPr>
+      <w:rFonts w:eastAsia="黑体"/>
       <w:color w:themeColor="text1" w:val="000000"/>
     </w:rPr>
     <w:tblPr>
@@ -13927,6 +14494,7 @@
     </w:tcPr>
     <w:tblStylePr w:type="firstRow">
       <w:rPr>
+        <w:rFonts w:eastAsia="黑体"/>
         <w:b/>
         <w:bCs/>
       </w:rPr>
@@ -13937,6 +14505,7 @@
     </w:tblStylePr>
     <w:tblStylePr w:type="lastRow">
       <w:rPr>
+        <w:rFonts w:eastAsia="黑体"/>
         <w:b/>
         <w:bCs/>
         <w:color w:themeColor="text1" w:val="000000"/>
@@ -13948,6 +14517,7 @@
     </w:tblStylePr>
     <w:tblStylePr w:type="firstCol">
       <w:rPr>
+        <w:rFonts w:eastAsia="黑体"/>
         <w:color w:themeColor="background1" w:val="FFFFFF"/>
       </w:rPr>
       <w:tblPr/>
@@ -13957,6 +14527,7 @@
     </w:tblStylePr>
     <w:tblStylePr w:type="lastCol">
       <w:rPr>
+        <w:rFonts w:eastAsia="黑体"/>
         <w:color w:themeColor="background1" w:val="FFFFFF"/>
       </w:rPr>
       <w:tblPr/>
@@ -13989,6 +14560,7 @@
     <w:name w:val="KeywordTok"/>
     <w:basedOn w:val="VerbatimChar"/>
     <w:rPr>
+      <w:rFonts w:eastAsia="黑体"/>
       <w:b/>
       <w:color w:val="007020"/>
     </w:rPr>
@@ -13997,6 +14569,7 @@
     <w:name w:val="DataTypeTok"/>
     <w:basedOn w:val="VerbatimChar"/>
     <w:rPr>
+      <w:rFonts w:eastAsia="黑体"/>
       <w:color w:val="902000"/>
     </w:rPr>
   </w:style>
@@ -14004,6 +14577,7 @@
     <w:name w:val="DecValTok"/>
     <w:basedOn w:val="VerbatimChar"/>
     <w:rPr>
+      <w:rFonts w:eastAsia="黑体"/>
       <w:color w:val="40a070"/>
     </w:rPr>
   </w:style>
@@ -14011,6 +14585,7 @@
     <w:name w:val="BaseNTok"/>
     <w:basedOn w:val="VerbatimChar"/>
     <w:rPr>
+      <w:rFonts w:eastAsia="黑体"/>
       <w:color w:val="40a070"/>
     </w:rPr>
   </w:style>
@@ -14018,6 +14593,7 @@
     <w:name w:val="FloatTok"/>
     <w:basedOn w:val="VerbatimChar"/>
     <w:rPr>
+      <w:rFonts w:eastAsia="黑体"/>
       <w:color w:val="40a070"/>
     </w:rPr>
   </w:style>
@@ -14025,6 +14601,7 @@
     <w:name w:val="ConstantTok"/>
     <w:basedOn w:val="VerbatimChar"/>
     <w:rPr>
+      <w:rFonts w:eastAsia="黑体"/>
       <w:color w:val="880000"/>
     </w:rPr>
   </w:style>
@@ -14032,6 +14609,7 @@
     <w:name w:val="CharTok"/>
     <w:basedOn w:val="VerbatimChar"/>
     <w:rPr>
+      <w:rFonts w:eastAsia="黑体"/>
       <w:color w:val="4070a0"/>
     </w:rPr>
   </w:style>
@@ -14039,6 +14617,7 @@
     <w:name w:val="SpecialCharTok"/>
     <w:basedOn w:val="VerbatimChar"/>
     <w:rPr>
+      <w:rFonts w:eastAsia="黑体"/>
       <w:color w:val="4070a0"/>
     </w:rPr>
   </w:style>
@@ -14046,6 +14625,7 @@
     <w:name w:val="StringTok"/>
     <w:basedOn w:val="VerbatimChar"/>
     <w:rPr>
+      <w:rFonts w:eastAsia="黑体"/>
       <w:color w:val="4070a0"/>
     </w:rPr>
   </w:style>
@@ -14053,6 +14633,7 @@
     <w:name w:val="VerbatimStringTok"/>
     <w:basedOn w:val="VerbatimChar"/>
     <w:rPr>
+      <w:rFonts w:eastAsia="黑体"/>
       <w:color w:val="4070a0"/>
     </w:rPr>
   </w:style>
@@ -14060,6 +14641,7 @@
     <w:name w:val="SpecialStringTok"/>
     <w:basedOn w:val="VerbatimChar"/>
     <w:rPr>
+      <w:rFonts w:eastAsia="黑体"/>
       <w:color w:val="bb6688"/>
     </w:rPr>
   </w:style>
@@ -14067,6 +14649,7 @@
     <w:name w:val="ImportTok"/>
     <w:basedOn w:val="VerbatimChar"/>
     <w:rPr>
+      <w:rFonts w:eastAsia="黑体"/>
       <w:b/>
       <w:color w:val="008000"/>
     </w:rPr>
@@ -14075,6 +14658,7 @@
     <w:name w:val="CommentTok"/>
     <w:basedOn w:val="VerbatimChar"/>
     <w:rPr>
+      <w:rFonts w:eastAsia="黑体"/>
       <w:i/>
       <w:color w:val="60a0b0"/>
     </w:rPr>
@@ -14083,6 +14667,7 @@
     <w:name w:val="DocumentationTok"/>
     <w:basedOn w:val="VerbatimChar"/>
     <w:rPr>
+      <w:rFonts w:eastAsia="黑体"/>
       <w:i/>
       <w:color w:val="ba2121"/>
     </w:rPr>
@@ -14091,6 +14676,7 @@
     <w:name w:val="AnnotationTok"/>
     <w:basedOn w:val="VerbatimChar"/>
     <w:rPr>
+      <w:rFonts w:eastAsia="黑体"/>
       <w:b/>
       <w:i/>
       <w:color w:val="60a0b0"/>
@@ -14100,6 +14686,7 @@
     <w:name w:val="CommentVarTok"/>
     <w:basedOn w:val="VerbatimChar"/>
     <w:rPr>
+      <w:rFonts w:eastAsia="黑体"/>
       <w:b/>
       <w:i/>
       <w:color w:val="60a0b0"/>
@@ -14109,6 +14696,7 @@
     <w:name w:val="OtherTok"/>
     <w:basedOn w:val="VerbatimChar"/>
     <w:rPr>
+      <w:rFonts w:eastAsia="黑体"/>
       <w:color w:val="007020"/>
     </w:rPr>
   </w:style>
@@ -14116,6 +14704,7 @@
     <w:name w:val="FunctionTok"/>
     <w:basedOn w:val="VerbatimChar"/>
     <w:rPr>
+      <w:rFonts w:eastAsia="黑体"/>
       <w:color w:val="06287e"/>
     </w:rPr>
   </w:style>
@@ -14123,6 +14712,7 @@
     <w:name w:val="VariableTok"/>
     <w:basedOn w:val="VerbatimChar"/>
     <w:rPr>
+      <w:rFonts w:eastAsia="黑体"/>
       <w:color w:val="19177c"/>
     </w:rPr>
   </w:style>
@@ -14130,6 +14720,7 @@
     <w:name w:val="ControlFlowTok"/>
     <w:basedOn w:val="VerbatimChar"/>
     <w:rPr>
+      <w:rFonts w:eastAsia="黑体"/>
       <w:b/>
       <w:color w:val="007020"/>
     </w:rPr>
@@ -14138,6 +14729,7 @@
     <w:name w:val="OperatorTok"/>
     <w:basedOn w:val="VerbatimChar"/>
     <w:rPr>
+      <w:rFonts w:eastAsia="黑体"/>
       <w:color w:val="666666"/>
     </w:rPr>
   </w:style>
@@ -14145,18 +14737,22 @@
     <w:name w:val="BuiltInTok"/>
     <w:basedOn w:val="VerbatimChar"/>
     <w:rPr>
+      <w:rFonts w:eastAsia="黑体"/>
       <w:color w:val="008000"/>
     </w:rPr>
   </w:style>
   <w:style w:type="character" w:customStyle="1" w:styleId="ExtensionTok">
     <w:name w:val="ExtensionTok"/>
     <w:basedOn w:val="VerbatimChar"/>
-    <w:rPr/>
+    <w:rPr>
+      <w:rFonts w:eastAsia="黑体"/>
+    </w:rPr>
   </w:style>
   <w:style w:type="character" w:customStyle="1" w:styleId="PreprocessorTok">
     <w:name w:val="PreprocessorTok"/>
     <w:basedOn w:val="VerbatimChar"/>
     <w:rPr>
+      <w:rFonts w:eastAsia="黑体"/>
       <w:color w:val="bc7a00"/>
     </w:rPr>
   </w:style>
@@ -14164,18 +14760,22 @@
     <w:name w:val="AttributeTok"/>
     <w:basedOn w:val="VerbatimChar"/>
     <w:rPr>
+      <w:rFonts w:eastAsia="黑体"/>
       <w:color w:val="7d9029"/>
     </w:rPr>
   </w:style>
   <w:style w:type="character" w:customStyle="1" w:styleId="RegionMarkerTok">
     <w:name w:val="RegionMarkerTok"/>
     <w:basedOn w:val="VerbatimChar"/>
-    <w:rPr/>
+    <w:rPr>
+      <w:rFonts w:eastAsia="黑体"/>
+    </w:rPr>
   </w:style>
   <w:style w:type="character" w:customStyle="1" w:styleId="InformationTok">
     <w:name w:val="InformationTok"/>
     <w:basedOn w:val="VerbatimChar"/>
     <w:rPr>
+      <w:rFonts w:eastAsia="黑体"/>
       <w:b/>
       <w:i/>
       <w:color w:val="60a0b0"/>
@@ -14185,6 +14785,7 @@
     <w:name w:val="WarningTok"/>
     <w:basedOn w:val="VerbatimChar"/>
     <w:rPr>
+      <w:rFonts w:eastAsia="黑体"/>
       <w:b/>
       <w:i/>
       <w:color w:val="60a0b0"/>
@@ -14194,6 +14795,7 @@
     <w:name w:val="AlertTok"/>
     <w:basedOn w:val="VerbatimChar"/>
     <w:rPr>
+      <w:rFonts w:eastAsia="黑体"/>
       <w:b/>
       <w:color w:val="ff0000"/>
     </w:rPr>
@@ -14202,6 +14804,7 @@
     <w:name w:val="ErrorTok"/>
     <w:basedOn w:val="VerbatimChar"/>
     <w:rPr>
+      <w:rFonts w:eastAsia="黑体"/>
       <w:b/>
       <w:color w:val="ff0000"/>
     </w:rPr>
@@ -14209,7 +14812,9 @@
   <w:style w:type="character" w:customStyle="1" w:styleId="NormalTok">
     <w:name w:val="NormalTok"/>
     <w:basedOn w:val="VerbatimChar"/>
-    <w:rPr/>
+    <w:rPr>
+      <w:rFonts w:eastAsia="黑体"/>
+    </w:rPr>
   </w:style>
 </w:styles>
 </file>
@@ -14258,12 +14863,12 @@
     <a:fontScheme name="Office">
       <a:majorFont>
         <a:latin typeface="Calibri"/>
-        <a:ea typeface=""/>
+        <a:ea typeface="黑体"/>
         <a:cs typeface=""/>
         <a:font script="Jpan" typeface="ＭＳ ゴシック"/>
         <a:font script="Hang" typeface="맑은 고딕"/>
-        <a:font script="Hans" typeface="宋体"/>
-        <a:font script="Hant" typeface="新細明體"/>
+        <a:font script="Hans" typeface="黑体"/>
+        <a:font script="Hant" typeface="黑体"/>
         <a:font script="Arab" typeface="Times New Roman"/>
         <a:font script="Hebr" typeface="Times New Roman"/>
         <a:font script="Thai" typeface="Angsana New"/>
@@ -14293,12 +14898,12 @@
       </a:majorFont>
       <a:minorFont>
         <a:latin typeface="Cambria"/>
-        <a:ea typeface=""/>
+        <a:ea typeface="黑体"/>
         <a:cs typeface=""/>
         <a:font script="Jpan" typeface="ＭＳ 明朝"/>
         <a:font script="Hang" typeface="맑은 고딕"/>
-        <a:font script="Hans" typeface="宋体"/>
-        <a:font script="Hant" typeface="新細明體"/>
+        <a:font script="Hans" typeface="黑体"/>
+        <a:font script="Hant" typeface="黑体"/>
         <a:font script="Arab" typeface="Arial"/>
         <a:font script="Hebr" typeface="Arial"/>
         <a:font script="Thai" typeface="Cordia New"/>

--- a/05-数字电路/01-组合逻辑电路/三态门总线电路/三态门总线电路.docx
+++ b/05-数字电路/01-组合逻辑电路/三态门总线电路/三态门总线电路.docx
@@ -1792,7 +1792,7 @@
           <w:color w:val="555555"/>
           <w:sz w:val="21"/>
         </w:rPr>
-        <w:t>材料收集者：杜文杰，WX手机：19519196569，QQ:3478827729</w:t>
+        <w:t>材料收集者：杜文杰，微信/手机：19519196569，QQ:3478827729</w:t>
       </w:r>
     </w:p>
     <w:sectPr>
